--- a/道場/三寶解說-李宗祐.docx
+++ b/道場/三寶解說-李宗祐.docx
@@ -6,11 +6,10 @@
       <w:pPr>
         <w:jc w:val="center"/>
         <w:rPr>
-          <w:rFonts w:ascii="Times New Roman" w:eastAsia="標楷體" w:hAnsi="Times New Roman" w:hint="eastAsia"/>
+          <w:rFonts w:ascii="Times New Roman" w:eastAsia="標楷體" w:hAnsi="Times New Roman"/>
           <w:b/>
           <w:bCs/>
-          <w:sz w:val="36"/>
-          <w:szCs w:val="32"/>
+          <w:szCs w:val="24"/>
         </w:rPr>
       </w:pPr>
       <w:r>
@@ -18,20 +17,19 @@
           <w:rFonts w:ascii="Times New Roman" w:eastAsia="標楷體" w:hAnsi="Times New Roman" w:hint="eastAsia"/>
           <w:b/>
           <w:bCs/>
-          <w:sz w:val="36"/>
-          <w:szCs w:val="32"/>
+          <w:szCs w:val="24"/>
         </w:rPr>
         <w:t>三寶解說　李宗祐</w:t>
       </w:r>
     </w:p>
     <w:p>
       <w:pPr>
+        <w:outlineLvl w:val="0"/>
         <w:rPr>
           <w:rFonts w:ascii="Times New Roman" w:eastAsia="標楷體" w:hAnsi="Times New Roman"/>
           <w:b/>
           <w:bCs/>
-          <w:sz w:val="26"/>
-          <w:szCs w:val="26"/>
+          <w:szCs w:val="24"/>
         </w:rPr>
       </w:pPr>
       <w:r>
@@ -39,8 +37,7 @@
           <w:rFonts w:ascii="Times New Roman" w:eastAsia="標楷體" w:hAnsi="Times New Roman" w:hint="eastAsia"/>
           <w:b/>
           <w:bCs/>
-          <w:sz w:val="26"/>
-          <w:szCs w:val="26"/>
+          <w:szCs w:val="24"/>
         </w:rPr>
         <w:t>前言（</w:t>
       </w:r>
@@ -49,8 +46,7 @@
           <w:rFonts w:ascii="Times New Roman" w:eastAsia="標楷體" w:hAnsi="Times New Roman" w:hint="eastAsia"/>
           <w:b/>
           <w:bCs/>
-          <w:sz w:val="26"/>
-          <w:szCs w:val="26"/>
+          <w:szCs w:val="24"/>
         </w:rPr>
         <w:t>4~6</w:t>
       </w:r>
@@ -59,38 +55,52 @@
           <w:rFonts w:ascii="Times New Roman" w:eastAsia="標楷體" w:hAnsi="Times New Roman" w:hint="eastAsia"/>
           <w:b/>
           <w:bCs/>
-          <w:sz w:val="26"/>
-          <w:szCs w:val="26"/>
-        </w:rPr>
-        <w:t>分鐘）</w:t>
+          <w:szCs w:val="24"/>
+        </w:rPr>
+        <w:t>分鐘）（</w:t>
       </w:r>
       <w:r>
         <w:rPr>
           <w:rFonts w:ascii="Times New Roman" w:eastAsia="標楷體" w:hAnsi="Times New Roman" w:hint="eastAsia"/>
           <w:b/>
           <w:bCs/>
-          <w:sz w:val="26"/>
-          <w:szCs w:val="26"/>
-        </w:rPr>
-        <w:t>（</w:t>
+          <w:szCs w:val="24"/>
+        </w:rPr>
+        <w:t>5*200 = 1000</w:t>
       </w:r>
       <w:r>
         <w:rPr>
           <w:rFonts w:ascii="Times New Roman" w:eastAsia="標楷體" w:hAnsi="Times New Roman" w:hint="eastAsia"/>
           <w:b/>
           <w:bCs/>
-          <w:sz w:val="26"/>
-          <w:szCs w:val="26"/>
-        </w:rPr>
-        <w:t>5*200 = 1000</w:t>
+          <w:szCs w:val="24"/>
+        </w:rPr>
+        <w:t>字）</w:t>
       </w:r>
       <w:r>
         <w:rPr>
           <w:rFonts w:ascii="Times New Roman" w:eastAsia="標楷體" w:hAnsi="Times New Roman" w:hint="eastAsia"/>
           <w:b/>
           <w:bCs/>
-          <w:sz w:val="26"/>
-          <w:szCs w:val="26"/>
+          <w:szCs w:val="24"/>
+        </w:rPr>
+        <w:t>（目前字數：</w:t>
+      </w:r>
+      <w:r>
+        <w:rPr>
+          <w:rFonts w:ascii="Times New Roman" w:eastAsia="標楷體" w:hAnsi="Times New Roman" w:hint="eastAsia"/>
+          <w:b/>
+          <w:bCs/>
+          <w:szCs w:val="24"/>
+        </w:rPr>
+        <w:t>888</w:t>
+      </w:r>
+      <w:r>
+        <w:rPr>
+          <w:rFonts w:ascii="Times New Roman" w:eastAsia="標楷體" w:hAnsi="Times New Roman" w:hint="eastAsia"/>
+          <w:b/>
+          <w:bCs/>
+          <w:szCs w:val="24"/>
         </w:rPr>
         <w:t>字）</w:t>
       </w:r>
@@ -100,294 +110,1026 @@
         <w:ind w:firstLine="480"/>
         <w:rPr>
           <w:rFonts w:ascii="Times New Roman" w:eastAsia="標楷體" w:hAnsi="Times New Roman"/>
-          <w:sz w:val="26"/>
-          <w:szCs w:val="26"/>
+          <w:szCs w:val="24"/>
         </w:rPr>
       </w:pPr>
       <w:r>
         <w:rPr>
           <w:rFonts w:ascii="Times New Roman" w:eastAsia="標楷體" w:hAnsi="Times New Roman" w:hint="eastAsia"/>
-          <w:sz w:val="26"/>
-          <w:szCs w:val="26"/>
-        </w:rPr>
-        <w:t>感謝天恩師德，感謝老前人、前人大德，點傳師慈悲，以及各位講師的成全，讓後學今天有這個機會來學習「三寶」。</w:t>
+          <w:szCs w:val="24"/>
+        </w:rPr>
+        <w:t>感謝天恩師德，感謝老前人、前人大德，點傳師慈悲，以及各位講師的成全，讓後學今天有這個機會來學</w:t>
+      </w:r>
+      <w:r>
+        <w:rPr>
+          <w:rFonts w:ascii="Times New Roman" w:eastAsia="標楷體" w:hAnsi="Times New Roman" w:hint="eastAsia"/>
+          <w:szCs w:val="24"/>
+        </w:rPr>
+        <w:t>講</w:t>
+      </w:r>
+      <w:r>
+        <w:rPr>
+          <w:rFonts w:ascii="Times New Roman" w:eastAsia="標楷體" w:hAnsi="Times New Roman" w:hint="eastAsia"/>
+          <w:szCs w:val="24"/>
+        </w:rPr>
+        <w:t>「三寶」。</w:t>
+      </w:r>
+      <w:r>
+        <w:rPr>
+          <w:rFonts w:ascii="Times New Roman" w:eastAsia="標楷體" w:hAnsi="Times New Roman" w:hint="eastAsia"/>
+          <w:szCs w:val="24"/>
+        </w:rPr>
+        <w:t>首先，</w:t>
+      </w:r>
+      <w:r>
+        <w:rPr>
+          <w:rFonts w:ascii="Times New Roman" w:eastAsia="標楷體" w:hAnsi="Times New Roman" w:hint="eastAsia"/>
+          <w:szCs w:val="24"/>
+        </w:rPr>
+        <w:t>要再次</w:t>
+      </w:r>
+      <w:r>
+        <w:rPr>
+          <w:rFonts w:ascii="Times New Roman" w:eastAsia="標楷體" w:hAnsi="Times New Roman" w:hint="eastAsia"/>
+          <w:szCs w:val="24"/>
+        </w:rPr>
+        <w:t>恭喜各位機緣成熟</w:t>
+      </w:r>
+      <w:r>
+        <w:rPr>
+          <w:rFonts w:ascii="Times New Roman" w:eastAsia="標楷體" w:hAnsi="Times New Roman" w:hint="eastAsia"/>
+          <w:szCs w:val="24"/>
+        </w:rPr>
+        <w:t>，能夠</w:t>
+      </w:r>
+      <w:r>
+        <w:rPr>
+          <w:rFonts w:ascii="Times New Roman" w:eastAsia="標楷體" w:hAnsi="Times New Roman" w:hint="eastAsia"/>
+          <w:szCs w:val="24"/>
+        </w:rPr>
+        <w:t>來求道。</w:t>
+      </w:r>
+      <w:r>
+        <w:rPr>
+          <w:rFonts w:ascii="Times New Roman" w:eastAsia="標楷體" w:hAnsi="Times New Roman" w:hint="eastAsia"/>
+          <w:szCs w:val="24"/>
+        </w:rPr>
+        <w:t>各位可能會覺得奇怪，</w:t>
+      </w:r>
+      <w:r>
+        <w:rPr>
+          <w:rFonts w:ascii="Times New Roman" w:eastAsia="標楷體" w:hAnsi="Times New Roman" w:hint="eastAsia"/>
+          <w:szCs w:val="24"/>
+        </w:rPr>
+        <w:t>今天</w:t>
+      </w:r>
+      <w:r>
+        <w:rPr>
+          <w:rFonts w:ascii="Times New Roman" w:eastAsia="標楷體" w:hAnsi="Times New Roman" w:hint="eastAsia"/>
+          <w:szCs w:val="24"/>
+        </w:rPr>
+        <w:t>不是過年，</w:t>
+      </w:r>
+      <w:r>
+        <w:rPr>
+          <w:rFonts w:ascii="Times New Roman" w:eastAsia="標楷體" w:hAnsi="Times New Roman" w:hint="eastAsia"/>
+          <w:szCs w:val="24"/>
+        </w:rPr>
+        <w:t>家裡</w:t>
+      </w:r>
+      <w:r>
+        <w:rPr>
+          <w:rFonts w:ascii="Times New Roman" w:eastAsia="標楷體" w:hAnsi="Times New Roman" w:hint="eastAsia"/>
+          <w:szCs w:val="24"/>
+        </w:rPr>
+        <w:t>也沒有辦喜事</w:t>
+      </w:r>
+      <w:r>
+        <w:rPr>
+          <w:rFonts w:ascii="Times New Roman" w:eastAsia="標楷體" w:hAnsi="Times New Roman" w:hint="eastAsia"/>
+          <w:szCs w:val="24"/>
+        </w:rPr>
+        <w:t>，</w:t>
+      </w:r>
+      <w:r>
+        <w:rPr>
+          <w:rFonts w:ascii="Times New Roman" w:eastAsia="標楷體" w:hAnsi="Times New Roman" w:hint="eastAsia"/>
+          <w:szCs w:val="24"/>
+        </w:rPr>
+        <w:t>到底「喜」從何而來呢</w:t>
+      </w:r>
+      <w:r>
+        <w:rPr>
+          <w:rFonts w:ascii="Times New Roman" w:eastAsia="標楷體" w:hAnsi="Times New Roman" w:hint="eastAsia"/>
+          <w:szCs w:val="24"/>
+        </w:rPr>
+        <w:t>？</w:t>
+      </w:r>
+      <w:r>
+        <w:rPr>
+          <w:rFonts w:ascii="Times New Roman" w:eastAsia="標楷體" w:hAnsi="Times New Roman" w:hint="eastAsia"/>
+          <w:szCs w:val="24"/>
+        </w:rPr>
+        <w:t>是</w:t>
+      </w:r>
+      <w:r>
+        <w:rPr>
+          <w:rFonts w:ascii="Times New Roman" w:eastAsia="標楷體" w:hAnsi="Times New Roman" w:hint="eastAsia"/>
+          <w:szCs w:val="24"/>
+        </w:rPr>
+        <w:t>因為今天各位所求的這個道，</w:t>
+      </w:r>
+      <w:r>
+        <w:rPr>
+          <w:rFonts w:ascii="Times New Roman" w:eastAsia="標楷體" w:hAnsi="Times New Roman" w:hint="eastAsia"/>
+          <w:szCs w:val="24"/>
+        </w:rPr>
+        <w:t>跟以前的聖賢仙佛</w:t>
+      </w:r>
+      <w:r>
+        <w:rPr>
+          <w:rFonts w:ascii="Times New Roman" w:eastAsia="標楷體" w:hAnsi="Times New Roman" w:hint="eastAsia"/>
+          <w:szCs w:val="24"/>
+        </w:rPr>
+        <w:t>，像是釋迦牟尼佛、觀世音菩薩</w:t>
+      </w:r>
+      <w:r>
+        <w:rPr>
+          <w:rFonts w:ascii="Times New Roman" w:eastAsia="標楷體" w:hAnsi="Times New Roman" w:hint="eastAsia"/>
+          <w:szCs w:val="24"/>
+        </w:rPr>
+        <w:t>所求的道是一樣的。道自古以來一直都存在，只是在古代</w:t>
+      </w:r>
+      <w:r>
+        <w:rPr>
+          <w:rFonts w:ascii="Times New Roman" w:eastAsia="標楷體" w:hAnsi="Times New Roman" w:hint="eastAsia"/>
+          <w:szCs w:val="24"/>
+        </w:rPr>
+        <w:t>要求道，需要千里訪明師，萬里求口訣，並且行三千功八百果，才</w:t>
+      </w:r>
+      <w:r>
+        <w:rPr>
+          <w:rFonts w:ascii="Times New Roman" w:eastAsia="標楷體" w:hAnsi="Times New Roman" w:hint="eastAsia"/>
+          <w:szCs w:val="24"/>
+        </w:rPr>
+        <w:t>有資格</w:t>
+      </w:r>
+      <w:r>
+        <w:rPr>
+          <w:rFonts w:ascii="Times New Roman" w:eastAsia="標楷體" w:hAnsi="Times New Roman" w:hint="eastAsia"/>
+          <w:szCs w:val="24"/>
+        </w:rPr>
+        <w:t>求道。而且在古代，道</w:t>
+      </w:r>
+      <w:r>
+        <w:rPr>
+          <w:rFonts w:ascii="Times New Roman" w:eastAsia="標楷體" w:hAnsi="Times New Roman" w:hint="eastAsia"/>
+          <w:szCs w:val="24"/>
+        </w:rPr>
+        <w:t>是單傳獨授，一位祖師傳給一位弟子而已。但是，由於</w:t>
+      </w:r>
+      <w:r>
+        <w:rPr>
+          <w:rFonts w:ascii="Times New Roman" w:eastAsia="標楷體" w:hAnsi="Times New Roman" w:hint="eastAsia"/>
+          <w:szCs w:val="24"/>
+        </w:rPr>
+        <w:t>現在</w:t>
+      </w:r>
+      <w:r>
+        <w:rPr>
+          <w:rFonts w:ascii="Times New Roman" w:eastAsia="標楷體" w:hAnsi="Times New Roman" w:hint="eastAsia"/>
+          <w:szCs w:val="24"/>
+        </w:rPr>
+        <w:t>已到末後，災劫頻傳，天災人禍不斷的發生，上天不忍世間的善男信女無法得救，於是降下大道，</w:t>
+      </w:r>
+      <w:r>
+        <w:rPr>
+          <w:rFonts w:ascii="Times New Roman" w:eastAsia="標楷體" w:hAnsi="Times New Roman" w:hint="eastAsia"/>
+          <w:szCs w:val="24"/>
+        </w:rPr>
+        <w:t>希望廣救眾生</w:t>
+      </w:r>
+      <w:r>
+        <w:rPr>
+          <w:rFonts w:ascii="Times New Roman" w:eastAsia="標楷體" w:hAnsi="Times New Roman" w:hint="eastAsia"/>
+          <w:szCs w:val="24"/>
+        </w:rPr>
+        <w:t>，所以如今想要求道，不再像以前這麼困難</w:t>
+      </w:r>
+      <w:r>
+        <w:rPr>
+          <w:rFonts w:ascii="Times New Roman" w:eastAsia="標楷體" w:hAnsi="Times New Roman" w:hint="eastAsia"/>
+          <w:szCs w:val="24"/>
+        </w:rPr>
+        <w:t>。但也不是每個人都可以求道，需要</w:t>
+      </w:r>
+      <w:r>
+        <w:rPr>
+          <w:rFonts w:ascii="Times New Roman" w:eastAsia="標楷體" w:hAnsi="Times New Roman" w:hint="eastAsia"/>
+          <w:szCs w:val="24"/>
+        </w:rPr>
+        <w:t>你</w:t>
+      </w:r>
+      <w:r>
+        <w:rPr>
+          <w:rFonts w:ascii="Times New Roman" w:eastAsia="標楷體" w:hAnsi="Times New Roman" w:hint="eastAsia"/>
+          <w:szCs w:val="24"/>
+        </w:rPr>
+        <w:t>滿足三個條件，就是祖上有德、累世有修、佛緣根基深厚，</w:t>
+      </w:r>
+      <w:r>
+        <w:rPr>
+          <w:rFonts w:ascii="Times New Roman" w:eastAsia="標楷體" w:hAnsi="Times New Roman" w:hint="eastAsia"/>
+          <w:szCs w:val="24"/>
+        </w:rPr>
+        <w:t>才能</w:t>
+      </w:r>
+      <w:r>
+        <w:rPr>
+          <w:rFonts w:ascii="Times New Roman" w:eastAsia="標楷體" w:hAnsi="Times New Roman" w:hint="eastAsia"/>
+          <w:szCs w:val="24"/>
+        </w:rPr>
+        <w:t>夠</w:t>
+      </w:r>
+      <w:r>
+        <w:rPr>
+          <w:rFonts w:ascii="Times New Roman" w:eastAsia="標楷體" w:hAnsi="Times New Roman" w:hint="eastAsia"/>
+          <w:szCs w:val="24"/>
+        </w:rPr>
+        <w:t>求得這寶貴大道。</w:t>
       </w:r>
     </w:p>
     <w:p>
       <w:pPr>
+        <w:ind w:firstLine="480"/>
         <w:rPr>
           <w:rFonts w:ascii="Times New Roman" w:eastAsia="標楷體" w:hAnsi="Times New Roman"/>
-          <w:sz w:val="26"/>
-          <w:szCs w:val="26"/>
+          <w:szCs w:val="24"/>
+        </w:rPr>
+      </w:pPr>
+      <w:r>
+        <w:rPr>
+          <w:rFonts w:ascii="Times New Roman" w:eastAsia="標楷體" w:hAnsi="Times New Roman" w:hint="eastAsia"/>
+          <w:szCs w:val="24"/>
+        </w:rPr>
+        <w:t>那為什麼要</w:t>
+      </w:r>
+      <w:r>
+        <w:rPr>
+          <w:rFonts w:ascii="Times New Roman" w:eastAsia="標楷體" w:hAnsi="Times New Roman" w:hint="eastAsia"/>
+          <w:szCs w:val="24"/>
+        </w:rPr>
+        <w:t>來佛堂</w:t>
+      </w:r>
+      <w:r>
+        <w:rPr>
+          <w:rFonts w:ascii="Times New Roman" w:eastAsia="標楷體" w:hAnsi="Times New Roman" w:hint="eastAsia"/>
+          <w:szCs w:val="24"/>
+        </w:rPr>
+        <w:t>求道呢？</w:t>
+      </w:r>
+      <w:r>
+        <w:rPr>
+          <w:rFonts w:ascii="Times New Roman" w:eastAsia="標楷體" w:hAnsi="Times New Roman" w:hint="eastAsia"/>
+          <w:szCs w:val="24"/>
+        </w:rPr>
+        <w:t>這</w:t>
+      </w:r>
+      <w:r>
+        <w:rPr>
+          <w:rFonts w:ascii="Times New Roman" w:eastAsia="標楷體" w:hAnsi="Times New Roman" w:hint="eastAsia"/>
+          <w:szCs w:val="24"/>
+        </w:rPr>
+        <w:t>和去</w:t>
+      </w:r>
+      <w:r>
+        <w:rPr>
+          <w:rFonts w:ascii="Times New Roman" w:eastAsia="標楷體" w:hAnsi="Times New Roman" w:hint="eastAsia"/>
+          <w:szCs w:val="24"/>
+        </w:rPr>
+        <w:t>寺廟拜拜</w:t>
+      </w:r>
+      <w:r>
+        <w:rPr>
+          <w:rFonts w:ascii="Times New Roman" w:eastAsia="標楷體" w:hAnsi="Times New Roman" w:hint="eastAsia"/>
+          <w:szCs w:val="24"/>
+        </w:rPr>
+        <w:t>有什麼不一樣</w:t>
+      </w:r>
+      <w:r>
+        <w:rPr>
+          <w:rFonts w:ascii="Times New Roman" w:eastAsia="標楷體" w:hAnsi="Times New Roman" w:hint="eastAsia"/>
+          <w:szCs w:val="24"/>
+        </w:rPr>
+        <w:t>？我們一般去</w:t>
+      </w:r>
+      <w:r>
+        <w:rPr>
+          <w:rFonts w:ascii="Times New Roman" w:eastAsia="標楷體" w:hAnsi="Times New Roman" w:hint="eastAsia"/>
+          <w:szCs w:val="24"/>
+        </w:rPr>
+        <w:t>寺</w:t>
+      </w:r>
+      <w:r>
+        <w:rPr>
+          <w:rFonts w:ascii="Times New Roman" w:eastAsia="標楷體" w:hAnsi="Times New Roman" w:hint="eastAsia"/>
+          <w:szCs w:val="24"/>
+        </w:rPr>
+        <w:t>廟拜拜</w:t>
+      </w:r>
+      <w:r>
+        <w:rPr>
+          <w:rFonts w:ascii="Times New Roman" w:eastAsia="標楷體" w:hAnsi="Times New Roman" w:hint="eastAsia"/>
+          <w:szCs w:val="24"/>
+        </w:rPr>
+        <w:t>，</w:t>
+      </w:r>
+      <w:r>
+        <w:rPr>
+          <w:rFonts w:ascii="Times New Roman" w:eastAsia="標楷體" w:hAnsi="Times New Roman" w:hint="eastAsia"/>
+          <w:szCs w:val="24"/>
+        </w:rPr>
+        <w:t>一定是有所求的，</w:t>
+      </w:r>
+      <w:r>
+        <w:rPr>
+          <w:rFonts w:ascii="Times New Roman" w:eastAsia="標楷體" w:hAnsi="Times New Roman" w:hint="eastAsia"/>
+          <w:szCs w:val="24"/>
+        </w:rPr>
+        <w:t>比如說</w:t>
+      </w:r>
+      <w:r>
+        <w:rPr>
+          <w:rFonts w:ascii="Times New Roman" w:eastAsia="標楷體" w:hAnsi="Times New Roman" w:hint="eastAsia"/>
+          <w:szCs w:val="24"/>
+        </w:rPr>
+        <w:t>希望神明</w:t>
+      </w:r>
+      <w:r>
+        <w:rPr>
+          <w:rFonts w:ascii="Times New Roman" w:eastAsia="標楷體" w:hAnsi="Times New Roman" w:hint="eastAsia"/>
+          <w:szCs w:val="24"/>
+        </w:rPr>
+        <w:t>能夠</w:t>
+      </w:r>
+      <w:r>
+        <w:rPr>
+          <w:rFonts w:ascii="Times New Roman" w:eastAsia="標楷體" w:hAnsi="Times New Roman" w:hint="eastAsia"/>
+          <w:szCs w:val="24"/>
+        </w:rPr>
+        <w:t>保佑</w:t>
+      </w:r>
+      <w:r>
+        <w:rPr>
+          <w:rFonts w:ascii="Times New Roman" w:eastAsia="標楷體" w:hAnsi="Times New Roman" w:hint="eastAsia"/>
+          <w:szCs w:val="24"/>
+        </w:rPr>
+        <w:t>自己</w:t>
+      </w:r>
+      <w:r>
+        <w:rPr>
+          <w:rFonts w:ascii="Times New Roman" w:eastAsia="標楷體" w:hAnsi="Times New Roman" w:hint="eastAsia"/>
+          <w:szCs w:val="24"/>
+        </w:rPr>
+        <w:t>身體健康，事業順利，</w:t>
+      </w:r>
+      <w:r>
+        <w:rPr>
+          <w:rFonts w:ascii="Times New Roman" w:eastAsia="標楷體" w:hAnsi="Times New Roman" w:hint="eastAsia"/>
+          <w:szCs w:val="24"/>
+        </w:rPr>
+        <w:t>尤其是在遇到</w:t>
+      </w:r>
+      <w:r>
+        <w:rPr>
+          <w:rFonts w:ascii="Times New Roman" w:eastAsia="標楷體" w:hAnsi="Times New Roman" w:hint="eastAsia"/>
+          <w:szCs w:val="24"/>
+        </w:rPr>
+        <w:t>人生</w:t>
+      </w:r>
+      <w:r>
+        <w:rPr>
+          <w:rFonts w:ascii="Times New Roman" w:eastAsia="標楷體" w:hAnsi="Times New Roman" w:hint="eastAsia"/>
+          <w:szCs w:val="24"/>
+        </w:rPr>
+        <w:t>重大的</w:t>
+      </w:r>
+      <w:r>
+        <w:rPr>
+          <w:rFonts w:ascii="Times New Roman" w:eastAsia="標楷體" w:hAnsi="Times New Roman" w:hint="eastAsia"/>
+          <w:szCs w:val="24"/>
+        </w:rPr>
+        <w:t>關卡</w:t>
+      </w:r>
+      <w:r>
+        <w:rPr>
+          <w:rFonts w:ascii="Times New Roman" w:eastAsia="標楷體" w:hAnsi="Times New Roman" w:hint="eastAsia"/>
+          <w:szCs w:val="24"/>
+        </w:rPr>
+        <w:t>時，我們會準備豐盛的供品，祈求神明暗中幫忙。</w:t>
+      </w:r>
+      <w:r>
+        <w:rPr>
+          <w:rFonts w:ascii="Times New Roman" w:eastAsia="標楷體" w:hAnsi="Times New Roman" w:hint="eastAsia"/>
+          <w:szCs w:val="24"/>
+        </w:rPr>
+        <w:t>舉個例子，</w:t>
+      </w:r>
+      <w:r>
+        <w:rPr>
+          <w:rFonts w:ascii="Times New Roman" w:eastAsia="標楷體" w:hAnsi="Times New Roman" w:hint="eastAsia"/>
+          <w:szCs w:val="24"/>
+        </w:rPr>
+        <w:t>在</w:t>
+      </w:r>
+      <w:r>
+        <w:rPr>
+          <w:rFonts w:ascii="Times New Roman" w:eastAsia="標楷體" w:hAnsi="Times New Roman" w:hint="eastAsia"/>
+          <w:szCs w:val="24"/>
+        </w:rPr>
+        <w:t>每年的</w:t>
+      </w:r>
+      <w:r>
+        <w:rPr>
+          <w:rFonts w:ascii="Times New Roman" w:eastAsia="標楷體" w:hAnsi="Times New Roman" w:hint="eastAsia"/>
+          <w:szCs w:val="24"/>
+        </w:rPr>
+        <w:t>會考、學測前，都</w:t>
+      </w:r>
+      <w:r>
+        <w:rPr>
+          <w:rFonts w:ascii="Times New Roman" w:eastAsia="標楷體" w:hAnsi="Times New Roman" w:hint="eastAsia"/>
+          <w:szCs w:val="24"/>
+        </w:rPr>
+        <w:t>可以</w:t>
+      </w:r>
+      <w:r>
+        <w:rPr>
+          <w:rFonts w:ascii="Times New Roman" w:eastAsia="標楷體" w:hAnsi="Times New Roman" w:hint="eastAsia"/>
+          <w:szCs w:val="24"/>
+        </w:rPr>
+        <w:t>看到很多</w:t>
+      </w:r>
+      <w:r>
+        <w:rPr>
+          <w:rFonts w:ascii="Times New Roman" w:eastAsia="標楷體" w:hAnsi="Times New Roman" w:hint="eastAsia"/>
+          <w:szCs w:val="24"/>
+        </w:rPr>
+        <w:t>人將</w:t>
+      </w:r>
+      <w:r>
+        <w:rPr>
+          <w:rFonts w:ascii="Times New Roman" w:eastAsia="標楷體" w:hAnsi="Times New Roman" w:hint="eastAsia"/>
+          <w:szCs w:val="24"/>
+        </w:rPr>
+        <w:t>考試的報名表</w:t>
+      </w:r>
+      <w:r>
+        <w:rPr>
+          <w:rFonts w:ascii="Times New Roman" w:eastAsia="標楷體" w:hAnsi="Times New Roman" w:hint="eastAsia"/>
+          <w:szCs w:val="24"/>
+        </w:rPr>
+        <w:t>，</w:t>
+      </w:r>
+      <w:r>
+        <w:rPr>
+          <w:rFonts w:ascii="Times New Roman" w:eastAsia="標楷體" w:hAnsi="Times New Roman" w:hint="eastAsia"/>
+          <w:szCs w:val="24"/>
+        </w:rPr>
+        <w:t>放在寺廟的文昌帝君殿裡面</w:t>
+      </w:r>
+      <w:r>
+        <w:rPr>
+          <w:rFonts w:ascii="Times New Roman" w:eastAsia="標楷體" w:hAnsi="Times New Roman" w:hint="eastAsia"/>
+          <w:szCs w:val="24"/>
+        </w:rPr>
+        <w:t>，</w:t>
+      </w:r>
+      <w:r>
+        <w:rPr>
+          <w:rFonts w:ascii="Times New Roman" w:eastAsia="標楷體" w:hAnsi="Times New Roman" w:hint="eastAsia"/>
+          <w:szCs w:val="24"/>
+        </w:rPr>
+        <w:t>希望用這樣的行為，能夠</w:t>
+      </w:r>
+      <w:r>
+        <w:rPr>
+          <w:rFonts w:ascii="Times New Roman" w:eastAsia="標楷體" w:hAnsi="Times New Roman" w:hint="eastAsia"/>
+          <w:szCs w:val="24"/>
+        </w:rPr>
+        <w:t>保佑考試順利通過</w:t>
+      </w:r>
+      <w:r>
+        <w:rPr>
+          <w:rFonts w:ascii="Times New Roman" w:eastAsia="標楷體" w:hAnsi="Times New Roman" w:hint="eastAsia"/>
+          <w:szCs w:val="24"/>
+        </w:rPr>
+        <w:t>。</w:t>
+      </w:r>
+      <w:r>
+        <w:rPr>
+          <w:rFonts w:ascii="Times New Roman" w:eastAsia="標楷體" w:hAnsi="Times New Roman" w:hint="eastAsia"/>
+          <w:szCs w:val="24"/>
+        </w:rPr>
+        <w:t>那求道不一樣在哪裡呢？</w:t>
+      </w:r>
+      <w:r>
+        <w:rPr>
+          <w:rFonts w:ascii="Times New Roman" w:eastAsia="標楷體" w:hAnsi="Times New Roman" w:hint="eastAsia"/>
+          <w:szCs w:val="24"/>
+        </w:rPr>
+        <w:t>我們一開始講到</w:t>
+      </w:r>
+      <w:r>
+        <w:rPr>
+          <w:rFonts w:ascii="Times New Roman" w:eastAsia="標楷體" w:hAnsi="Times New Roman" w:hint="eastAsia"/>
+          <w:szCs w:val="24"/>
+        </w:rPr>
+        <w:t>，釋迦牟尼佛</w:t>
+      </w:r>
+      <w:r>
+        <w:rPr>
+          <w:rFonts w:ascii="Times New Roman" w:eastAsia="標楷體" w:hAnsi="Times New Roman" w:hint="eastAsia"/>
+          <w:szCs w:val="24"/>
+        </w:rPr>
+        <w:t>也有求道，</w:t>
+      </w:r>
+      <w:r>
+        <w:rPr>
+          <w:rFonts w:ascii="Times New Roman" w:eastAsia="標楷體" w:hAnsi="Times New Roman" w:hint="eastAsia"/>
+          <w:szCs w:val="24"/>
+        </w:rPr>
+        <w:t>但他在世的時候，是</w:t>
+      </w:r>
+      <w:r>
+        <w:rPr>
+          <w:rFonts w:ascii="Times New Roman" w:eastAsia="標楷體" w:hAnsi="Times New Roman" w:hint="eastAsia"/>
+          <w:szCs w:val="24"/>
+        </w:rPr>
+        <w:t>一國的</w:t>
+      </w:r>
+      <w:r>
+        <w:rPr>
+          <w:rFonts w:ascii="Times New Roman" w:eastAsia="標楷體" w:hAnsi="Times New Roman" w:hint="eastAsia"/>
+          <w:szCs w:val="24"/>
+        </w:rPr>
+        <w:t>王子</w:t>
+      </w:r>
+      <w:r>
+        <w:rPr>
+          <w:rFonts w:ascii="Times New Roman" w:eastAsia="標楷體" w:hAnsi="Times New Roman" w:hint="eastAsia"/>
+          <w:szCs w:val="24"/>
+        </w:rPr>
+        <w:t>，</w:t>
+      </w:r>
+      <w:r>
+        <w:rPr>
+          <w:rFonts w:ascii="Times New Roman" w:eastAsia="標楷體" w:hAnsi="Times New Roman" w:hint="eastAsia"/>
+          <w:szCs w:val="24"/>
+        </w:rPr>
+        <w:t>從小</w:t>
+      </w:r>
+      <w:r>
+        <w:rPr>
+          <w:rFonts w:ascii="Times New Roman" w:eastAsia="標楷體" w:hAnsi="Times New Roman" w:hint="eastAsia"/>
+          <w:szCs w:val="24"/>
+        </w:rPr>
+        <w:t>不愁吃穿，也不用煩惱</w:t>
+      </w:r>
+      <w:r>
+        <w:rPr>
+          <w:rFonts w:ascii="Times New Roman" w:eastAsia="標楷體" w:hAnsi="Times New Roman" w:hint="eastAsia"/>
+          <w:szCs w:val="24"/>
+        </w:rPr>
+        <w:t>金錢</w:t>
+      </w:r>
+      <w:r>
+        <w:rPr>
+          <w:rFonts w:ascii="Times New Roman" w:eastAsia="標楷體" w:hAnsi="Times New Roman" w:hint="eastAsia"/>
+          <w:szCs w:val="24"/>
+        </w:rPr>
+        <w:t>，</w:t>
+      </w:r>
+      <w:r>
+        <w:rPr>
+          <w:rFonts w:ascii="Times New Roman" w:eastAsia="標楷體" w:hAnsi="Times New Roman" w:hint="eastAsia"/>
+          <w:szCs w:val="24"/>
+        </w:rPr>
+        <w:t>已經擁有了所有人都在追求的財富、地位，</w:t>
+      </w:r>
+      <w:r>
+        <w:rPr>
+          <w:rFonts w:ascii="Times New Roman" w:eastAsia="標楷體" w:hAnsi="Times New Roman" w:hint="eastAsia"/>
+          <w:szCs w:val="24"/>
+        </w:rPr>
+        <w:t>那</w:t>
+      </w:r>
+      <w:r>
+        <w:rPr>
+          <w:rFonts w:ascii="Times New Roman" w:eastAsia="標楷體" w:hAnsi="Times New Roman" w:hint="eastAsia"/>
+          <w:szCs w:val="24"/>
+        </w:rPr>
+        <w:t>為什麼</w:t>
+      </w:r>
+      <w:r>
+        <w:rPr>
+          <w:rFonts w:ascii="Times New Roman" w:eastAsia="標楷體" w:hAnsi="Times New Roman" w:hint="eastAsia"/>
+          <w:szCs w:val="24"/>
+        </w:rPr>
+        <w:t>他</w:t>
+      </w:r>
+      <w:r>
+        <w:rPr>
+          <w:rFonts w:ascii="Times New Roman" w:eastAsia="標楷體" w:hAnsi="Times New Roman" w:hint="eastAsia"/>
+          <w:szCs w:val="24"/>
+        </w:rPr>
+        <w:t>還要</w:t>
+      </w:r>
+      <w:r>
+        <w:rPr>
+          <w:rFonts w:ascii="Times New Roman" w:eastAsia="標楷體" w:hAnsi="Times New Roman" w:hint="eastAsia"/>
+          <w:szCs w:val="24"/>
+        </w:rPr>
+        <w:t>出家</w:t>
+      </w:r>
+      <w:r>
+        <w:rPr>
+          <w:rFonts w:ascii="Times New Roman" w:eastAsia="標楷體" w:hAnsi="Times New Roman" w:hint="eastAsia"/>
+          <w:szCs w:val="24"/>
+        </w:rPr>
+        <w:t>求道呢？因為他</w:t>
+      </w:r>
+      <w:r>
+        <w:rPr>
+          <w:rFonts w:ascii="Times New Roman" w:eastAsia="標楷體" w:hAnsi="Times New Roman" w:hint="eastAsia"/>
+          <w:szCs w:val="24"/>
+        </w:rPr>
+        <w:t>體悟</w:t>
+      </w:r>
+      <w:r>
+        <w:rPr>
+          <w:rFonts w:ascii="Times New Roman" w:eastAsia="標楷體" w:hAnsi="Times New Roman" w:hint="eastAsia"/>
+          <w:szCs w:val="24"/>
+        </w:rPr>
+        <w:t>到，即</w:t>
+      </w:r>
+      <w:r>
+        <w:rPr>
+          <w:rFonts w:ascii="Times New Roman" w:eastAsia="標楷體" w:hAnsi="Times New Roman" w:hint="eastAsia"/>
+          <w:szCs w:val="24"/>
+        </w:rPr>
+        <w:t>便自己</w:t>
+      </w:r>
+      <w:r>
+        <w:rPr>
+          <w:rFonts w:ascii="Times New Roman" w:eastAsia="標楷體" w:hAnsi="Times New Roman" w:hint="eastAsia"/>
+          <w:szCs w:val="24"/>
+        </w:rPr>
+        <w:t>擁有許多財富、名聲，但</w:t>
+      </w:r>
+      <w:r>
+        <w:rPr>
+          <w:rFonts w:ascii="Times New Roman" w:eastAsia="標楷體" w:hAnsi="Times New Roman" w:hint="eastAsia"/>
+          <w:szCs w:val="24"/>
+        </w:rPr>
+        <w:t>那些</w:t>
+      </w:r>
+      <w:r>
+        <w:rPr>
+          <w:rFonts w:ascii="Times New Roman" w:eastAsia="標楷體" w:hAnsi="Times New Roman" w:hint="eastAsia"/>
+          <w:szCs w:val="24"/>
+        </w:rPr>
+        <w:t>終究不是長久的，也許我們能享受個幾十年，但到最後還是要兩手空空的離開</w:t>
+      </w:r>
+      <w:r>
+        <w:rPr>
+          <w:rFonts w:ascii="Times New Roman" w:eastAsia="標楷體" w:hAnsi="Times New Roman" w:hint="eastAsia"/>
+          <w:szCs w:val="24"/>
+        </w:rPr>
+        <w:t>。</w:t>
+      </w:r>
+      <w:r>
+        <w:rPr>
+          <w:rFonts w:ascii="Times New Roman" w:eastAsia="標楷體" w:hAnsi="Times New Roman" w:hint="eastAsia"/>
+          <w:szCs w:val="24"/>
+        </w:rPr>
+        <w:t>我們人生</w:t>
+      </w:r>
+      <w:r>
+        <w:rPr>
+          <w:rFonts w:ascii="Times New Roman" w:eastAsia="標楷體" w:hAnsi="Times New Roman" w:hint="eastAsia"/>
+          <w:szCs w:val="24"/>
+        </w:rPr>
+        <w:t>在世</w:t>
+      </w:r>
+      <w:r>
+        <w:rPr>
+          <w:rFonts w:ascii="Times New Roman" w:eastAsia="標楷體" w:hAnsi="Times New Roman" w:hint="eastAsia"/>
+          <w:szCs w:val="24"/>
+        </w:rPr>
+        <w:t>都會經歷生老病死</w:t>
+      </w:r>
+      <w:r>
+        <w:rPr>
+          <w:rFonts w:ascii="Times New Roman" w:eastAsia="標楷體" w:hAnsi="Times New Roman" w:hint="eastAsia"/>
+          <w:szCs w:val="24"/>
+        </w:rPr>
+        <w:t>、</w:t>
+      </w:r>
+      <w:r>
+        <w:rPr>
+          <w:rFonts w:ascii="Times New Roman" w:eastAsia="標楷體" w:hAnsi="Times New Roman" w:hint="eastAsia"/>
+          <w:szCs w:val="24"/>
+        </w:rPr>
+        <w:t>憂</w:t>
+      </w:r>
+      <w:r>
+        <w:rPr>
+          <w:rFonts w:ascii="Times New Roman" w:eastAsia="標楷體" w:hAnsi="Times New Roman" w:hint="eastAsia"/>
+          <w:szCs w:val="24"/>
+        </w:rPr>
+        <w:t>愁、</w:t>
+      </w:r>
+      <w:r>
+        <w:rPr>
+          <w:rFonts w:ascii="Times New Roman" w:eastAsia="標楷體" w:hAnsi="Times New Roman" w:hint="eastAsia"/>
+          <w:szCs w:val="24"/>
+        </w:rPr>
+        <w:t>悲</w:t>
+      </w:r>
+      <w:r>
+        <w:rPr>
+          <w:rFonts w:ascii="Times New Roman" w:eastAsia="標楷體" w:hAnsi="Times New Roman" w:hint="eastAsia"/>
+          <w:szCs w:val="24"/>
+        </w:rPr>
+        <w:t>傷、痛</w:t>
+      </w:r>
+      <w:r>
+        <w:rPr>
+          <w:rFonts w:ascii="Times New Roman" w:eastAsia="標楷體" w:hAnsi="Times New Roman" w:hint="eastAsia"/>
+          <w:szCs w:val="24"/>
+        </w:rPr>
+        <w:t>苦</w:t>
+      </w:r>
+      <w:r>
+        <w:rPr>
+          <w:rFonts w:ascii="Times New Roman" w:eastAsia="標楷體" w:hAnsi="Times New Roman" w:hint="eastAsia"/>
+          <w:szCs w:val="24"/>
+        </w:rPr>
+        <w:t>、煩惱</w:t>
+      </w:r>
+      <w:r>
+        <w:rPr>
+          <w:rFonts w:ascii="Times New Roman" w:eastAsia="標楷體" w:hAnsi="Times New Roman" w:hint="eastAsia"/>
+          <w:szCs w:val="24"/>
+        </w:rPr>
+        <w:t>，所以</w:t>
+      </w:r>
+      <w:r>
+        <w:rPr>
+          <w:rFonts w:ascii="Times New Roman" w:eastAsia="標楷體" w:hAnsi="Times New Roman" w:hint="eastAsia"/>
+          <w:szCs w:val="24"/>
+        </w:rPr>
+        <w:t>釋迦牟尼佛</w:t>
+      </w:r>
+      <w:r>
+        <w:rPr>
+          <w:rFonts w:ascii="Times New Roman" w:eastAsia="標楷體" w:hAnsi="Times New Roman" w:hint="eastAsia"/>
+          <w:szCs w:val="24"/>
+        </w:rPr>
+        <w:t>在</w:t>
+      </w:r>
+      <w:r>
+        <w:rPr>
+          <w:rFonts w:ascii="Times New Roman" w:eastAsia="標楷體" w:hAnsi="Times New Roman" w:hint="eastAsia"/>
+          <w:szCs w:val="24"/>
+        </w:rPr>
+        <w:t>菩提</w:t>
+      </w:r>
+      <w:r>
+        <w:rPr>
+          <w:rFonts w:ascii="Times New Roman" w:eastAsia="標楷體" w:hAnsi="Times New Roman" w:hint="eastAsia"/>
+          <w:szCs w:val="24"/>
+        </w:rPr>
+        <w:t>樹下悟道</w:t>
+      </w:r>
+      <w:r>
+        <w:rPr>
+          <w:rFonts w:ascii="Times New Roman" w:eastAsia="標楷體" w:hAnsi="Times New Roman" w:hint="eastAsia"/>
+          <w:szCs w:val="24"/>
+        </w:rPr>
+        <w:t>，</w:t>
+      </w:r>
+      <w:r>
+        <w:rPr>
+          <w:rFonts w:ascii="Times New Roman" w:eastAsia="標楷體" w:hAnsi="Times New Roman" w:hint="eastAsia"/>
+          <w:szCs w:val="24"/>
+        </w:rPr>
+        <w:t>人生的問題不在於身外之物，而在於怎麼樣能夠真正的離苦得樂</w:t>
+      </w:r>
+      <w:r>
+        <w:rPr>
+          <w:rFonts w:ascii="Times New Roman" w:eastAsia="標楷體" w:hAnsi="Times New Roman" w:hint="eastAsia"/>
+          <w:szCs w:val="24"/>
+        </w:rPr>
+        <w:t>。他悟到</w:t>
+      </w:r>
+      <w:r>
+        <w:rPr>
+          <w:rFonts w:ascii="Times New Roman" w:eastAsia="標楷體" w:hAnsi="Times New Roman" w:hint="eastAsia"/>
+          <w:szCs w:val="24"/>
+        </w:rPr>
+        <w:t>人生真正的痛苦</w:t>
+      </w:r>
+      <w:r>
+        <w:rPr>
+          <w:rFonts w:ascii="Times New Roman" w:eastAsia="標楷體" w:hAnsi="Times New Roman" w:hint="eastAsia"/>
+          <w:szCs w:val="24"/>
+        </w:rPr>
+        <w:t>其實</w:t>
+      </w:r>
+      <w:r>
+        <w:rPr>
+          <w:rFonts w:ascii="Times New Roman" w:eastAsia="標楷體" w:hAnsi="Times New Roman" w:hint="eastAsia"/>
+          <w:szCs w:val="24"/>
+        </w:rPr>
+        <w:t>在於</w:t>
+      </w:r>
+      <w:r>
+        <w:rPr>
+          <w:rFonts w:ascii="Times New Roman" w:eastAsia="標楷體" w:hAnsi="Times New Roman" w:hint="eastAsia"/>
+          <w:szCs w:val="24"/>
+        </w:rPr>
+        <w:t>累生累世的</w:t>
+      </w:r>
+      <w:r>
+        <w:rPr>
+          <w:rFonts w:ascii="Times New Roman" w:eastAsia="標楷體" w:hAnsi="Times New Roman" w:hint="eastAsia"/>
+          <w:szCs w:val="24"/>
+        </w:rPr>
+        <w:t>輪迴，每輪迴</w:t>
+      </w:r>
+      <w:r>
+        <w:rPr>
+          <w:rFonts w:ascii="Times New Roman" w:eastAsia="標楷體" w:hAnsi="Times New Roman" w:hint="eastAsia"/>
+          <w:szCs w:val="24"/>
+        </w:rPr>
+        <w:t>一次</w:t>
+      </w:r>
+      <w:r>
+        <w:rPr>
+          <w:rFonts w:ascii="Times New Roman" w:eastAsia="標楷體" w:hAnsi="Times New Roman" w:hint="eastAsia"/>
+          <w:szCs w:val="24"/>
+        </w:rPr>
+        <w:t>就</w:t>
+      </w:r>
+      <w:r>
+        <w:rPr>
+          <w:rFonts w:ascii="Times New Roman" w:eastAsia="標楷體" w:hAnsi="Times New Roman" w:hint="eastAsia"/>
+          <w:szCs w:val="24"/>
+        </w:rPr>
+        <w:t>要再經歷一次</w:t>
+      </w:r>
+      <w:r>
+        <w:rPr>
+          <w:rFonts w:ascii="Times New Roman" w:eastAsia="標楷體" w:hAnsi="Times New Roman" w:hint="eastAsia"/>
+          <w:szCs w:val="24"/>
+        </w:rPr>
+        <w:t>人生的苦</w:t>
+      </w:r>
+      <w:r>
+        <w:rPr>
+          <w:rFonts w:ascii="Times New Roman" w:eastAsia="標楷體" w:hAnsi="Times New Roman" w:hint="eastAsia"/>
+          <w:szCs w:val="24"/>
+        </w:rPr>
+        <w:t>，如果</w:t>
+      </w:r>
+      <w:r>
+        <w:rPr>
+          <w:rFonts w:ascii="Times New Roman" w:eastAsia="標楷體" w:hAnsi="Times New Roman" w:hint="eastAsia"/>
+          <w:szCs w:val="24"/>
+        </w:rPr>
+        <w:t>不能</w:t>
+      </w:r>
+      <w:r>
+        <w:rPr>
+          <w:rFonts w:ascii="Times New Roman" w:eastAsia="標楷體" w:hAnsi="Times New Roman" w:hint="eastAsia"/>
+          <w:szCs w:val="24"/>
+        </w:rPr>
+        <w:t>跳出輪迴</w:t>
+      </w:r>
+      <w:r>
+        <w:rPr>
+          <w:rFonts w:ascii="Times New Roman" w:eastAsia="標楷體" w:hAnsi="Times New Roman" w:hint="eastAsia"/>
+          <w:szCs w:val="24"/>
+        </w:rPr>
+        <w:t>，了脫生死</w:t>
+      </w:r>
+      <w:r>
+        <w:rPr>
+          <w:rFonts w:ascii="Times New Roman" w:eastAsia="標楷體" w:hAnsi="Times New Roman" w:hint="eastAsia"/>
+          <w:szCs w:val="24"/>
+        </w:rPr>
+        <w:t>，</w:t>
+      </w:r>
+      <w:r>
+        <w:rPr>
+          <w:rFonts w:ascii="Times New Roman" w:eastAsia="標楷體" w:hAnsi="Times New Roman" w:hint="eastAsia"/>
+          <w:szCs w:val="24"/>
+        </w:rPr>
+        <w:t>那麼累生累世被困在輪迴當中，</w:t>
+      </w:r>
+      <w:r>
+        <w:rPr>
+          <w:rFonts w:ascii="Times New Roman" w:eastAsia="標楷體" w:hAnsi="Times New Roman" w:hint="eastAsia"/>
+          <w:szCs w:val="24"/>
+        </w:rPr>
+        <w:t>這才是</w:t>
+      </w:r>
+      <w:r>
+        <w:rPr>
+          <w:rFonts w:ascii="Times New Roman" w:eastAsia="標楷體" w:hAnsi="Times New Roman" w:hint="eastAsia"/>
+          <w:szCs w:val="24"/>
+        </w:rPr>
+        <w:t>人生</w:t>
+      </w:r>
+      <w:r>
+        <w:rPr>
+          <w:rFonts w:ascii="Times New Roman" w:eastAsia="標楷體" w:hAnsi="Times New Roman" w:hint="eastAsia"/>
+          <w:szCs w:val="24"/>
+        </w:rPr>
+        <w:t>真正的苦</w:t>
+      </w:r>
+      <w:r>
+        <w:rPr>
+          <w:rFonts w:ascii="Times New Roman" w:eastAsia="標楷體" w:hAnsi="Times New Roman" w:hint="eastAsia"/>
+          <w:szCs w:val="24"/>
+        </w:rPr>
+        <w:t>。所以</w:t>
+      </w:r>
+      <w:r>
+        <w:rPr>
+          <w:rFonts w:ascii="Times New Roman" w:eastAsia="標楷體" w:hAnsi="Times New Roman" w:hint="eastAsia"/>
+          <w:szCs w:val="24"/>
+        </w:rPr>
+        <w:t>我們今天來求道，</w:t>
+      </w:r>
+      <w:r>
+        <w:rPr>
+          <w:rFonts w:ascii="Times New Roman" w:eastAsia="標楷體" w:hAnsi="Times New Roman" w:hint="eastAsia"/>
+          <w:szCs w:val="24"/>
+        </w:rPr>
+        <w:t>就是</w:t>
+      </w:r>
+      <w:r>
+        <w:rPr>
+          <w:rFonts w:ascii="Times New Roman" w:eastAsia="標楷體" w:hAnsi="Times New Roman" w:hint="eastAsia"/>
+          <w:szCs w:val="24"/>
+        </w:rPr>
+        <w:t>來</w:t>
+      </w:r>
+      <w:r>
+        <w:rPr>
+          <w:rFonts w:ascii="Times New Roman" w:eastAsia="標楷體" w:hAnsi="Times New Roman" w:hint="eastAsia"/>
+          <w:szCs w:val="24"/>
+        </w:rPr>
+        <w:t>找到了脫生死、離苦得樂的一條路</w:t>
+      </w:r>
+      <w:r>
+        <w:rPr>
+          <w:rFonts w:ascii="Times New Roman" w:eastAsia="標楷體" w:hAnsi="Times New Roman" w:hint="eastAsia"/>
+          <w:szCs w:val="24"/>
+        </w:rPr>
+        <w:t>。在剛才的求道儀式中，點傳師有傳給我們三寶，現在就讓後學一一</w:t>
+      </w:r>
+      <w:r>
+        <w:rPr>
+          <w:rFonts w:ascii="Times New Roman" w:eastAsia="標楷體" w:hAnsi="Times New Roman" w:hint="eastAsia"/>
+          <w:szCs w:val="24"/>
+        </w:rPr>
+        <w:t>的</w:t>
+      </w:r>
+      <w:r>
+        <w:rPr>
+          <w:rFonts w:ascii="Times New Roman" w:eastAsia="標楷體" w:hAnsi="Times New Roman" w:hint="eastAsia"/>
+          <w:szCs w:val="24"/>
+        </w:rPr>
+        <w:t>說明。</w:t>
+      </w:r>
+    </w:p>
+    <w:p>
+      <w:pPr>
+        <w:rPr>
+          <w:rFonts w:ascii="Times New Roman" w:eastAsia="標楷體" w:hAnsi="Times New Roman"/>
+          <w:szCs w:val="24"/>
         </w:rPr>
       </w:pPr>
     </w:p>
     <w:p>
       <w:pPr>
-        <w:rPr>
-          <w:rFonts w:ascii="Times New Roman" w:eastAsia="標楷體" w:hAnsi="Times New Roman" w:hint="eastAsia"/>
-          <w:sz w:val="26"/>
-          <w:szCs w:val="26"/>
-        </w:rPr>
-      </w:pPr>
-      <w:r>
+        <w:outlineLvl w:val="0"/>
         <w:rPr>
           <w:rFonts w:ascii="Times New Roman" w:eastAsia="標楷體" w:hAnsi="Times New Roman"/>
-          <w:sz w:val="26"/>
-          <w:szCs w:val="26"/>
-        </w:rPr>
-        <w:tab/>
-      </w:r>
-      <w:r>
-        <w:rPr>
-          <w:rFonts w:ascii="Times New Roman" w:eastAsia="標楷體" w:hAnsi="Times New Roman" w:hint="eastAsia"/>
-          <w:sz w:val="26"/>
-          <w:szCs w:val="26"/>
-        </w:rPr>
-        <w:t>首先，</w:t>
-      </w:r>
-      <w:r>
-        <w:rPr>
-          <w:rFonts w:ascii="Times New Roman" w:eastAsia="標楷體" w:hAnsi="Times New Roman" w:hint="eastAsia"/>
-          <w:sz w:val="26"/>
-          <w:szCs w:val="26"/>
-        </w:rPr>
-        <w:t>要再次</w:t>
-      </w:r>
-      <w:r>
-        <w:rPr>
-          <w:rFonts w:ascii="Times New Roman" w:eastAsia="標楷體" w:hAnsi="Times New Roman" w:hint="eastAsia"/>
-          <w:sz w:val="26"/>
-          <w:szCs w:val="26"/>
-        </w:rPr>
-        <w:t>恭喜各位</w:t>
-      </w:r>
-      <w:r>
-        <w:rPr>
-          <w:rFonts w:ascii="Times New Roman" w:eastAsia="標楷體" w:hAnsi="Times New Roman" w:hint="eastAsia"/>
-          <w:sz w:val="26"/>
-          <w:szCs w:val="26"/>
-        </w:rPr>
-        <w:t>前賢</w:t>
-      </w:r>
-      <w:r>
-        <w:rPr>
-          <w:rFonts w:ascii="Times New Roman" w:eastAsia="標楷體" w:hAnsi="Times New Roman" w:hint="eastAsia"/>
-          <w:sz w:val="26"/>
-          <w:szCs w:val="26"/>
-        </w:rPr>
-        <w:t>機緣成熟</w:t>
-      </w:r>
-      <w:r>
-        <w:rPr>
-          <w:rFonts w:ascii="Times New Roman" w:eastAsia="標楷體" w:hAnsi="Times New Roman" w:hint="eastAsia"/>
-          <w:sz w:val="26"/>
-          <w:szCs w:val="26"/>
-        </w:rPr>
-        <w:t>，能夠</w:t>
-      </w:r>
-      <w:r>
-        <w:rPr>
-          <w:rFonts w:ascii="Times New Roman" w:eastAsia="標楷體" w:hAnsi="Times New Roman" w:hint="eastAsia"/>
-          <w:sz w:val="26"/>
-          <w:szCs w:val="26"/>
-        </w:rPr>
-        <w:t>來求道。</w:t>
-      </w:r>
-      <w:r>
-        <w:rPr>
-          <w:rFonts w:ascii="Times New Roman" w:eastAsia="標楷體" w:hAnsi="Times New Roman" w:hint="eastAsia"/>
-          <w:sz w:val="26"/>
-          <w:szCs w:val="26"/>
-        </w:rPr>
-        <w:t>各位可能會覺得奇怪，</w:t>
-      </w:r>
-      <w:r>
-        <w:rPr>
-          <w:rFonts w:ascii="Times New Roman" w:eastAsia="標楷體" w:hAnsi="Times New Roman" w:hint="eastAsia"/>
-          <w:sz w:val="26"/>
-          <w:szCs w:val="26"/>
-        </w:rPr>
-        <w:t>今天</w:t>
-      </w:r>
-      <w:r>
-        <w:rPr>
-          <w:rFonts w:ascii="Times New Roman" w:eastAsia="標楷體" w:hAnsi="Times New Roman" w:hint="eastAsia"/>
-          <w:sz w:val="26"/>
-          <w:szCs w:val="26"/>
-        </w:rPr>
-        <w:t>又不是過年，也沒有辦喜事，</w:t>
-      </w:r>
-      <w:r>
-        <w:rPr>
-          <w:rFonts w:ascii="Times New Roman" w:eastAsia="標楷體" w:hAnsi="Times New Roman" w:hint="eastAsia"/>
-          <w:sz w:val="26"/>
-          <w:szCs w:val="26"/>
-        </w:rPr>
-        <w:t>大家對我說恭喜，</w:t>
-      </w:r>
-      <w:r>
-        <w:rPr>
-          <w:rFonts w:ascii="Times New Roman" w:eastAsia="標楷體" w:hAnsi="Times New Roman" w:hint="eastAsia"/>
-          <w:sz w:val="26"/>
-          <w:szCs w:val="26"/>
-        </w:rPr>
-        <w:t>到底「喜」從何而來呢</w:t>
-      </w:r>
-      <w:r>
-        <w:rPr>
-          <w:rFonts w:ascii="Times New Roman" w:eastAsia="標楷體" w:hAnsi="Times New Roman" w:hint="eastAsia"/>
-          <w:sz w:val="26"/>
-          <w:szCs w:val="26"/>
-        </w:rPr>
-        <w:t>？</w:t>
-      </w:r>
-    </w:p>
-    <w:p>
-      <w:pPr>
-        <w:ind w:firstLine="480"/>
-        <w:rPr>
-          <w:rFonts w:ascii="Times New Roman" w:eastAsia="標楷體" w:hAnsi="Times New Roman" w:hint="eastAsia"/>
-          <w:sz w:val="26"/>
-          <w:szCs w:val="26"/>
-        </w:rPr>
-      </w:pPr>
-      <w:r>
-        <w:rPr>
-          <w:rFonts w:ascii="Times New Roman" w:eastAsia="標楷體" w:hAnsi="Times New Roman" w:hint="eastAsia"/>
-          <w:sz w:val="26"/>
-          <w:szCs w:val="26"/>
-        </w:rPr>
-        <w:t>因為今天各位所求的這個道，是自古不輕傳的大道</w:t>
-      </w:r>
-      <w:r>
-        <w:rPr>
-          <w:rFonts w:ascii="Times New Roman" w:eastAsia="標楷體" w:hAnsi="Times New Roman" w:hint="eastAsia"/>
-          <w:sz w:val="26"/>
-          <w:szCs w:val="26"/>
-        </w:rPr>
-        <w:t>，代表你累世有修，根基深厚，</w:t>
-      </w:r>
-      <w:r>
-        <w:rPr>
-          <w:rFonts w:ascii="Times New Roman" w:eastAsia="標楷體" w:hAnsi="Times New Roman" w:hint="eastAsia"/>
-          <w:sz w:val="26"/>
-          <w:szCs w:val="26"/>
-        </w:rPr>
-        <w:t>善德俱全，才能求得這寶貴大道。</w:t>
-      </w:r>
-      <w:r>
-        <w:rPr>
-          <w:rFonts w:ascii="Times New Roman" w:eastAsia="標楷體" w:hAnsi="Times New Roman" w:hint="eastAsia"/>
-          <w:sz w:val="26"/>
-          <w:szCs w:val="26"/>
-        </w:rPr>
-        <w:t>而我們</w:t>
-      </w:r>
-      <w:r>
-        <w:rPr>
-          <w:rFonts w:ascii="Times New Roman" w:eastAsia="標楷體" w:hAnsi="Times New Roman" w:hint="eastAsia"/>
-          <w:sz w:val="26"/>
-          <w:szCs w:val="26"/>
-        </w:rPr>
-        <w:t>今天</w:t>
-      </w:r>
-      <w:r>
-        <w:rPr>
-          <w:rFonts w:ascii="Times New Roman" w:eastAsia="標楷體" w:hAnsi="Times New Roman" w:hint="eastAsia"/>
-          <w:sz w:val="26"/>
-          <w:szCs w:val="26"/>
-        </w:rPr>
-        <w:t>來求道，</w:t>
-      </w:r>
-      <w:r>
-        <w:rPr>
-          <w:rFonts w:ascii="Times New Roman" w:eastAsia="標楷體" w:hAnsi="Times New Roman" w:hint="eastAsia"/>
-          <w:sz w:val="26"/>
-          <w:szCs w:val="26"/>
-        </w:rPr>
-        <w:t>並不是來信教，也不是為了求福求壽，而</w:t>
-      </w:r>
-      <w:r>
-        <w:rPr>
-          <w:rFonts w:ascii="Times New Roman" w:eastAsia="標楷體" w:hAnsi="Times New Roman" w:hint="eastAsia"/>
-          <w:sz w:val="26"/>
-          <w:szCs w:val="26"/>
-        </w:rPr>
-        <w:t>是要來探索人生</w:t>
-      </w:r>
-      <w:r>
-        <w:rPr>
-          <w:rFonts w:ascii="Times New Roman" w:eastAsia="標楷體" w:hAnsi="Times New Roman" w:hint="eastAsia"/>
-          <w:sz w:val="26"/>
-          <w:szCs w:val="26"/>
-        </w:rPr>
-        <w:t>真實的意義</w:t>
-      </w:r>
-      <w:r>
-        <w:rPr>
-          <w:rFonts w:ascii="Times New Roman" w:eastAsia="標楷體" w:hAnsi="Times New Roman" w:hint="eastAsia"/>
-          <w:sz w:val="26"/>
-          <w:szCs w:val="26"/>
-        </w:rPr>
-        <w:t>。</w:t>
-      </w:r>
-    </w:p>
-    <w:p>
-      <w:pPr>
-        <w:rPr>
-          <w:rFonts w:ascii="Times New Roman" w:eastAsia="標楷體" w:hAnsi="Times New Roman" w:hint="eastAsia"/>
-          <w:sz w:val="26"/>
-          <w:szCs w:val="26"/>
-        </w:rPr>
-      </w:pPr>
-    </w:p>
-    <w:p>
-      <w:pPr>
-        <w:rPr>
-          <w:rFonts w:ascii="Times New Roman" w:eastAsia="標楷體" w:hAnsi="Times New Roman"/>
-          <w:sz w:val="26"/>
-          <w:szCs w:val="26"/>
-        </w:rPr>
-      </w:pPr>
-      <w:r>
-        <w:rPr>
-          <w:rFonts w:ascii="Times New Roman" w:eastAsia="標楷體" w:hAnsi="Times New Roman"/>
-          <w:sz w:val="26"/>
-          <w:szCs w:val="26"/>
-        </w:rPr>
-        <w:tab/>
-      </w:r>
-      <w:r>
-        <w:rPr>
-          <w:rFonts w:ascii="Times New Roman" w:eastAsia="標楷體" w:hAnsi="Times New Roman" w:hint="eastAsia"/>
-          <w:sz w:val="26"/>
-          <w:szCs w:val="26"/>
-        </w:rPr>
-        <w:t>我們今天來求道，就是要來認識自己，找到一條光明的路</w:t>
-      </w:r>
-      <w:r>
-        <w:rPr>
-          <w:rFonts w:ascii="Times New Roman" w:eastAsia="標楷體" w:hAnsi="Times New Roman" w:hint="eastAsia"/>
-          <w:sz w:val="26"/>
-          <w:szCs w:val="26"/>
-        </w:rPr>
-        <w:t>。在剛才的求道儀式中，點傳師有傳給我們三寶，現在就讓後學一一說明。</w:t>
-      </w:r>
-    </w:p>
-    <w:p>
-      <w:pPr>
-        <w:rPr>
-          <w:rFonts w:ascii="Times New Roman" w:eastAsia="標楷體" w:hAnsi="Times New Roman"/>
-          <w:sz w:val="26"/>
-          <w:szCs w:val="26"/>
-        </w:rPr>
-      </w:pPr>
-    </w:p>
-    <w:p>
-      <w:pPr>
-        <w:rPr>
-          <w:rFonts w:ascii="Times New Roman" w:eastAsia="標楷體" w:hAnsi="Times New Roman" w:hint="eastAsia"/>
           <w:b/>
           <w:bCs/>
           <w:szCs w:val="24"/>
@@ -437,6 +1179,42 @@
           <w:szCs w:val="24"/>
         </w:rPr>
         <w:t>200*15 = 3000</w:t>
+      </w:r>
+      <w:r>
+        <w:rPr>
+          <w:rFonts w:ascii="Times New Roman" w:eastAsia="標楷體" w:hAnsi="Times New Roman" w:hint="eastAsia"/>
+          <w:b/>
+          <w:bCs/>
+          <w:szCs w:val="24"/>
+        </w:rPr>
+        <w:t>字）</w:t>
+      </w:r>
+      <w:r>
+        <w:rPr>
+          <w:rFonts w:ascii="Times New Roman" w:eastAsia="標楷體" w:hAnsi="Times New Roman" w:hint="eastAsia"/>
+          <w:b/>
+          <w:bCs/>
+          <w:szCs w:val="24"/>
+        </w:rPr>
+        <w:t>（目前</w:t>
+      </w:r>
+      <w:r>
+        <w:rPr>
+          <w:rFonts w:ascii="Times New Roman" w:eastAsia="標楷體" w:hAnsi="Times New Roman" w:hint="eastAsia"/>
+          <w:b/>
+          <w:bCs/>
+          <w:szCs w:val="24"/>
+        </w:rPr>
+        <w:t>1</w:t>
+      </w:r>
+      <w:r>
+        <w:rPr>
+          <w:rFonts w:ascii="Times New Roman" w:eastAsia="標楷體" w:hAnsi="Times New Roman" w:hint="eastAsia"/>
+          <w:b/>
+          <w:bCs/>
+          <w:szCs w:val="24"/>
+        </w:rPr>
+        <w:t>941</w:t>
       </w:r>
       <w:r>
         <w:rPr>
@@ -453,7 +1231,7 @@
         <w:overflowPunct w:val="0"/>
         <w:ind w:firstLine="480"/>
         <w:rPr>
-          <w:rFonts w:ascii="Times New Roman" w:eastAsia="標楷體" w:hAnsi="Times New Roman" w:hint="eastAsia"/>
+          <w:rFonts w:ascii="Times New Roman" w:eastAsia="標楷體" w:hAnsi="Times New Roman"/>
           <w:szCs w:val="24"/>
         </w:rPr>
       </w:pPr>
@@ -462,6 +1240,13 @@
           <w:rFonts w:ascii="Times New Roman" w:eastAsia="標楷體" w:hAnsi="Times New Roman" w:hint="eastAsia"/>
           <w:szCs w:val="24"/>
         </w:rPr>
+        <w:t>（畫房子、畫臉）</w:t>
+      </w:r>
+      <w:r>
+        <w:rPr>
+          <w:rFonts w:ascii="Times New Roman" w:eastAsia="標楷體" w:hAnsi="Times New Roman" w:hint="eastAsia"/>
+          <w:szCs w:val="24"/>
+        </w:rPr>
         <w:t>在</w:t>
       </w:r>
       <w:r>
@@ -511,14 +1296,392 @@
           <w:rFonts w:ascii="Times New Roman" w:eastAsia="標楷體" w:hAnsi="Times New Roman" w:hint="eastAsia"/>
           <w:szCs w:val="24"/>
         </w:rPr>
-        <w:t>很好，這個位置</w:t>
-      </w:r>
-      <w:r>
-        <w:rPr>
-          <w:rFonts w:ascii="Times New Roman" w:eastAsia="標楷體" w:hAnsi="Times New Roman" w:hint="eastAsia"/>
-          <w:szCs w:val="24"/>
-        </w:rPr>
-        <w:t>就在我們兩隻眼睛的ＯＯＯ。玄關，就是正門的意思；而玄關竅，就是我們靈性出入的門戶。我們每一個人身上，都有一個真我和一個假我，真我，就是我們的靈性，而假我，就是我們這個肉體。各位前賢或許會覺得奇怪，我們這個肉體會覺得冷、覺得熱，肚子餓了知道要吃飯，口渴了知道要喝水，用手大力捏下去還會痛，明明這些感受都非常的真實，為什麼說這個肉體是假的呢？那現在後學請問各位前賢，一個活生生的人，和一個過世的人，有什麼地方不一樣？這是因為過世的人他的靈性已經離開了肉身，後學打個比方，我們的肉體，就好比是一台車子；而我們的靈性，就是車子的駕駛。一台車子引擎輪胎等等各種配件都沒有壞掉，油箱也加滿了油，甚至連鑰匙都插在鑰匙孔上了，但如果沒有人去發動，去駕駛，車子會動嗎？車子是不會動的。這就像是一個人的肉體要有靈性存在的時候才能自由自在的發揮作用，靈性一旦離開了，肉體就只是一具空殼而已，所以俗話才會稱人死亡叫做「過身」，也就是靈性從一具肉體換到另一具肉體。</w:t>
+        <w:t>沒錯，</w:t>
+      </w:r>
+      <w:r>
+        <w:rPr>
+          <w:rFonts w:ascii="Times New Roman" w:eastAsia="標楷體" w:hAnsi="Times New Roman" w:hint="eastAsia"/>
+          <w:szCs w:val="24"/>
+        </w:rPr>
+        <w:t>這個位置</w:t>
+      </w:r>
+      <w:r>
+        <w:rPr>
+          <w:rFonts w:ascii="Times New Roman" w:eastAsia="標楷體" w:hAnsi="Times New Roman" w:hint="eastAsia"/>
+          <w:szCs w:val="24"/>
+        </w:rPr>
+        <w:t>就在我們</w:t>
+      </w:r>
+      <w:r>
+        <w:rPr>
+          <w:rFonts w:ascii="Times New Roman" w:eastAsia="標楷體" w:hAnsi="Times New Roman" w:hint="eastAsia"/>
+          <w:szCs w:val="24"/>
+        </w:rPr>
+        <w:t>這雙</w:t>
+      </w:r>
+      <w:r>
+        <w:rPr>
+          <w:rFonts w:ascii="Times New Roman" w:eastAsia="標楷體" w:hAnsi="Times New Roman" w:hint="eastAsia"/>
+          <w:szCs w:val="24"/>
+        </w:rPr>
+        <w:t>眼睛的ＯＯＯ。玄關，</w:t>
+      </w:r>
+      <w:r>
+        <w:rPr>
+          <w:rFonts w:ascii="Times New Roman" w:eastAsia="標楷體" w:hAnsi="Times New Roman" w:hint="eastAsia"/>
+          <w:szCs w:val="24"/>
+        </w:rPr>
+        <w:t>指的是一個房子的</w:t>
+      </w:r>
+      <w:r>
+        <w:rPr>
+          <w:rFonts w:ascii="Times New Roman" w:eastAsia="標楷體" w:hAnsi="Times New Roman" w:hint="eastAsia"/>
+          <w:szCs w:val="24"/>
+        </w:rPr>
+        <w:t>正門；而玄關竅，就是我們靈性出入的門戶。我們每個人身上，都有一個真我和一個假我，真我，就是我們的靈性</w:t>
+      </w:r>
+      <w:r>
+        <w:rPr>
+          <w:rFonts w:ascii="Times New Roman" w:eastAsia="標楷體" w:hAnsi="Times New Roman" w:hint="eastAsia"/>
+          <w:szCs w:val="24"/>
+        </w:rPr>
+        <w:t>、靈魂；</w:t>
+      </w:r>
+      <w:r>
+        <w:rPr>
+          <w:rFonts w:ascii="Times New Roman" w:eastAsia="標楷體" w:hAnsi="Times New Roman" w:hint="eastAsia"/>
+          <w:szCs w:val="24"/>
+        </w:rPr>
+        <w:t>而假我，就是我們</w:t>
+      </w:r>
+      <w:r>
+        <w:rPr>
+          <w:rFonts w:ascii="Times New Roman" w:eastAsia="標楷體" w:hAnsi="Times New Roman" w:hint="eastAsia"/>
+          <w:szCs w:val="24"/>
+        </w:rPr>
+        <w:t>眼睛</w:t>
+      </w:r>
+      <w:r>
+        <w:rPr>
+          <w:rFonts w:ascii="Times New Roman" w:eastAsia="標楷體" w:hAnsi="Times New Roman" w:hint="eastAsia"/>
+          <w:szCs w:val="24"/>
+        </w:rPr>
+        <w:t>看到的</w:t>
+      </w:r>
+      <w:r>
+        <w:rPr>
+          <w:rFonts w:ascii="Times New Roman" w:eastAsia="標楷體" w:hAnsi="Times New Roman" w:hint="eastAsia"/>
+          <w:szCs w:val="24"/>
+        </w:rPr>
+        <w:t>這</w:t>
+      </w:r>
+      <w:r>
+        <w:rPr>
+          <w:rFonts w:ascii="Times New Roman" w:eastAsia="標楷體" w:hAnsi="Times New Roman" w:hint="eastAsia"/>
+          <w:szCs w:val="24"/>
+        </w:rPr>
+        <w:t>具</w:t>
+      </w:r>
+      <w:r>
+        <w:rPr>
+          <w:rFonts w:ascii="Times New Roman" w:eastAsia="標楷體" w:hAnsi="Times New Roman" w:hint="eastAsia"/>
+          <w:szCs w:val="24"/>
+        </w:rPr>
+        <w:t>肉</w:t>
+      </w:r>
+      <w:r>
+        <w:rPr>
+          <w:rFonts w:ascii="Times New Roman" w:eastAsia="標楷體" w:hAnsi="Times New Roman" w:hint="eastAsia"/>
+          <w:szCs w:val="24"/>
+        </w:rPr>
+        <w:t>體。</w:t>
+      </w:r>
+      <w:r>
+        <w:rPr>
+          <w:rFonts w:ascii="Times New Roman" w:eastAsia="標楷體" w:hAnsi="Times New Roman" w:hint="eastAsia"/>
+          <w:szCs w:val="24"/>
+        </w:rPr>
+        <w:t>所謂的「真」是不會隨時間改變，是永恆不</w:t>
+      </w:r>
+      <w:r>
+        <w:rPr>
+          <w:rFonts w:ascii="Times New Roman" w:eastAsia="標楷體" w:hAnsi="Times New Roman" w:hint="eastAsia"/>
+          <w:szCs w:val="24"/>
+        </w:rPr>
+        <w:t>滅</w:t>
+      </w:r>
+      <w:r>
+        <w:rPr>
+          <w:rFonts w:ascii="Times New Roman" w:eastAsia="標楷體" w:hAnsi="Times New Roman" w:hint="eastAsia"/>
+          <w:szCs w:val="24"/>
+        </w:rPr>
+        <w:t>的，指的就是我們的靈性；而有「真」就有「假」，「假」是會隨時間改變的，指的就是我們的肉體。</w:t>
+      </w:r>
+      <w:r>
+        <w:rPr>
+          <w:rFonts w:ascii="Times New Roman" w:eastAsia="標楷體" w:hAnsi="Times New Roman" w:hint="eastAsia"/>
+          <w:szCs w:val="24"/>
+        </w:rPr>
+        <w:t>各位前賢或許會覺得奇怪，我們這個肉體會覺得冷、覺得熱，肚子餓了知道要吃飯，口渴了知道要喝水，用手大力捏下去會痛，明明這些感受都非常的真實，為什麼說這個肉體是假的呢？</w:t>
+      </w:r>
+      <w:r>
+        <w:rPr>
+          <w:rFonts w:ascii="Times New Roman" w:eastAsia="標楷體" w:hAnsi="Times New Roman" w:hint="eastAsia"/>
+          <w:szCs w:val="24"/>
+        </w:rPr>
+        <w:t>各位想想，</w:t>
+      </w:r>
+      <w:r>
+        <w:rPr>
+          <w:rFonts w:ascii="Times New Roman" w:eastAsia="標楷體" w:hAnsi="Times New Roman" w:hint="eastAsia"/>
+          <w:szCs w:val="24"/>
+        </w:rPr>
+        <w:t>一個活</w:t>
+      </w:r>
+      <w:r>
+        <w:rPr>
+          <w:rFonts w:ascii="Times New Roman" w:eastAsia="標楷體" w:hAnsi="Times New Roman" w:hint="eastAsia"/>
+          <w:szCs w:val="24"/>
+        </w:rPr>
+        <w:t>著</w:t>
+      </w:r>
+      <w:r>
+        <w:rPr>
+          <w:rFonts w:ascii="Times New Roman" w:eastAsia="標楷體" w:hAnsi="Times New Roman" w:hint="eastAsia"/>
+          <w:szCs w:val="24"/>
+        </w:rPr>
+        <w:t>的人</w:t>
+      </w:r>
+      <w:r>
+        <w:rPr>
+          <w:rFonts w:ascii="Times New Roman" w:eastAsia="標楷體" w:hAnsi="Times New Roman" w:hint="eastAsia"/>
+          <w:szCs w:val="24"/>
+        </w:rPr>
+        <w:t>在睡覺</w:t>
+      </w:r>
+      <w:r>
+        <w:rPr>
+          <w:rFonts w:ascii="Times New Roman" w:eastAsia="標楷體" w:hAnsi="Times New Roman" w:hint="eastAsia"/>
+          <w:szCs w:val="24"/>
+        </w:rPr>
+        <w:t>，和一個過世的人，有什麼地方不一樣？</w:t>
+      </w:r>
+      <w:r>
+        <w:rPr>
+          <w:rFonts w:ascii="Times New Roman" w:eastAsia="標楷體" w:hAnsi="Times New Roman" w:hint="eastAsia"/>
+          <w:szCs w:val="24"/>
+        </w:rPr>
+        <w:t>從外觀上看，</w:t>
+      </w:r>
+      <w:r>
+        <w:rPr>
+          <w:rFonts w:ascii="Times New Roman" w:eastAsia="標楷體" w:hAnsi="Times New Roman" w:hint="eastAsia"/>
+          <w:szCs w:val="24"/>
+        </w:rPr>
+        <w:t>過世的人</w:t>
+      </w:r>
+      <w:r>
+        <w:rPr>
+          <w:rFonts w:ascii="Times New Roman" w:eastAsia="標楷體" w:hAnsi="Times New Roman" w:hint="eastAsia"/>
+          <w:szCs w:val="24"/>
+        </w:rPr>
+        <w:t>似乎沒有不同，都像是睡著了一樣，但不同的地方在於</w:t>
+      </w:r>
+      <w:r>
+        <w:rPr>
+          <w:rFonts w:ascii="Times New Roman" w:eastAsia="標楷體" w:hAnsi="Times New Roman" w:hint="eastAsia"/>
+          <w:szCs w:val="24"/>
+        </w:rPr>
+        <w:t>，他不會再醒過來了</w:t>
+      </w:r>
+      <w:r>
+        <w:rPr>
+          <w:rFonts w:ascii="Times New Roman" w:eastAsia="標楷體" w:hAnsi="Times New Roman" w:hint="eastAsia"/>
+          <w:szCs w:val="24"/>
+        </w:rPr>
+        <w:t>。</w:t>
+      </w:r>
+      <w:r>
+        <w:rPr>
+          <w:rFonts w:ascii="Times New Roman" w:eastAsia="標楷體" w:hAnsi="Times New Roman" w:hint="eastAsia"/>
+          <w:szCs w:val="24"/>
+        </w:rPr>
+        <w:t>這是因為過世的人</w:t>
+      </w:r>
+      <w:r>
+        <w:rPr>
+          <w:rFonts w:ascii="Times New Roman" w:eastAsia="標楷體" w:hAnsi="Times New Roman" w:hint="eastAsia"/>
+          <w:szCs w:val="24"/>
+        </w:rPr>
+        <w:t>，</w:t>
+      </w:r>
+      <w:r>
+        <w:rPr>
+          <w:rFonts w:ascii="Times New Roman" w:eastAsia="標楷體" w:hAnsi="Times New Roman" w:hint="eastAsia"/>
+          <w:szCs w:val="24"/>
+        </w:rPr>
+        <w:t>他的靈性已經離開了肉</w:t>
+      </w:r>
+      <w:r>
+        <w:rPr>
+          <w:rFonts w:ascii="Times New Roman" w:eastAsia="標楷體" w:hAnsi="Times New Roman" w:hint="eastAsia"/>
+          <w:szCs w:val="24"/>
+        </w:rPr>
+        <w:t>體</w:t>
+      </w:r>
+      <w:r>
+        <w:rPr>
+          <w:rFonts w:ascii="Times New Roman" w:eastAsia="標楷體" w:hAnsi="Times New Roman" w:hint="eastAsia"/>
+          <w:szCs w:val="24"/>
+        </w:rPr>
+        <w:t>，後學打個比</w:t>
+      </w:r>
+      <w:r>
+        <w:rPr>
+          <w:rFonts w:ascii="Times New Roman" w:eastAsia="標楷體" w:hAnsi="Times New Roman" w:hint="eastAsia"/>
+          <w:szCs w:val="24"/>
+        </w:rPr>
+        <w:t>喻</w:t>
+      </w:r>
+      <w:r>
+        <w:rPr>
+          <w:rFonts w:ascii="Times New Roman" w:eastAsia="標楷體" w:hAnsi="Times New Roman" w:hint="eastAsia"/>
+          <w:szCs w:val="24"/>
+        </w:rPr>
+        <w:t>，我們的肉體，就</w:t>
+      </w:r>
+      <w:r>
+        <w:rPr>
+          <w:rFonts w:ascii="Times New Roman" w:eastAsia="標楷體" w:hAnsi="Times New Roman" w:hint="eastAsia"/>
+          <w:szCs w:val="24"/>
+        </w:rPr>
+        <w:t>像</w:t>
+      </w:r>
+      <w:r>
+        <w:rPr>
+          <w:rFonts w:ascii="Times New Roman" w:eastAsia="標楷體" w:hAnsi="Times New Roman" w:hint="eastAsia"/>
+          <w:szCs w:val="24"/>
+        </w:rPr>
+        <w:t>一台車子；而靈性，就是車子的駕駛。一台車子</w:t>
+      </w:r>
+      <w:r>
+        <w:rPr>
+          <w:rFonts w:ascii="Times New Roman" w:eastAsia="標楷體" w:hAnsi="Times New Roman" w:hint="eastAsia"/>
+          <w:szCs w:val="24"/>
+        </w:rPr>
+        <w:t>有了駕駛，才能夠隨心所欲的移動，</w:t>
+      </w:r>
+      <w:r>
+        <w:rPr>
+          <w:rFonts w:ascii="Times New Roman" w:eastAsia="標楷體" w:hAnsi="Times New Roman" w:hint="eastAsia"/>
+          <w:szCs w:val="24"/>
+        </w:rPr>
+        <w:t>如果沒有人</w:t>
+      </w:r>
+      <w:r>
+        <w:rPr>
+          <w:rFonts w:ascii="Times New Roman" w:eastAsia="標楷體" w:hAnsi="Times New Roman" w:hint="eastAsia"/>
+          <w:szCs w:val="24"/>
+        </w:rPr>
+        <w:t>駕駛</w:t>
+      </w:r>
+      <w:r>
+        <w:rPr>
+          <w:rFonts w:ascii="Times New Roman" w:eastAsia="標楷體" w:hAnsi="Times New Roman" w:hint="eastAsia"/>
+          <w:szCs w:val="24"/>
+        </w:rPr>
+        <w:t>，</w:t>
+      </w:r>
+      <w:r>
+        <w:rPr>
+          <w:rFonts w:ascii="Times New Roman" w:eastAsia="標楷體" w:hAnsi="Times New Roman" w:hint="eastAsia"/>
+          <w:szCs w:val="24"/>
+        </w:rPr>
+        <w:t>車子</w:t>
+      </w:r>
+      <w:r>
+        <w:rPr>
+          <w:rFonts w:ascii="Times New Roman" w:eastAsia="標楷體" w:hAnsi="Times New Roman" w:hint="eastAsia"/>
+          <w:szCs w:val="24"/>
+        </w:rPr>
+        <w:t>就</w:t>
+      </w:r>
+      <w:r>
+        <w:rPr>
+          <w:rFonts w:ascii="Times New Roman" w:eastAsia="標楷體" w:hAnsi="Times New Roman" w:hint="eastAsia"/>
+          <w:szCs w:val="24"/>
+        </w:rPr>
+        <w:t>不會動。</w:t>
+      </w:r>
+      <w:r>
+        <w:rPr>
+          <w:rFonts w:ascii="Times New Roman" w:eastAsia="標楷體" w:hAnsi="Times New Roman" w:hint="eastAsia"/>
+          <w:szCs w:val="24"/>
+        </w:rPr>
+        <w:t>就像是一個人的肉體裡，有</w:t>
+      </w:r>
+      <w:r>
+        <w:rPr>
+          <w:rFonts w:ascii="Times New Roman" w:eastAsia="標楷體" w:hAnsi="Times New Roman" w:hint="eastAsia"/>
+          <w:szCs w:val="24"/>
+        </w:rPr>
+        <w:t>靈性存在的時候</w:t>
+      </w:r>
+      <w:r>
+        <w:rPr>
+          <w:rFonts w:ascii="Times New Roman" w:eastAsia="標楷體" w:hAnsi="Times New Roman" w:hint="eastAsia"/>
+          <w:szCs w:val="24"/>
+        </w:rPr>
+        <w:t>，肉體</w:t>
+      </w:r>
+      <w:r>
+        <w:rPr>
+          <w:rFonts w:ascii="Times New Roman" w:eastAsia="標楷體" w:hAnsi="Times New Roman" w:hint="eastAsia"/>
+          <w:szCs w:val="24"/>
+        </w:rPr>
+        <w:t>才能自由自在的發揮作用，靈性一旦離開了，肉體就只是一具空殼而已，所以</w:t>
+      </w:r>
+      <w:r>
+        <w:rPr>
+          <w:rFonts w:ascii="Times New Roman" w:eastAsia="標楷體" w:hAnsi="Times New Roman" w:hint="eastAsia"/>
+          <w:szCs w:val="24"/>
+        </w:rPr>
+        <w:t>在</w:t>
+      </w:r>
+      <w:r>
+        <w:rPr>
+          <w:rFonts w:ascii="Times New Roman" w:eastAsia="標楷體" w:hAnsi="Times New Roman" w:hint="eastAsia"/>
+          <w:szCs w:val="24"/>
+        </w:rPr>
+        <w:t>台語</w:t>
+      </w:r>
+      <w:r>
+        <w:rPr>
+          <w:rFonts w:ascii="Times New Roman" w:eastAsia="標楷體" w:hAnsi="Times New Roman" w:hint="eastAsia"/>
+          <w:szCs w:val="24"/>
+        </w:rPr>
+        <w:t>，形容一個人</w:t>
+      </w:r>
+      <w:r>
+        <w:rPr>
+          <w:rFonts w:ascii="Times New Roman" w:eastAsia="標楷體" w:hAnsi="Times New Roman" w:hint="eastAsia"/>
+          <w:szCs w:val="24"/>
+        </w:rPr>
+        <w:t>死亡叫做「過身」，也就是靈性從一具肉體換到另一具肉體。</w:t>
+      </w:r>
+      <w:r>
+        <w:rPr>
+          <w:rFonts w:ascii="Times New Roman" w:eastAsia="標楷體" w:hAnsi="Times New Roman" w:hint="eastAsia"/>
+          <w:szCs w:val="24"/>
+        </w:rPr>
+        <w:t>所以</w:t>
+      </w:r>
+      <w:r>
+        <w:rPr>
+          <w:rFonts w:ascii="Times New Roman" w:eastAsia="標楷體" w:hAnsi="Times New Roman" w:hint="eastAsia"/>
+          <w:szCs w:val="24"/>
+        </w:rPr>
+        <w:t>，靈性才是我們的真主人，肉體是由靈性在控制主宰的。</w:t>
       </w:r>
     </w:p>
     <w:p>
@@ -526,7 +1689,7 @@
         <w:overflowPunct w:val="0"/>
         <w:ind w:firstLine="480"/>
         <w:rPr>
-          <w:rFonts w:ascii="Times New Roman" w:eastAsia="標楷體" w:hAnsi="Times New Roman" w:hint="eastAsia"/>
+          <w:rFonts w:ascii="Times New Roman" w:eastAsia="標楷體" w:hAnsi="Times New Roman"/>
           <w:szCs w:val="24"/>
         </w:rPr>
       </w:pPr>
@@ -535,7 +1698,400 @@
           <w:rFonts w:ascii="Times New Roman" w:eastAsia="標楷體" w:hAnsi="Times New Roman" w:hint="eastAsia"/>
           <w:szCs w:val="24"/>
         </w:rPr>
-        <w:t>從小到大，我們常聽人說：「眼睛是靈魂之窗，要好好愛護眼睛。」但是好像沒有人告訴過我們「靈魂之門」在哪裡？（畫房子）古代的房子是這樣蓋的，眼睛就像是兩扇窗戶，而大門，正好是在玄關的位置。至聖先師孔老夫子曾說過：「誰能出不由戶，何莫由斯道也。」我們進出住家時，一定是從大門出入，總不會是爬窗，或是翻牆吧！而靈性也是一樣，有一個出入肉身的正門。今天求道以後，我們就知道，靈魂之門就在兩眼ＯＯＯ，有求過道的道親，將來百年之後，靈魂就會從玄關竅離開肉身。</w:t>
+        <w:t>接著，</w:t>
+      </w:r>
+      <w:r>
+        <w:rPr>
+          <w:rFonts w:ascii="Times New Roman" w:eastAsia="標楷體" w:hAnsi="Times New Roman" w:hint="eastAsia"/>
+          <w:szCs w:val="24"/>
+        </w:rPr>
+        <w:t>我們</w:t>
+      </w:r>
+      <w:r>
+        <w:rPr>
+          <w:rFonts w:ascii="Times New Roman" w:eastAsia="標楷體" w:hAnsi="Times New Roman" w:hint="eastAsia"/>
+          <w:szCs w:val="24"/>
+        </w:rPr>
+        <w:t>小的時候</w:t>
+      </w:r>
+      <w:r>
+        <w:rPr>
+          <w:rFonts w:ascii="Times New Roman" w:eastAsia="標楷體" w:hAnsi="Times New Roman" w:hint="eastAsia"/>
+          <w:szCs w:val="24"/>
+        </w:rPr>
+        <w:t>常聽人說：「眼睛是靈魂之窗，要好好愛護眼睛。」</w:t>
+      </w:r>
+      <w:r>
+        <w:rPr>
+          <w:rFonts w:ascii="Times New Roman" w:eastAsia="標楷體" w:hAnsi="Times New Roman" w:hint="eastAsia"/>
+          <w:szCs w:val="24"/>
+        </w:rPr>
+        <w:t>那請問</w:t>
+      </w:r>
+      <w:r>
+        <w:rPr>
+          <w:rFonts w:ascii="Times New Roman" w:eastAsia="標楷體" w:hAnsi="Times New Roman" w:hint="eastAsia"/>
+          <w:szCs w:val="24"/>
+        </w:rPr>
+        <w:t>「靈魂之門」在哪裡</w:t>
+      </w:r>
+      <w:r>
+        <w:rPr>
+          <w:rFonts w:ascii="Times New Roman" w:eastAsia="標楷體" w:hAnsi="Times New Roman" w:hint="eastAsia"/>
+          <w:szCs w:val="24"/>
+        </w:rPr>
+        <w:t>呢</w:t>
+      </w:r>
+      <w:r>
+        <w:rPr>
+          <w:rFonts w:ascii="Times New Roman" w:eastAsia="標楷體" w:hAnsi="Times New Roman" w:hint="eastAsia"/>
+          <w:szCs w:val="24"/>
+        </w:rPr>
+        <w:t>？</w:t>
+      </w:r>
+      <w:r>
+        <w:rPr>
+          <w:rFonts w:ascii="Times New Roman" w:eastAsia="標楷體" w:hAnsi="Times New Roman" w:hint="eastAsia"/>
+          <w:szCs w:val="24"/>
+        </w:rPr>
+        <w:t>在</w:t>
+      </w:r>
+      <w:r>
+        <w:rPr>
+          <w:rFonts w:ascii="Times New Roman" w:eastAsia="標楷體" w:hAnsi="Times New Roman" w:hint="eastAsia"/>
+          <w:szCs w:val="24"/>
+        </w:rPr>
+        <w:t>古代</w:t>
+      </w:r>
+      <w:r>
+        <w:rPr>
+          <w:rFonts w:ascii="Times New Roman" w:eastAsia="標楷體" w:hAnsi="Times New Roman" w:hint="eastAsia"/>
+          <w:szCs w:val="24"/>
+        </w:rPr>
+        <w:t>，</w:t>
+      </w:r>
+      <w:r>
+        <w:rPr>
+          <w:rFonts w:ascii="Times New Roman" w:eastAsia="標楷體" w:hAnsi="Times New Roman" w:hint="eastAsia"/>
+          <w:szCs w:val="24"/>
+        </w:rPr>
+        <w:t>房子是這樣蓋的，眼睛就像是兩扇窗戶，而</w:t>
+      </w:r>
+      <w:r>
+        <w:rPr>
+          <w:rFonts w:ascii="Times New Roman" w:eastAsia="標楷體" w:hAnsi="Times New Roman" w:hint="eastAsia"/>
+          <w:szCs w:val="24"/>
+        </w:rPr>
+        <w:t>正</w:t>
+      </w:r>
+      <w:r>
+        <w:rPr>
+          <w:rFonts w:ascii="Times New Roman" w:eastAsia="標楷體" w:hAnsi="Times New Roman" w:hint="eastAsia"/>
+          <w:szCs w:val="24"/>
+        </w:rPr>
+        <w:t>門，</w:t>
+      </w:r>
+      <w:r>
+        <w:rPr>
+          <w:rFonts w:ascii="Times New Roman" w:eastAsia="標楷體" w:hAnsi="Times New Roman" w:hint="eastAsia"/>
+          <w:szCs w:val="24"/>
+        </w:rPr>
+        <w:t>就</w:t>
+      </w:r>
+      <w:r>
+        <w:rPr>
+          <w:rFonts w:ascii="Times New Roman" w:eastAsia="標楷體" w:hAnsi="Times New Roman" w:hint="eastAsia"/>
+          <w:szCs w:val="24"/>
+        </w:rPr>
+        <w:t>在</w:t>
+      </w:r>
+      <w:r>
+        <w:rPr>
+          <w:rFonts w:ascii="Times New Roman" w:eastAsia="標楷體" w:hAnsi="Times New Roman" w:hint="eastAsia"/>
+          <w:szCs w:val="24"/>
+        </w:rPr>
+        <w:t>兩扇窗戶的中間</w:t>
+      </w:r>
+      <w:r>
+        <w:rPr>
+          <w:rFonts w:ascii="Times New Roman" w:eastAsia="標楷體" w:hAnsi="Times New Roman" w:hint="eastAsia"/>
+          <w:szCs w:val="24"/>
+        </w:rPr>
+        <w:t>。</w:t>
+      </w:r>
+      <w:r>
+        <w:rPr>
+          <w:rFonts w:ascii="Times New Roman" w:eastAsia="標楷體" w:hAnsi="Times New Roman" w:hint="eastAsia"/>
+          <w:szCs w:val="24"/>
+        </w:rPr>
+        <w:t>孔老夫子說過</w:t>
+      </w:r>
+      <w:r>
+        <w:rPr>
+          <w:rFonts w:ascii="Times New Roman" w:eastAsia="標楷體" w:hAnsi="Times New Roman" w:hint="eastAsia"/>
+          <w:szCs w:val="24"/>
+        </w:rPr>
+        <w:t>：「誰能出不由戶，何莫由斯道</w:t>
+      </w:r>
+      <w:r>
+        <w:rPr>
+          <w:rFonts w:ascii="Times New Roman" w:eastAsia="標楷體" w:hAnsi="Times New Roman" w:hint="eastAsia"/>
+          <w:szCs w:val="24"/>
+        </w:rPr>
+        <w:t>也</w:t>
+      </w:r>
+      <w:r>
+        <w:rPr>
+          <w:rFonts w:ascii="Times New Roman" w:eastAsia="標楷體" w:hAnsi="Times New Roman" w:hint="eastAsia"/>
+          <w:szCs w:val="24"/>
+        </w:rPr>
+        <w:t>。」</w:t>
+      </w:r>
+      <w:r>
+        <w:rPr>
+          <w:rFonts w:ascii="Times New Roman" w:eastAsia="標楷體" w:hAnsi="Times New Roman" w:hint="eastAsia"/>
+          <w:szCs w:val="24"/>
+        </w:rPr>
+        <w:t>指的是說，誰能</w:t>
+      </w:r>
+      <w:r>
+        <w:rPr>
+          <w:rFonts w:ascii="Times New Roman" w:eastAsia="標楷體" w:hAnsi="Times New Roman" w:hint="eastAsia"/>
+          <w:szCs w:val="24"/>
+        </w:rPr>
+        <w:t>夠</w:t>
+      </w:r>
+      <w:r>
+        <w:rPr>
+          <w:rFonts w:ascii="Times New Roman" w:eastAsia="標楷體" w:hAnsi="Times New Roman" w:hint="eastAsia"/>
+          <w:szCs w:val="24"/>
+        </w:rPr>
+        <w:t>出入不經過正門呢？</w:t>
+      </w:r>
+      <w:r>
+        <w:rPr>
+          <w:rFonts w:ascii="Times New Roman" w:eastAsia="標楷體" w:hAnsi="Times New Roman" w:hint="eastAsia"/>
+          <w:szCs w:val="24"/>
+        </w:rPr>
+        <w:t>我們</w:t>
+      </w:r>
+      <w:r>
+        <w:rPr>
+          <w:rFonts w:ascii="Times New Roman" w:eastAsia="標楷體" w:hAnsi="Times New Roman" w:hint="eastAsia"/>
+          <w:szCs w:val="24"/>
+        </w:rPr>
+        <w:t>出門、回</w:t>
+      </w:r>
+      <w:r>
+        <w:rPr>
+          <w:rFonts w:ascii="Times New Roman" w:eastAsia="標楷體" w:hAnsi="Times New Roman" w:hint="eastAsia"/>
+          <w:szCs w:val="24"/>
+        </w:rPr>
+        <w:t>家</w:t>
+      </w:r>
+      <w:r>
+        <w:rPr>
+          <w:rFonts w:ascii="Times New Roman" w:eastAsia="標楷體" w:hAnsi="Times New Roman" w:hint="eastAsia"/>
+          <w:szCs w:val="24"/>
+        </w:rPr>
+        <w:t>，</w:t>
+      </w:r>
+      <w:r>
+        <w:rPr>
+          <w:rFonts w:ascii="Times New Roman" w:eastAsia="標楷體" w:hAnsi="Times New Roman" w:hint="eastAsia"/>
+          <w:szCs w:val="24"/>
+        </w:rPr>
+        <w:t>都</w:t>
+      </w:r>
+      <w:r>
+        <w:rPr>
+          <w:rFonts w:ascii="Times New Roman" w:eastAsia="標楷體" w:hAnsi="Times New Roman" w:hint="eastAsia"/>
+          <w:szCs w:val="24"/>
+        </w:rPr>
+        <w:t>必</w:t>
+      </w:r>
+      <w:r>
+        <w:rPr>
+          <w:rFonts w:ascii="Times New Roman" w:eastAsia="標楷體" w:hAnsi="Times New Roman" w:hint="eastAsia"/>
+          <w:szCs w:val="24"/>
+        </w:rPr>
+        <w:lastRenderedPageBreak/>
+        <w:t>須</w:t>
+      </w:r>
+      <w:r>
+        <w:rPr>
+          <w:rFonts w:ascii="Times New Roman" w:eastAsia="標楷體" w:hAnsi="Times New Roman" w:hint="eastAsia"/>
+          <w:szCs w:val="24"/>
+        </w:rPr>
+        <w:t>從</w:t>
+      </w:r>
+      <w:r>
+        <w:rPr>
+          <w:rFonts w:ascii="Times New Roman" w:eastAsia="標楷體" w:hAnsi="Times New Roman" w:hint="eastAsia"/>
+          <w:szCs w:val="24"/>
+        </w:rPr>
+        <w:t>正</w:t>
+      </w:r>
+      <w:r>
+        <w:rPr>
+          <w:rFonts w:ascii="Times New Roman" w:eastAsia="標楷體" w:hAnsi="Times New Roman" w:hint="eastAsia"/>
+          <w:szCs w:val="24"/>
+        </w:rPr>
+        <w:t>門</w:t>
+      </w:r>
+      <w:r>
+        <w:rPr>
+          <w:rFonts w:ascii="Times New Roman" w:eastAsia="標楷體" w:hAnsi="Times New Roman" w:hint="eastAsia"/>
+          <w:szCs w:val="24"/>
+        </w:rPr>
+        <w:t>進出，</w:t>
+      </w:r>
+      <w:r>
+        <w:rPr>
+          <w:rFonts w:ascii="Times New Roman" w:eastAsia="標楷體" w:hAnsi="Times New Roman" w:hint="eastAsia"/>
+          <w:szCs w:val="24"/>
+        </w:rPr>
+        <w:t>而靈性也是一樣。</w:t>
+      </w:r>
+      <w:r>
+        <w:rPr>
+          <w:rFonts w:ascii="Times New Roman" w:eastAsia="標楷體" w:hAnsi="Times New Roman" w:hint="eastAsia"/>
+          <w:szCs w:val="24"/>
+        </w:rPr>
+        <w:t>各位在今天求道之前，</w:t>
+      </w:r>
+      <w:r>
+        <w:rPr>
+          <w:rFonts w:ascii="Times New Roman" w:eastAsia="標楷體" w:hAnsi="Times New Roman" w:hint="eastAsia"/>
+          <w:szCs w:val="24"/>
+        </w:rPr>
+        <w:t>原本這扇大門是關閉的，</w:t>
+      </w:r>
+      <w:r>
+        <w:rPr>
+          <w:rFonts w:ascii="Times New Roman" w:eastAsia="標楷體" w:hAnsi="Times New Roman" w:hint="eastAsia"/>
+          <w:szCs w:val="24"/>
+        </w:rPr>
+        <w:t>今天</w:t>
+      </w:r>
+      <w:r>
+        <w:rPr>
+          <w:rFonts w:ascii="Times New Roman" w:eastAsia="標楷體" w:hAnsi="Times New Roman" w:hint="eastAsia"/>
+          <w:szCs w:val="24"/>
+        </w:rPr>
+        <w:t>大家來</w:t>
+      </w:r>
+      <w:r>
+        <w:rPr>
+          <w:rFonts w:ascii="Times New Roman" w:eastAsia="標楷體" w:hAnsi="Times New Roman" w:hint="eastAsia"/>
+          <w:szCs w:val="24"/>
+        </w:rPr>
+        <w:t>求道，</w:t>
+      </w:r>
+      <w:r>
+        <w:rPr>
+          <w:rFonts w:ascii="Times New Roman" w:eastAsia="標楷體" w:hAnsi="Times New Roman" w:hint="eastAsia"/>
+          <w:szCs w:val="24"/>
+        </w:rPr>
+        <w:t>仙佛藉著點傳師的手，替我們打開了</w:t>
+      </w:r>
+      <w:r>
+        <w:rPr>
+          <w:rFonts w:ascii="Times New Roman" w:eastAsia="標楷體" w:hAnsi="Times New Roman" w:hint="eastAsia"/>
+          <w:szCs w:val="24"/>
+        </w:rPr>
+        <w:t>玄關竅</w:t>
+      </w:r>
+      <w:r>
+        <w:rPr>
+          <w:rFonts w:ascii="Times New Roman" w:eastAsia="標楷體" w:hAnsi="Times New Roman" w:hint="eastAsia"/>
+          <w:szCs w:val="24"/>
+        </w:rPr>
+        <w:t>，也是替我們開了</w:t>
+      </w:r>
+      <w:r>
+        <w:rPr>
+          <w:rFonts w:ascii="Times New Roman" w:eastAsia="標楷體" w:hAnsi="Times New Roman" w:hint="eastAsia"/>
+          <w:szCs w:val="24"/>
+        </w:rPr>
+        <w:t>這扇</w:t>
+      </w:r>
+      <w:r>
+        <w:rPr>
+          <w:rFonts w:ascii="Times New Roman" w:eastAsia="標楷體" w:hAnsi="Times New Roman" w:hint="eastAsia"/>
+          <w:szCs w:val="24"/>
+        </w:rPr>
+        <w:t>智慧</w:t>
+      </w:r>
+      <w:r>
+        <w:rPr>
+          <w:rFonts w:ascii="Times New Roman" w:eastAsia="標楷體" w:hAnsi="Times New Roman" w:hint="eastAsia"/>
+          <w:szCs w:val="24"/>
+        </w:rPr>
+        <w:t>之門。</w:t>
+      </w:r>
+      <w:r>
+        <w:rPr>
+          <w:rFonts w:ascii="Times New Roman" w:eastAsia="標楷體" w:hAnsi="Times New Roman" w:hint="eastAsia"/>
+          <w:szCs w:val="24"/>
+        </w:rPr>
+        <w:t>將來百年之後，</w:t>
+      </w:r>
+      <w:r>
+        <w:rPr>
+          <w:rFonts w:ascii="Times New Roman" w:eastAsia="標楷體" w:hAnsi="Times New Roman" w:hint="eastAsia"/>
+          <w:szCs w:val="24"/>
+        </w:rPr>
+        <w:t>當我們歸空時，要記得</w:t>
+      </w:r>
+      <w:r>
+        <w:rPr>
+          <w:rFonts w:ascii="Times New Roman" w:eastAsia="標楷體" w:hAnsi="Times New Roman" w:hint="eastAsia"/>
+          <w:szCs w:val="24"/>
+        </w:rPr>
+        <w:t>，</w:t>
+      </w:r>
+      <w:r>
+        <w:rPr>
+          <w:rFonts w:ascii="Times New Roman" w:eastAsia="標楷體" w:hAnsi="Times New Roman" w:hint="eastAsia"/>
+          <w:szCs w:val="24"/>
+        </w:rPr>
+        <w:t>靈</w:t>
+      </w:r>
+      <w:r>
+        <w:rPr>
+          <w:rFonts w:ascii="Times New Roman" w:eastAsia="標楷體" w:hAnsi="Times New Roman" w:hint="eastAsia"/>
+          <w:szCs w:val="24"/>
+        </w:rPr>
+        <w:t>性必須</w:t>
+      </w:r>
+      <w:r>
+        <w:rPr>
+          <w:rFonts w:ascii="Times New Roman" w:eastAsia="標楷體" w:hAnsi="Times New Roman" w:hint="eastAsia"/>
+          <w:szCs w:val="24"/>
+        </w:rPr>
+        <w:t>從</w:t>
+      </w:r>
+      <w:r>
+        <w:rPr>
+          <w:rFonts w:ascii="Times New Roman" w:eastAsia="標楷體" w:hAnsi="Times New Roman" w:hint="eastAsia"/>
+          <w:szCs w:val="24"/>
+        </w:rPr>
+        <w:t>正門──</w:t>
+      </w:r>
+      <w:r>
+        <w:rPr>
+          <w:rFonts w:ascii="Times New Roman" w:eastAsia="標楷體" w:hAnsi="Times New Roman" w:hint="eastAsia"/>
+          <w:szCs w:val="24"/>
+        </w:rPr>
+        <w:t>玄關竅離開肉身。</w:t>
+      </w:r>
+      <w:r>
+        <w:rPr>
+          <w:rFonts w:ascii="Times New Roman" w:eastAsia="標楷體" w:hAnsi="Times New Roman" w:hint="eastAsia"/>
+          <w:szCs w:val="24"/>
+        </w:rPr>
+        <w:t>如果是沒有求過道的人，就不知道靈性出入的門戶在哪，只能從其他旁門出去，從旁門出去就只能在四生六道裡繼續輪迴了。</w:t>
       </w:r>
     </w:p>
     <w:p>
@@ -543,7 +2099,7 @@
         <w:overflowPunct w:val="0"/>
         <w:ind w:firstLine="480"/>
         <w:rPr>
-          <w:rFonts w:ascii="Times New Roman" w:eastAsia="標楷體" w:hAnsi="Times New Roman" w:hint="eastAsia"/>
+          <w:rFonts w:ascii="Times New Roman" w:eastAsia="標楷體" w:hAnsi="Times New Roman"/>
           <w:szCs w:val="24"/>
         </w:rPr>
       </w:pPr>
@@ -552,7 +2108,147 @@
           <w:rFonts w:ascii="Times New Roman" w:eastAsia="標楷體" w:hAnsi="Times New Roman" w:hint="eastAsia"/>
           <w:szCs w:val="24"/>
         </w:rPr>
-        <w:t>古人說，人有「七孔八竅」，我們算一算我們的五官（畫臉），眼睛兩個孔，耳朵兩個孔，鼻子兩個孔，加上嘴巴一個孔，那麼第八竅在哪裡呢？就是這個靈性出入的生死竅，也就是玄關竅。當我們說一個人什麼事都不懂時，總會說一句，你這個人真是一竅不通，這一竅，指的就是玄關竅；正所謂：一竅通，百竅通，我們今天來求道，仙佛藉著點傳師的手替我們打開了玄關竅，也是替我們開了智慧之門。佛說：「眾生皆具如來智慧德相」，就是在告訴我們，今天得道後，日後面對一切人生困頓時，要學習以我們的真主人當家應事，以智慧來解決。</w:t>
+        <w:t>再來，</w:t>
+      </w:r>
+      <w:r>
+        <w:rPr>
+          <w:rFonts w:ascii="Times New Roman" w:eastAsia="標楷體" w:hAnsi="Times New Roman" w:hint="eastAsia"/>
+          <w:szCs w:val="24"/>
+        </w:rPr>
+        <w:t>古人說</w:t>
+      </w:r>
+      <w:r>
+        <w:rPr>
+          <w:rFonts w:ascii="Times New Roman" w:eastAsia="標楷體" w:hAnsi="Times New Roman" w:hint="eastAsia"/>
+          <w:szCs w:val="24"/>
+        </w:rPr>
+        <w:t>：</w:t>
+      </w:r>
+      <w:r>
+        <w:rPr>
+          <w:rFonts w:ascii="Times New Roman" w:eastAsia="標楷體" w:hAnsi="Times New Roman" w:hint="eastAsia"/>
+          <w:szCs w:val="24"/>
+        </w:rPr>
+        <w:t>人有「七孔八竅」，我們算一算我們的五官，眼睛兩個孔，耳朵兩個孔，鼻子兩個孔，加上嘴巴一個孔，</w:t>
+      </w:r>
+      <w:r>
+        <w:rPr>
+          <w:rFonts w:ascii="Times New Roman" w:eastAsia="標楷體" w:hAnsi="Times New Roman" w:hint="eastAsia"/>
+          <w:szCs w:val="24"/>
+        </w:rPr>
+        <w:t>總共有七孔，也就是七竅，</w:t>
+      </w:r>
+      <w:r>
+        <w:rPr>
+          <w:rFonts w:ascii="Times New Roman" w:eastAsia="標楷體" w:hAnsi="Times New Roman" w:hint="eastAsia"/>
+          <w:szCs w:val="24"/>
+        </w:rPr>
+        <w:t>那麼第八竅在哪裡呢？就是這個靈性出入的生死竅，也就是玄關竅。當我們說一個人</w:t>
+      </w:r>
+      <w:r>
+        <w:rPr>
+          <w:rFonts w:ascii="Times New Roman" w:eastAsia="標楷體" w:hAnsi="Times New Roman" w:hint="eastAsia"/>
+          <w:szCs w:val="24"/>
+        </w:rPr>
+        <w:t>怎麼教</w:t>
+      </w:r>
+      <w:r>
+        <w:rPr>
+          <w:rFonts w:ascii="Times New Roman" w:eastAsia="標楷體" w:hAnsi="Times New Roman" w:hint="eastAsia"/>
+          <w:szCs w:val="24"/>
+        </w:rPr>
+        <w:t>都不</w:t>
+      </w:r>
+      <w:r>
+        <w:rPr>
+          <w:rFonts w:ascii="Times New Roman" w:eastAsia="標楷體" w:hAnsi="Times New Roman" w:hint="eastAsia"/>
+          <w:szCs w:val="24"/>
+        </w:rPr>
+        <w:t>會</w:t>
+      </w:r>
+      <w:r>
+        <w:rPr>
+          <w:rFonts w:ascii="Times New Roman" w:eastAsia="標楷體" w:hAnsi="Times New Roman" w:hint="eastAsia"/>
+          <w:szCs w:val="24"/>
+        </w:rPr>
+        <w:t>時，總會說一句，你這個人真是一竅不通，這一竅，指的就是玄關竅</w:t>
+      </w:r>
+      <w:r>
+        <w:rPr>
+          <w:rFonts w:ascii="Times New Roman" w:eastAsia="標楷體" w:hAnsi="Times New Roman" w:hint="eastAsia"/>
+          <w:szCs w:val="24"/>
+        </w:rPr>
+        <w:t>。</w:t>
+      </w:r>
+      <w:r>
+        <w:rPr>
+          <w:rFonts w:ascii="Times New Roman" w:eastAsia="標楷體" w:hAnsi="Times New Roman" w:hint="eastAsia"/>
+          <w:szCs w:val="24"/>
+        </w:rPr>
+        <w:t>今天我們來求道了，點開了這一竅，</w:t>
+      </w:r>
+      <w:r>
+        <w:rPr>
+          <w:rFonts w:ascii="Times New Roman" w:eastAsia="標楷體" w:hAnsi="Times New Roman" w:hint="eastAsia"/>
+          <w:szCs w:val="24"/>
+        </w:rPr>
+        <w:t>正所謂</w:t>
+      </w:r>
+      <w:r>
+        <w:rPr>
+          <w:rFonts w:ascii="Times New Roman" w:eastAsia="標楷體" w:hAnsi="Times New Roman" w:hint="eastAsia"/>
+          <w:szCs w:val="24"/>
+        </w:rPr>
+        <w:t>「</w:t>
+      </w:r>
+      <w:r>
+        <w:rPr>
+          <w:rFonts w:ascii="Times New Roman" w:eastAsia="標楷體" w:hAnsi="Times New Roman" w:hint="eastAsia"/>
+          <w:szCs w:val="24"/>
+        </w:rPr>
+        <w:t>一竅通，百竅通</w:t>
+      </w:r>
+      <w:r>
+        <w:rPr>
+          <w:rFonts w:ascii="Times New Roman" w:eastAsia="標楷體" w:hAnsi="Times New Roman" w:hint="eastAsia"/>
+          <w:szCs w:val="24"/>
+        </w:rPr>
+        <w:t>。」</w:t>
+      </w:r>
+      <w:r>
+        <w:rPr>
+          <w:rFonts w:ascii="Times New Roman" w:eastAsia="標楷體" w:hAnsi="Times New Roman" w:hint="eastAsia"/>
+          <w:szCs w:val="24"/>
+        </w:rPr>
+        <w:t>日後</w:t>
+      </w:r>
+      <w:r>
+        <w:rPr>
+          <w:rFonts w:ascii="Times New Roman" w:eastAsia="標楷體" w:hAnsi="Times New Roman" w:hint="eastAsia"/>
+          <w:szCs w:val="24"/>
+        </w:rPr>
+        <w:t>不管在做人處事、應對進退上</w:t>
+      </w:r>
+      <w:r>
+        <w:rPr>
+          <w:rFonts w:ascii="Times New Roman" w:eastAsia="標楷體" w:hAnsi="Times New Roman" w:hint="eastAsia"/>
+          <w:szCs w:val="24"/>
+        </w:rPr>
+        <w:t>，要學習以真主人當家作主，用智慧來解決</w:t>
+      </w:r>
+      <w:r>
+        <w:rPr>
+          <w:rFonts w:ascii="Times New Roman" w:eastAsia="標楷體" w:hAnsi="Times New Roman" w:hint="eastAsia"/>
+          <w:szCs w:val="24"/>
+        </w:rPr>
+        <w:t>問題</w:t>
+      </w:r>
+      <w:r>
+        <w:rPr>
+          <w:rFonts w:ascii="Times New Roman" w:eastAsia="標楷體" w:hAnsi="Times New Roman" w:hint="eastAsia"/>
+          <w:szCs w:val="24"/>
+        </w:rPr>
+        <w:t>。</w:t>
       </w:r>
     </w:p>
     <w:p>
@@ -560,7 +2256,7 @@
         <w:overflowPunct w:val="0"/>
         <w:ind w:firstLine="480"/>
         <w:rPr>
-          <w:rFonts w:ascii="Times New Roman" w:eastAsia="標楷體" w:hAnsi="Times New Roman" w:hint="eastAsia"/>
+          <w:rFonts w:ascii="Times New Roman" w:eastAsia="標楷體" w:hAnsi="Times New Roman"/>
           <w:szCs w:val="24"/>
         </w:rPr>
       </w:pPr>
@@ -569,15 +2265,140 @@
           <w:rFonts w:ascii="Times New Roman" w:eastAsia="標楷體" w:hAnsi="Times New Roman" w:hint="eastAsia"/>
           <w:szCs w:val="24"/>
         </w:rPr>
-        <w:t>不知道各位前賢是否有過這樣的經驗，當我們很專心地在想事情的時候就會皺眉頭，我們形容一個人在沉思時常會用四個字來形容，叫做「眉頭深鎖」。走路不小心踢到東西，手不小心碰到尖銳的物品，痛的五官都皺在一起時，也會皺眉頭。但是，明明想事情是我們的大腦在思考，碰到東西時痛得明明是我們的手和腳啊！那為什麼我們會皺眉頭呢？其實皺眉頭的時候就是我們把精神集中在玄關竅</w:t>
-      </w:r>
-      <w:r>
-        <w:rPr>
-          <w:rFonts w:ascii="Times New Roman" w:eastAsia="標楷體" w:hAnsi="Times New Roman" w:hint="eastAsia"/>
-          <w:szCs w:val="24"/>
-        </w:rPr>
-        <w:lastRenderedPageBreak/>
-        <w:t>這裡，讓我們的靈性在作用的。</w:t>
+        <w:t>剛才向各位說過，三寶是天機，就算是成道的仙佛也不敢任意洩漏，不過仙佛都會留下一些經典給眾生暗示。接下來後學就來舉幾個例子。有句成語叫做「拈花微笑」，</w:t>
+      </w:r>
+      <w:r>
+        <w:rPr>
+          <w:rFonts w:ascii="Times New Roman" w:eastAsia="標楷體" w:hAnsi="Times New Roman" w:hint="eastAsia"/>
+          <w:szCs w:val="24"/>
+        </w:rPr>
+        <w:t>這句成語來自於</w:t>
+      </w:r>
+      <w:r>
+        <w:rPr>
+          <w:rFonts w:ascii="Times New Roman" w:eastAsia="標楷體" w:hAnsi="Times New Roman" w:hint="eastAsia"/>
+          <w:szCs w:val="24"/>
+        </w:rPr>
+        <w:t>佛經</w:t>
+      </w:r>
+      <w:r>
+        <w:rPr>
+          <w:rFonts w:ascii="Times New Roman" w:eastAsia="標楷體" w:hAnsi="Times New Roman" w:hint="eastAsia"/>
+          <w:szCs w:val="24"/>
+        </w:rPr>
+        <w:t>，佛經</w:t>
+      </w:r>
+      <w:r>
+        <w:rPr>
+          <w:rFonts w:ascii="Times New Roman" w:eastAsia="標楷體" w:hAnsi="Times New Roman" w:hint="eastAsia"/>
+          <w:szCs w:val="24"/>
+        </w:rPr>
+        <w:t>上有記載，釋迦牟尼佛</w:t>
+      </w:r>
+      <w:r>
+        <w:rPr>
+          <w:rFonts w:ascii="Times New Roman" w:eastAsia="標楷體" w:hAnsi="Times New Roman" w:hint="eastAsia"/>
+          <w:szCs w:val="24"/>
+        </w:rPr>
+        <w:t>一生</w:t>
+      </w:r>
+      <w:r>
+        <w:rPr>
+          <w:rFonts w:ascii="Times New Roman" w:eastAsia="標楷體" w:hAnsi="Times New Roman" w:hint="eastAsia"/>
+          <w:szCs w:val="24"/>
+        </w:rPr>
+        <w:t>講經說法</w:t>
+      </w:r>
+      <w:r>
+        <w:rPr>
+          <w:rFonts w:ascii="Times New Roman" w:eastAsia="標楷體" w:hAnsi="Times New Roman" w:hint="eastAsia"/>
+          <w:szCs w:val="24"/>
+        </w:rPr>
+        <w:t>49</w:t>
+      </w:r>
+      <w:r>
+        <w:rPr>
+          <w:rFonts w:ascii="Times New Roman" w:eastAsia="標楷體" w:hAnsi="Times New Roman" w:hint="eastAsia"/>
+          <w:szCs w:val="24"/>
+        </w:rPr>
+        <w:t>年，有一次在靈山會上</w:t>
+      </w:r>
+      <w:r>
+        <w:rPr>
+          <w:rFonts w:ascii="Times New Roman" w:eastAsia="標楷體" w:hAnsi="Times New Roman" w:hint="eastAsia"/>
+          <w:szCs w:val="24"/>
+        </w:rPr>
+        <w:t>說法</w:t>
+      </w:r>
+      <w:r>
+        <w:rPr>
+          <w:rFonts w:ascii="Times New Roman" w:eastAsia="標楷體" w:hAnsi="Times New Roman" w:hint="eastAsia"/>
+          <w:szCs w:val="24"/>
+        </w:rPr>
+        <w:t>，</w:t>
+      </w:r>
+      <w:r>
+        <w:rPr>
+          <w:rFonts w:ascii="Times New Roman" w:eastAsia="標楷體" w:hAnsi="Times New Roman" w:hint="eastAsia"/>
+          <w:szCs w:val="24"/>
+        </w:rPr>
+        <w:t>只見</w:t>
+      </w:r>
+      <w:r>
+        <w:rPr>
+          <w:rFonts w:ascii="Times New Roman" w:eastAsia="標楷體" w:hAnsi="Times New Roman" w:hint="eastAsia"/>
+          <w:szCs w:val="24"/>
+        </w:rPr>
+        <w:t>佛陀手上拿著一朵金色的波羅蜜花，在眼前拈來拈去不發一語，當時眾人都不懂佛陀的用意是什麼，只有迦葉尊者當下破顏微笑。</w:t>
+      </w:r>
+      <w:r>
+        <w:rPr>
+          <w:rFonts w:ascii="Times New Roman" w:eastAsia="標楷體" w:hAnsi="Times New Roman" w:hint="eastAsia"/>
+          <w:szCs w:val="24"/>
+        </w:rPr>
+        <w:t>此時佛陀便知道，迦葉尊者已經領悟了心法，</w:t>
+      </w:r>
+      <w:r>
+        <w:rPr>
+          <w:rFonts w:ascii="Times New Roman" w:eastAsia="標楷體" w:hAnsi="Times New Roman" w:hint="eastAsia"/>
+          <w:szCs w:val="24"/>
+        </w:rPr>
+        <w:t>於是佛陀</w:t>
+      </w:r>
+      <w:r>
+        <w:rPr>
+          <w:rFonts w:ascii="Times New Roman" w:eastAsia="標楷體" w:hAnsi="Times New Roman" w:hint="eastAsia"/>
+          <w:szCs w:val="24"/>
+        </w:rPr>
+        <w:t>就將迦葉尊者叫到台前，並用袈裟遮圍，為迦葉尊者點道，並</w:t>
+      </w:r>
+      <w:r>
+        <w:rPr>
+          <w:rFonts w:ascii="Times New Roman" w:eastAsia="標楷體" w:hAnsi="Times New Roman" w:hint="eastAsia"/>
+          <w:szCs w:val="24"/>
+        </w:rPr>
+        <w:t>將心法傳授給摩訶迦葉，</w:t>
+      </w:r>
+      <w:r>
+        <w:rPr>
+          <w:rFonts w:ascii="Times New Roman" w:eastAsia="標楷體" w:hAnsi="Times New Roman" w:hint="eastAsia"/>
+          <w:szCs w:val="24"/>
+        </w:rPr>
+        <w:t>佛陀</w:t>
+      </w:r>
+      <w:r>
+        <w:rPr>
+          <w:rFonts w:ascii="Times New Roman" w:eastAsia="標楷體" w:hAnsi="Times New Roman" w:hint="eastAsia"/>
+          <w:szCs w:val="24"/>
+        </w:rPr>
+        <w:t>向他說道：「吾有正法眼藏，涅槃妙心，實相無相，微妙法門，不立文字，教外別傳，付囑摩訶迦葉。」</w:t>
+      </w:r>
+      <w:r>
+        <w:rPr>
+          <w:rFonts w:ascii="Times New Roman" w:eastAsia="標楷體" w:hAnsi="Times New Roman" w:hint="eastAsia"/>
+          <w:szCs w:val="24"/>
+        </w:rPr>
+        <w:t>這段話的意思是：「有一個能夠了脫生死的方法，它就藏在眼睛之中，它是無形無相，無法用言語形容的法門。今日將它傳授給迦葉尊者，並囑咐要將這心法代代相傳下去。」釋迦牟尼佛所說的「正法眼藏」，指的就是玄關竅這個地方。</w:t>
       </w:r>
     </w:p>
     <w:p>
@@ -594,7 +2415,175 @@
           <w:rFonts w:ascii="Times New Roman" w:eastAsia="標楷體" w:hAnsi="Times New Roman" w:hint="eastAsia"/>
           <w:szCs w:val="24"/>
         </w:rPr>
-        <w:t>賢良經云：「西方十萬八千里，點破西方在眼前。」佛告訴我們西方遠在十萬八千里，但為什麼又說點破西方在眼前，十萬八千里和眼前是差了很遠的距離的。其實聖賢仙佛是在指點我們，原來西方遠在天邊近在眼前，跟我們講：Ｏ一橫、Ｏ一豎，笑的時候有個八，就像一個八字，點破西方就在眼前，指引我們靈性要從這個地方出去，才能回到無極理天故家鄉。</w:t>
+        <w:t>在佛教的經典《金剛科儀》中，</w:t>
+      </w:r>
+      <w:r>
+        <w:rPr>
+          <w:rFonts w:ascii="Times New Roman" w:eastAsia="標楷體" w:hAnsi="Times New Roman" w:hint="eastAsia"/>
+          <w:szCs w:val="24"/>
+        </w:rPr>
+        <w:t>也有一段</w:t>
+      </w:r>
+      <w:r>
+        <w:rPr>
+          <w:rFonts w:ascii="Times New Roman" w:eastAsia="標楷體" w:hAnsi="Times New Roman" w:hint="eastAsia"/>
+          <w:szCs w:val="24"/>
+        </w:rPr>
+        <w:t>詩</w:t>
+      </w:r>
+      <w:r>
+        <w:rPr>
+          <w:rFonts w:ascii="Times New Roman" w:eastAsia="標楷體" w:hAnsi="Times New Roman" w:hint="eastAsia"/>
+          <w:szCs w:val="24"/>
+        </w:rPr>
+        <w:t>提到：「佛在靈山莫遠求，靈山只在爾心頭，人人有個靈山塔，好向靈山塔下修。」</w:t>
+      </w:r>
+      <w:r>
+        <w:rPr>
+          <w:rFonts w:ascii="Times New Roman" w:eastAsia="標楷體" w:hAnsi="Times New Roman" w:hint="eastAsia"/>
+          <w:szCs w:val="24"/>
+        </w:rPr>
+        <w:t>這首詩</w:t>
+      </w:r>
+      <w:r>
+        <w:rPr>
+          <w:rFonts w:ascii="Times New Roman" w:eastAsia="標楷體" w:hAnsi="Times New Roman" w:hint="eastAsia"/>
+          <w:szCs w:val="24"/>
+        </w:rPr>
+        <w:t>的意思是，</w:t>
+      </w:r>
+      <w:r>
+        <w:rPr>
+          <w:rFonts w:ascii="Times New Roman" w:eastAsia="標楷體" w:hAnsi="Times New Roman" w:hint="eastAsia"/>
+          <w:szCs w:val="24"/>
+        </w:rPr>
+        <w:t>佛並非遠在印度的靈山，</w:t>
+      </w:r>
+      <w:r>
+        <w:rPr>
+          <w:rFonts w:ascii="Times New Roman" w:eastAsia="標楷體" w:hAnsi="Times New Roman" w:hint="eastAsia"/>
+          <w:szCs w:val="24"/>
+        </w:rPr>
+        <w:t>而是在我們的心中。</w:t>
+      </w:r>
+      <w:r>
+        <w:rPr>
+          <w:rFonts w:ascii="Times New Roman" w:eastAsia="標楷體" w:hAnsi="Times New Roman" w:hint="eastAsia"/>
+          <w:szCs w:val="24"/>
+        </w:rPr>
+        <w:t>我們每個人</w:t>
+      </w:r>
+      <w:r>
+        <w:rPr>
+          <w:rFonts w:ascii="Times New Roman" w:eastAsia="標楷體" w:hAnsi="Times New Roman" w:hint="eastAsia"/>
+          <w:szCs w:val="24"/>
+        </w:rPr>
+        <w:t>的</w:t>
+      </w:r>
+      <w:r>
+        <w:rPr>
+          <w:rFonts w:ascii="Times New Roman" w:eastAsia="標楷體" w:hAnsi="Times New Roman" w:hint="eastAsia"/>
+          <w:szCs w:val="24"/>
+        </w:rPr>
+        <w:t>內心本</w:t>
+      </w:r>
+      <w:r>
+        <w:rPr>
+          <w:rFonts w:ascii="Times New Roman" w:eastAsia="標楷體" w:hAnsi="Times New Roman" w:hint="eastAsia"/>
+          <w:szCs w:val="24"/>
+        </w:rPr>
+        <w:t>來就</w:t>
+      </w:r>
+      <w:r>
+        <w:rPr>
+          <w:rFonts w:ascii="Times New Roman" w:eastAsia="標楷體" w:hAnsi="Times New Roman" w:hint="eastAsia"/>
+          <w:szCs w:val="24"/>
+        </w:rPr>
+        <w:t>具</w:t>
+      </w:r>
+      <w:r>
+        <w:rPr>
+          <w:rFonts w:ascii="Times New Roman" w:eastAsia="標楷體" w:hAnsi="Times New Roman" w:hint="eastAsia"/>
+          <w:szCs w:val="24"/>
+        </w:rPr>
+        <w:t>有</w:t>
+      </w:r>
+      <w:r>
+        <w:rPr>
+          <w:rFonts w:ascii="Times New Roman" w:eastAsia="標楷體" w:hAnsi="Times New Roman" w:hint="eastAsia"/>
+          <w:szCs w:val="24"/>
+        </w:rPr>
+        <w:t>佛性，真正</w:t>
+      </w:r>
+      <w:r>
+        <w:rPr>
+          <w:rFonts w:ascii="Times New Roman" w:eastAsia="標楷體" w:hAnsi="Times New Roman" w:hint="eastAsia"/>
+          <w:szCs w:val="24"/>
+        </w:rPr>
+        <w:t>的</w:t>
+      </w:r>
+      <w:r>
+        <w:rPr>
+          <w:rFonts w:ascii="Times New Roman" w:eastAsia="標楷體" w:hAnsi="Times New Roman" w:hint="eastAsia"/>
+          <w:szCs w:val="24"/>
+        </w:rPr>
+        <w:t>修行，應該是</w:t>
+      </w:r>
+      <w:r>
+        <w:rPr>
+          <w:rFonts w:ascii="Times New Roman" w:eastAsia="標楷體" w:hAnsi="Times New Roman" w:hint="eastAsia"/>
+          <w:szCs w:val="24"/>
+        </w:rPr>
+        <w:t>要</w:t>
+      </w:r>
+      <w:r>
+        <w:rPr>
+          <w:rFonts w:ascii="Times New Roman" w:eastAsia="標楷體" w:hAnsi="Times New Roman" w:hint="eastAsia"/>
+          <w:szCs w:val="24"/>
+        </w:rPr>
+        <w:t>好好地往自己的</w:t>
+      </w:r>
+      <w:r>
+        <w:rPr>
+          <w:rFonts w:ascii="Times New Roman" w:eastAsia="標楷體" w:hAnsi="Times New Roman" w:hint="eastAsia"/>
+          <w:szCs w:val="24"/>
+        </w:rPr>
+        <w:t>內</w:t>
+      </w:r>
+      <w:r>
+        <w:rPr>
+          <w:rFonts w:ascii="Times New Roman" w:eastAsia="標楷體" w:hAnsi="Times New Roman" w:hint="eastAsia"/>
+          <w:szCs w:val="24"/>
+        </w:rPr>
+        <w:t>心下功夫</w:t>
+      </w:r>
+      <w:r>
+        <w:rPr>
+          <w:rFonts w:ascii="Times New Roman" w:eastAsia="標楷體" w:hAnsi="Times New Roman" w:hint="eastAsia"/>
+          <w:szCs w:val="24"/>
+        </w:rPr>
+        <w:t>。</w:t>
+      </w:r>
+      <w:r>
+        <w:rPr>
+          <w:rFonts w:ascii="Times New Roman" w:eastAsia="標楷體" w:hAnsi="Times New Roman" w:hint="eastAsia"/>
+          <w:szCs w:val="24"/>
+        </w:rPr>
+        <w:t>詩裡所提到的靈山塔，就是我們的鼻子，形狀就像是一座塔。而靈山塔下，指的就是玄關竅這個地方。只要好好地修持內心，人人都可以</w:t>
+      </w:r>
+      <w:r>
+        <w:rPr>
+          <w:rFonts w:ascii="Times New Roman" w:eastAsia="標楷體" w:hAnsi="Times New Roman" w:hint="eastAsia"/>
+          <w:szCs w:val="24"/>
+        </w:rPr>
+        <w:t>是</w:t>
+      </w:r>
+      <w:r>
+        <w:rPr>
+          <w:rFonts w:ascii="Times New Roman" w:eastAsia="標楷體" w:hAnsi="Times New Roman" w:hint="eastAsia"/>
+          <w:szCs w:val="24"/>
+        </w:rPr>
+        <w:t>佛。</w:t>
       </w:r>
     </w:p>
     <w:p>
@@ -602,7 +2591,7 @@
         <w:overflowPunct w:val="0"/>
         <w:ind w:firstLine="480"/>
         <w:rPr>
-          <w:rFonts w:ascii="Times New Roman" w:eastAsia="標楷體" w:hAnsi="Times New Roman" w:hint="eastAsia"/>
+          <w:rFonts w:ascii="Times New Roman" w:eastAsia="標楷體" w:hAnsi="Times New Roman"/>
           <w:szCs w:val="24"/>
         </w:rPr>
       </w:pPr>
@@ -611,7 +2600,182 @@
           <w:rFonts w:ascii="Times New Roman" w:eastAsia="標楷體" w:hAnsi="Times New Roman" w:hint="eastAsia"/>
           <w:szCs w:val="24"/>
         </w:rPr>
-        <w:t>在聖經路加福音第十四章第二十七節裡耶穌提到：「凡不背著自己十字架跟從我的，也不能做我的門徒。」在馬太福音第十六章第二十四節裡也提到：「若有人要跟從我，就當捨己，背起他的十字架來跟從我。」我們在商店常看到各式各樣大大小小五花八門的十字架，有銅、鐵、木頭等材質所做成的；請問各位前賢，難道真的只要買一個金子做成的十字架帶在身上，就能回天國了嗎？那是不可能的。耶穌所說的十字架，並不是有形的十字架，而是我們身上無形的十字架，無形的十字架在哪裡呢？就在我們明師一指這個地方，像不像一個十字架呢？耶穌是要我們找到這個十字架才能跟他回天國。</w:t>
+        <w:t>不只是佛教，在基督教的聖經裡，也有許多的印證。</w:t>
+      </w:r>
+      <w:r>
+        <w:rPr>
+          <w:rFonts w:ascii="Times New Roman" w:eastAsia="標楷體" w:hAnsi="Times New Roman" w:hint="eastAsia"/>
+          <w:szCs w:val="24"/>
+        </w:rPr>
+        <w:t>在聖經</w:t>
+      </w:r>
+      <w:r>
+        <w:rPr>
+          <w:rFonts w:ascii="Times New Roman" w:eastAsia="標楷體" w:hAnsi="Times New Roman" w:hint="eastAsia"/>
+          <w:szCs w:val="24"/>
+        </w:rPr>
+        <w:t>路加福音第</w:t>
+      </w:r>
+      <w:r>
+        <w:rPr>
+          <w:rFonts w:ascii="Times New Roman" w:eastAsia="標楷體" w:hAnsi="Times New Roman" w:hint="eastAsia"/>
+          <w:szCs w:val="24"/>
+        </w:rPr>
+        <w:t>14</w:t>
+      </w:r>
+      <w:r>
+        <w:rPr>
+          <w:rFonts w:ascii="Times New Roman" w:eastAsia="標楷體" w:hAnsi="Times New Roman" w:hint="eastAsia"/>
+          <w:szCs w:val="24"/>
+        </w:rPr>
+        <w:t>章第</w:t>
+      </w:r>
+      <w:r>
+        <w:rPr>
+          <w:rFonts w:ascii="Times New Roman" w:eastAsia="標楷體" w:hAnsi="Times New Roman" w:hint="eastAsia"/>
+          <w:szCs w:val="24"/>
+        </w:rPr>
+        <w:t>27</w:t>
+      </w:r>
+      <w:r>
+        <w:rPr>
+          <w:rFonts w:ascii="Times New Roman" w:eastAsia="標楷體" w:hAnsi="Times New Roman" w:hint="eastAsia"/>
+          <w:szCs w:val="24"/>
+        </w:rPr>
+        <w:t>節裡，耶穌提到：「</w:t>
+      </w:r>
+      <w:r>
+        <w:rPr>
+          <w:rFonts w:ascii="Times New Roman" w:eastAsia="標楷體" w:hAnsi="Times New Roman" w:hint="eastAsia"/>
+          <w:szCs w:val="24"/>
+        </w:rPr>
+        <w:t>凡不背著自己</w:t>
+      </w:r>
+      <w:r>
+        <w:rPr>
+          <w:rFonts w:ascii="Times New Roman" w:eastAsia="標楷體" w:hAnsi="Times New Roman" w:hint="eastAsia"/>
+          <w:szCs w:val="24"/>
+        </w:rPr>
+        <w:t>的</w:t>
+      </w:r>
+      <w:r>
+        <w:rPr>
+          <w:rFonts w:ascii="Times New Roman" w:eastAsia="標楷體" w:hAnsi="Times New Roman" w:hint="eastAsia"/>
+          <w:szCs w:val="24"/>
+        </w:rPr>
+        <w:t>十字架跟從我的、也不能作我的門徒。</w:t>
+      </w:r>
+      <w:r>
+        <w:rPr>
+          <w:rFonts w:ascii="Times New Roman" w:eastAsia="標楷體" w:hAnsi="Times New Roman" w:hint="eastAsia"/>
+          <w:szCs w:val="24"/>
+        </w:rPr>
+        <w:t>」（</w:t>
+      </w:r>
+      <w:r>
+        <w:rPr>
+          <w:rFonts w:ascii="Times New Roman" w:eastAsia="標楷體" w:hAnsi="Times New Roman"/>
+          <w:szCs w:val="24"/>
+        </w:rPr>
+        <w:t>And whoever does not carry their cross and follow me cannot be my disciple.</w:t>
+      </w:r>
+      <w:r>
+        <w:rPr>
+          <w:rFonts w:ascii="Times New Roman" w:eastAsia="標楷體" w:hAnsi="Times New Roman" w:hint="eastAsia"/>
+          <w:szCs w:val="24"/>
+        </w:rPr>
+        <w:t>）</w:t>
+      </w:r>
+      <w:r>
+        <w:rPr>
+          <w:rFonts w:ascii="Times New Roman" w:eastAsia="標楷體" w:hAnsi="Times New Roman" w:hint="eastAsia"/>
+          <w:szCs w:val="24"/>
+        </w:rPr>
+        <w:t>在馬太福音第</w:t>
+      </w:r>
+      <w:r>
+        <w:rPr>
+          <w:rFonts w:ascii="Times New Roman" w:eastAsia="標楷體" w:hAnsi="Times New Roman" w:hint="eastAsia"/>
+          <w:szCs w:val="24"/>
+        </w:rPr>
+        <w:t>16</w:t>
+      </w:r>
+      <w:r>
+        <w:rPr>
+          <w:rFonts w:ascii="Times New Roman" w:eastAsia="標楷體" w:hAnsi="Times New Roman" w:hint="eastAsia"/>
+          <w:szCs w:val="24"/>
+        </w:rPr>
+        <w:t>章第</w:t>
+      </w:r>
+      <w:r>
+        <w:rPr>
+          <w:rFonts w:ascii="Times New Roman" w:eastAsia="標楷體" w:hAnsi="Times New Roman" w:hint="eastAsia"/>
+          <w:szCs w:val="24"/>
+        </w:rPr>
+        <w:t>24</w:t>
+      </w:r>
+      <w:r>
+        <w:rPr>
+          <w:rFonts w:ascii="Times New Roman" w:eastAsia="標楷體" w:hAnsi="Times New Roman" w:hint="eastAsia"/>
+          <w:szCs w:val="24"/>
+        </w:rPr>
+        <w:t>節裡也提到：「若有人要跟從我，就當捨己，背起自己的十字架來跟從我。」</w:t>
+      </w:r>
+      <w:r>
+        <w:rPr>
+          <w:rFonts w:ascii="Times New Roman" w:eastAsia="標楷體" w:hAnsi="Times New Roman" w:hint="eastAsia"/>
+          <w:szCs w:val="24"/>
+        </w:rPr>
+        <w:t>（</w:t>
+      </w:r>
+      <w:r>
+        <w:rPr>
+          <w:rFonts w:ascii="Times New Roman" w:eastAsia="標楷體" w:hAnsi="Times New Roman"/>
+          <w:szCs w:val="24"/>
+        </w:rPr>
+        <w:t>Then said Jesus unto his disciples, If any man will come after me, let him deny himself, and take up his cross, and follow me.</w:t>
+      </w:r>
+      <w:r>
+        <w:rPr>
+          <w:rFonts w:ascii="Times New Roman" w:eastAsia="標楷體" w:hAnsi="Times New Roman" w:hint="eastAsia"/>
+          <w:szCs w:val="24"/>
+        </w:rPr>
+        <w:t>）在聖經裡，耶穌所說的十字架，</w:t>
+      </w:r>
+      <w:r>
+        <w:rPr>
+          <w:rFonts w:ascii="Times New Roman" w:eastAsia="標楷體" w:hAnsi="Times New Roman" w:hint="eastAsia"/>
+          <w:szCs w:val="24"/>
+        </w:rPr>
+        <w:t>並不是我們在路上看到的教堂的十字架，</w:t>
+      </w:r>
+      <w:r>
+        <w:rPr>
+          <w:rFonts w:ascii="Times New Roman" w:eastAsia="標楷體" w:hAnsi="Times New Roman" w:hint="eastAsia"/>
+          <w:szCs w:val="24"/>
+        </w:rPr>
+        <w:t>而</w:t>
+      </w:r>
+      <w:r>
+        <w:rPr>
+          <w:rFonts w:ascii="Times New Roman" w:eastAsia="標楷體" w:hAnsi="Times New Roman" w:hint="eastAsia"/>
+          <w:szCs w:val="24"/>
+        </w:rPr>
+        <w:t>是無形的十字架。</w:t>
+      </w:r>
+      <w:r>
+        <w:rPr>
+          <w:rFonts w:ascii="Times New Roman" w:eastAsia="標楷體" w:hAnsi="Times New Roman" w:hint="eastAsia"/>
+          <w:szCs w:val="24"/>
+        </w:rPr>
+        <w:t>我們在兩眼之間畫一橫線，再從臉的中間畫一條線，這一直一橫兩條線，就是一個十字架的形狀，而玄關竅就位在十字架的中心。</w:t>
+      </w:r>
+      <w:r>
+        <w:rPr>
+          <w:rFonts w:ascii="Times New Roman" w:eastAsia="標楷體" w:hAnsi="Times New Roman" w:hint="eastAsia"/>
+          <w:szCs w:val="24"/>
+        </w:rPr>
+        <w:t>這也是告訴我們必須要找回自性本心，才能夠跟著他回到天國。</w:t>
       </w:r>
     </w:p>
     <w:p>
@@ -619,22 +2783,6 @@
         <w:overflowPunct w:val="0"/>
         <w:ind w:firstLine="480"/>
         <w:rPr>
-          <w:rFonts w:ascii="Times New Roman" w:eastAsia="標楷體" w:hAnsi="Times New Roman" w:hint="eastAsia"/>
-          <w:szCs w:val="24"/>
-        </w:rPr>
-      </w:pPr>
-      <w:r>
-        <w:rPr>
-          <w:rFonts w:ascii="Times New Roman" w:eastAsia="標楷體" w:hAnsi="Times New Roman" w:hint="eastAsia"/>
-          <w:szCs w:val="24"/>
-        </w:rPr>
-        <w:t>聖經馬太福音第七章第十三十四節裡提到：你們要進窄門。因為引到滅亡，那門是寬的，路是大的，進去的人也多；引到永生，那門是窄的，路是小的，找著的人也少。耶穌在暗示我們，通往永生的門是窄門，很少人能找到。玄關竅的竅這個字的意思是小孔，也是在暗示我們從明師一指玄關竅這個窄門才能通往永生的道路。</w:t>
-      </w:r>
-    </w:p>
-    <w:p>
-      <w:pPr>
-        <w:widowControl/>
-        <w:rPr>
           <w:rFonts w:ascii="Times New Roman" w:eastAsia="標楷體" w:hAnsi="Times New Roman"/>
           <w:szCs w:val="24"/>
         </w:rPr>
@@ -643,60 +2791,28 @@
     <w:p>
       <w:pPr>
         <w:widowControl/>
+        <w:outlineLvl w:val="0"/>
         <w:rPr>
           <w:rFonts w:ascii="Times New Roman" w:eastAsia="標楷體" w:hAnsi="Times New Roman"/>
+          <w:b/>
+          <w:bCs/>
           <w:szCs w:val="24"/>
         </w:rPr>
       </w:pPr>
       <w:r>
         <w:rPr>
           <w:rFonts w:ascii="Times New Roman" w:eastAsia="標楷體" w:hAnsi="Times New Roman" w:hint="eastAsia"/>
-          <w:szCs w:val="24"/>
-        </w:rPr>
-        <w:t>接著是第二寶</w:t>
-      </w:r>
-      <w:r>
-        <w:rPr>
-          <w:rFonts w:ascii="Times New Roman" w:eastAsia="標楷體" w:hAnsi="Times New Roman"/>
-          <w:szCs w:val="24"/>
-        </w:rPr>
-        <w:t>—</w:t>
-      </w:r>
-      <w:r>
-        <w:rPr>
-          <w:rFonts w:ascii="Times New Roman" w:eastAsia="標楷體" w:hAnsi="Times New Roman" w:hint="eastAsia"/>
-          <w:szCs w:val="24"/>
-        </w:rPr>
-        <w:t>口訣。</w:t>
-      </w:r>
-    </w:p>
-    <w:p>
-      <w:pPr>
-        <w:widowControl/>
-        <w:rPr>
-          <w:rFonts w:ascii="Times New Roman" w:eastAsia="標楷體" w:hAnsi="Times New Roman"/>
-          <w:szCs w:val="24"/>
-        </w:rPr>
-      </w:pPr>
-    </w:p>
-    <w:p>
-      <w:pPr>
-        <w:widowControl/>
-        <w:rPr>
-          <w:rFonts w:ascii="Times New Roman" w:eastAsia="標楷體" w:hAnsi="Times New Roman"/>
-          <w:szCs w:val="24"/>
-        </w:rPr>
-      </w:pPr>
-      <w:r>
-        <w:rPr>
-          <w:rFonts w:ascii="Times New Roman" w:eastAsia="標楷體" w:hAnsi="Times New Roman" w:hint="eastAsia"/>
-          <w:szCs w:val="24"/>
-        </w:rPr>
-        <w:t>第二寶、第三寶（</w:t>
-      </w:r>
-      <w:r>
-        <w:rPr>
-          <w:rFonts w:ascii="Times New Roman" w:eastAsia="標楷體" w:hAnsi="Times New Roman" w:hint="eastAsia"/>
+          <w:b/>
+          <w:bCs/>
+          <w:szCs w:val="24"/>
+        </w:rPr>
+        <w:t>第二、三寶（</w:t>
+      </w:r>
+      <w:r>
+        <w:rPr>
+          <w:rFonts w:ascii="Times New Roman" w:eastAsia="標楷體" w:hAnsi="Times New Roman" w:hint="eastAsia"/>
+          <w:b/>
+          <w:bCs/>
           <w:szCs w:val="24"/>
         </w:rPr>
         <w:t>5~7</w:t>
@@ -704,34 +2820,125 @@
       <w:r>
         <w:rPr>
           <w:rFonts w:ascii="Times New Roman" w:eastAsia="標楷體" w:hAnsi="Times New Roman" w:hint="eastAsia"/>
-          <w:szCs w:val="24"/>
-        </w:rPr>
-        <w:t>分鐘</w:t>
-      </w:r>
-      <w:r>
-        <w:rPr>
-          <w:rFonts w:ascii="Times New Roman" w:eastAsia="標楷體" w:hAnsi="Times New Roman" w:hint="eastAsia"/>
-          <w:szCs w:val="24"/>
-        </w:rPr>
-        <w:t>）</w:t>
-      </w:r>
-      <w:r>
-        <w:rPr>
-          <w:rFonts w:ascii="Times New Roman" w:eastAsia="標楷體" w:hAnsi="Times New Roman" w:hint="eastAsia"/>
-          <w:szCs w:val="24"/>
-        </w:rPr>
-        <w:t>（</w:t>
-      </w:r>
-      <w:r>
-        <w:rPr>
-          <w:rFonts w:ascii="Times New Roman" w:eastAsia="標楷體" w:hAnsi="Times New Roman" w:hint="eastAsia"/>
-          <w:szCs w:val="24"/>
-        </w:rPr>
-        <w:t>6*200 = 1200</w:t>
-      </w:r>
-      <w:r>
-        <w:rPr>
-          <w:rFonts w:ascii="Times New Roman" w:eastAsia="標楷體" w:hAnsi="Times New Roman" w:hint="eastAsia"/>
+          <w:b/>
+          <w:bCs/>
+          <w:szCs w:val="24"/>
+        </w:rPr>
+        <w:t>分鐘）（</w:t>
+      </w:r>
+      <w:r>
+        <w:rPr>
+          <w:rFonts w:ascii="Times New Roman" w:eastAsia="標楷體" w:hAnsi="Times New Roman" w:hint="eastAsia"/>
+          <w:b/>
+          <w:bCs/>
+          <w:szCs w:val="24"/>
+        </w:rPr>
+        <w:t>6*200</w:t>
+      </w:r>
+      <w:r>
+        <w:rPr>
+          <w:rFonts w:ascii="Times New Roman" w:eastAsia="標楷體" w:hAnsi="Times New Roman" w:hint="eastAsia"/>
+          <w:b/>
+          <w:bCs/>
+          <w:szCs w:val="24"/>
+        </w:rPr>
+        <w:t>＝</w:t>
+      </w:r>
+      <w:r>
+        <w:rPr>
+          <w:rFonts w:ascii="Times New Roman" w:eastAsia="標楷體" w:hAnsi="Times New Roman" w:hint="eastAsia"/>
+          <w:b/>
+          <w:bCs/>
+          <w:szCs w:val="24"/>
+        </w:rPr>
+        <w:t>1200</w:t>
+      </w:r>
+      <w:r>
+        <w:rPr>
+          <w:rFonts w:ascii="Times New Roman" w:eastAsia="標楷體" w:hAnsi="Times New Roman" w:hint="eastAsia"/>
+          <w:b/>
+          <w:bCs/>
+          <w:szCs w:val="24"/>
+        </w:rPr>
+        <w:t>字）</w:t>
+      </w:r>
+      <w:r>
+        <w:rPr>
+          <w:rFonts w:ascii="Times New Roman" w:eastAsia="標楷體" w:hAnsi="Times New Roman" w:hint="eastAsia"/>
+          <w:b/>
+          <w:bCs/>
+          <w:szCs w:val="24"/>
+        </w:rPr>
+        <w:t>（目前</w:t>
+      </w:r>
+      <w:r>
+        <w:rPr>
+          <w:rFonts w:ascii="Times New Roman" w:eastAsia="標楷體" w:hAnsi="Times New Roman" w:hint="eastAsia"/>
+          <w:b/>
+          <w:bCs/>
+          <w:szCs w:val="24"/>
+        </w:rPr>
+        <w:t>574</w:t>
+      </w:r>
+      <w:r>
+        <w:rPr>
+          <w:rFonts w:ascii="Times New Roman" w:eastAsia="標楷體" w:hAnsi="Times New Roman" w:hint="eastAsia"/>
+          <w:b/>
+          <w:bCs/>
+          <w:szCs w:val="24"/>
+        </w:rPr>
+        <w:t>＋</w:t>
+      </w:r>
+      <w:r>
+        <w:rPr>
+          <w:rFonts w:ascii="Times New Roman" w:eastAsia="標楷體" w:hAnsi="Times New Roman" w:hint="eastAsia"/>
+          <w:b/>
+          <w:bCs/>
+          <w:szCs w:val="24"/>
+        </w:rPr>
+        <w:t>4</w:t>
+      </w:r>
+      <w:r>
+        <w:rPr>
+          <w:rFonts w:ascii="Times New Roman" w:eastAsia="標楷體" w:hAnsi="Times New Roman" w:hint="eastAsia"/>
+          <w:b/>
+          <w:bCs/>
+          <w:szCs w:val="24"/>
+        </w:rPr>
+        <w:t>02</w:t>
+      </w:r>
+      <w:r>
+        <w:rPr>
+          <w:rFonts w:ascii="Times New Roman" w:eastAsia="標楷體" w:hAnsi="Times New Roman" w:hint="eastAsia"/>
+          <w:b/>
+          <w:bCs/>
+          <w:szCs w:val="24"/>
+        </w:rPr>
+        <w:t>＝</w:t>
+      </w:r>
+      <w:r>
+        <w:rPr>
+          <w:rFonts w:ascii="Times New Roman" w:eastAsia="標楷體" w:hAnsi="Times New Roman" w:hint="eastAsia"/>
+          <w:b/>
+          <w:bCs/>
+          <w:szCs w:val="24"/>
+        </w:rPr>
+        <w:t>9</w:t>
+      </w:r>
+      <w:r>
+        <w:rPr>
+          <w:rFonts w:ascii="Times New Roman" w:eastAsia="標楷體" w:hAnsi="Times New Roman" w:hint="eastAsia"/>
+          <w:b/>
+          <w:bCs/>
+          <w:szCs w:val="24"/>
+        </w:rPr>
+        <w:t>76</w:t>
+      </w:r>
+      <w:r>
+        <w:rPr>
+          <w:rFonts w:ascii="Times New Roman" w:eastAsia="標楷體" w:hAnsi="Times New Roman" w:hint="eastAsia"/>
+          <w:b/>
+          <w:bCs/>
           <w:szCs w:val="24"/>
         </w:rPr>
         <w:t>字）</w:t>
@@ -742,7 +2949,7 @@
         <w:widowControl/>
         <w:ind w:firstLine="480"/>
         <w:rPr>
-          <w:rFonts w:ascii="Times New Roman" w:eastAsia="標楷體" w:hAnsi="Times New Roman" w:hint="eastAsia"/>
+          <w:rFonts w:ascii="Times New Roman" w:eastAsia="標楷體" w:hAnsi="Times New Roman"/>
           <w:szCs w:val="24"/>
         </w:rPr>
       </w:pPr>
@@ -751,8 +2958,524 @@
           <w:rFonts w:ascii="Times New Roman" w:eastAsia="標楷體" w:hAnsi="Times New Roman" w:hint="eastAsia"/>
           <w:szCs w:val="24"/>
         </w:rPr>
-        <w:t>在剛剛的求道儀式中，點傳師有傳給我們五字箴言，大家還記得嗎？非常好！這五個字就是通天佛令，</w:t>
-      </w:r>
+        <w:t>接著我們來講第二寶</w:t>
+      </w:r>
+      <w:r>
+        <w:rPr>
+          <w:rFonts w:ascii="Times New Roman" w:eastAsia="標楷體" w:hAnsi="Times New Roman"/>
+          <w:szCs w:val="24"/>
+        </w:rPr>
+        <w:t>—</w:t>
+      </w:r>
+      <w:r>
+        <w:rPr>
+          <w:rFonts w:ascii="Times New Roman" w:eastAsia="標楷體" w:hAnsi="Times New Roman" w:hint="eastAsia"/>
+          <w:szCs w:val="24"/>
+        </w:rPr>
+        <w:t>口訣。在剛剛的求道儀式中，點傳師有</w:t>
+      </w:r>
+      <w:r>
+        <w:rPr>
+          <w:rFonts w:ascii="Times New Roman" w:eastAsia="標楷體" w:hAnsi="Times New Roman" w:hint="eastAsia"/>
+          <w:szCs w:val="24"/>
+        </w:rPr>
+        <w:t>帶我們一起念五個字</w:t>
+      </w:r>
+      <w:r>
+        <w:rPr>
+          <w:rFonts w:ascii="Times New Roman" w:eastAsia="標楷體" w:hAnsi="Times New Roman" w:hint="eastAsia"/>
+          <w:szCs w:val="24"/>
+        </w:rPr>
+        <w:t>，大家還記得嗎？</w:t>
+      </w:r>
+      <w:r>
+        <w:rPr>
+          <w:rFonts w:ascii="Times New Roman" w:eastAsia="標楷體" w:hAnsi="Times New Roman" w:hint="eastAsia"/>
+          <w:szCs w:val="24"/>
+        </w:rPr>
+        <w:t>請一起念一下。</w:t>
+      </w:r>
+      <w:r>
+        <w:rPr>
+          <w:rFonts w:ascii="Times New Roman" w:eastAsia="標楷體" w:hAnsi="Times New Roman" w:hint="eastAsia"/>
+          <w:szCs w:val="24"/>
+        </w:rPr>
+        <w:t>這五個字是通天佛令，</w:t>
+      </w:r>
+      <w:r>
+        <w:rPr>
+          <w:rFonts w:ascii="Times New Roman" w:eastAsia="標楷體" w:hAnsi="Times New Roman" w:hint="eastAsia"/>
+          <w:szCs w:val="24"/>
+        </w:rPr>
+        <w:t>要牢記在心。為了向各位解釋，後學會把這五個字寫在黑板上，</w:t>
+      </w:r>
+      <w:r>
+        <w:rPr>
+          <w:rFonts w:ascii="Times New Roman" w:eastAsia="標楷體" w:hAnsi="Times New Roman" w:hint="eastAsia"/>
+          <w:szCs w:val="24"/>
+        </w:rPr>
+        <w:t>一一為大家說明。但</w:t>
+      </w:r>
+      <w:r>
+        <w:rPr>
+          <w:rFonts w:ascii="Times New Roman" w:eastAsia="標楷體" w:hAnsi="Times New Roman" w:hint="eastAsia"/>
+          <w:szCs w:val="24"/>
+        </w:rPr>
+        <w:t>三寶</w:t>
+      </w:r>
+      <w:r>
+        <w:rPr>
+          <w:rFonts w:ascii="Times New Roman" w:eastAsia="標楷體" w:hAnsi="Times New Roman" w:hint="eastAsia"/>
+          <w:szCs w:val="24"/>
+        </w:rPr>
+        <w:t>屬於</w:t>
+      </w:r>
+      <w:r>
+        <w:rPr>
+          <w:rFonts w:ascii="Times New Roman" w:eastAsia="標楷體" w:hAnsi="Times New Roman" w:hint="eastAsia"/>
+          <w:szCs w:val="24"/>
+        </w:rPr>
+        <w:t>天機，天機不可洩漏。我們剛才有請壇，請諸天仙佛到壇護壇，</w:t>
+      </w:r>
+      <w:r>
+        <w:rPr>
+          <w:rFonts w:ascii="Times New Roman" w:eastAsia="標楷體" w:hAnsi="Times New Roman" w:hint="eastAsia"/>
+          <w:szCs w:val="24"/>
+        </w:rPr>
+        <w:t>現在</w:t>
+      </w:r>
+      <w:r>
+        <w:rPr>
+          <w:rFonts w:ascii="Times New Roman" w:eastAsia="標楷體" w:hAnsi="Times New Roman" w:hint="eastAsia"/>
+          <w:szCs w:val="24"/>
+        </w:rPr>
+        <w:t>才可以告訴大家</w:t>
+      </w:r>
+      <w:r>
+        <w:rPr>
+          <w:rFonts w:ascii="Times New Roman" w:eastAsia="標楷體" w:hAnsi="Times New Roman" w:hint="eastAsia"/>
+          <w:szCs w:val="24"/>
+        </w:rPr>
+        <w:t>，所以請大家仔細聆聽就好，不要抄在任何紙張上。若回去之後忘記了也沒有關係，只要回到佛堂來，請了佛燈，在請壇主或是引保師幫我們複習就可以了。</w:t>
+      </w:r>
+    </w:p>
+    <w:p>
+      <w:pPr>
+        <w:widowControl/>
+        <w:ind w:firstLine="480"/>
+        <w:rPr>
+          <w:rFonts w:ascii="Times New Roman" w:eastAsia="標楷體" w:hAnsi="Times New Roman"/>
+          <w:szCs w:val="24"/>
+        </w:rPr>
+      </w:pPr>
+      <w:r>
+        <w:rPr>
+          <w:rFonts w:ascii="Times New Roman" w:eastAsia="標楷體" w:hAnsi="Times New Roman" w:hint="eastAsia"/>
+          <w:szCs w:val="24"/>
+        </w:rPr>
+        <w:t>Ｏ代表無極理天──理天是上天老母和聖賢仙佛所在的地方，也是每個人靈性的故家鄉。</w:t>
+      </w:r>
+    </w:p>
+    <w:p>
+      <w:pPr>
+        <w:widowControl/>
+        <w:ind w:firstLine="480"/>
+        <w:rPr>
+          <w:rFonts w:ascii="Times New Roman" w:eastAsia="標楷體" w:hAnsi="Times New Roman"/>
+          <w:szCs w:val="24"/>
+        </w:rPr>
+      </w:pPr>
+      <w:r>
+        <w:rPr>
+          <w:rFonts w:ascii="Times New Roman" w:eastAsia="標楷體" w:hAnsi="Times New Roman" w:hint="eastAsia"/>
+          <w:szCs w:val="24"/>
+        </w:rPr>
+        <w:t>Ｏ代表太極氣天──氣天是氣天</w:t>
+      </w:r>
+      <w:r>
+        <w:rPr>
+          <w:rFonts w:ascii="Times New Roman" w:eastAsia="標楷體" w:hAnsi="Times New Roman" w:hint="eastAsia"/>
+          <w:szCs w:val="24"/>
+        </w:rPr>
+        <w:t>仙</w:t>
+      </w:r>
+      <w:r>
+        <w:rPr>
+          <w:rFonts w:ascii="Times New Roman" w:eastAsia="標楷體" w:hAnsi="Times New Roman" w:hint="eastAsia"/>
+          <w:szCs w:val="24"/>
+        </w:rPr>
+        <w:t>所在的地方，像是土地公、媽祖、王爺等等。他們在世時有功於世人，但是沒有</w:t>
+      </w:r>
+      <w:r>
+        <w:rPr>
+          <w:rFonts w:ascii="Times New Roman" w:eastAsia="標楷體" w:hAnsi="Times New Roman" w:hint="eastAsia"/>
+          <w:szCs w:val="24"/>
+        </w:rPr>
+        <w:t>機緣</w:t>
+      </w:r>
+      <w:r>
+        <w:rPr>
+          <w:rFonts w:ascii="Times New Roman" w:eastAsia="標楷體" w:hAnsi="Times New Roman" w:hint="eastAsia"/>
+          <w:szCs w:val="24"/>
+        </w:rPr>
+        <w:t>求道，後人為了紀念</w:t>
+      </w:r>
+      <w:r>
+        <w:rPr>
+          <w:rFonts w:ascii="Times New Roman" w:eastAsia="標楷體" w:hAnsi="Times New Roman" w:hint="eastAsia"/>
+          <w:szCs w:val="24"/>
+        </w:rPr>
+        <w:t>他們</w:t>
+      </w:r>
+      <w:r>
+        <w:rPr>
+          <w:rFonts w:ascii="Times New Roman" w:eastAsia="標楷體" w:hAnsi="Times New Roman" w:hint="eastAsia"/>
+          <w:szCs w:val="24"/>
+        </w:rPr>
+        <w:t>，為他們立金身、蓋大廟，享受人間</w:t>
+      </w:r>
+      <w:r>
+        <w:rPr>
+          <w:rFonts w:ascii="Times New Roman" w:eastAsia="標楷體" w:hAnsi="Times New Roman" w:hint="eastAsia"/>
+          <w:szCs w:val="24"/>
+        </w:rPr>
+        <w:t>幾百年的</w:t>
+      </w:r>
+      <w:r>
+        <w:rPr>
+          <w:rFonts w:ascii="Times New Roman" w:eastAsia="標楷體" w:hAnsi="Times New Roman" w:hint="eastAsia"/>
+          <w:szCs w:val="24"/>
+        </w:rPr>
+        <w:t>香火。但是</w:t>
+      </w:r>
+      <w:r>
+        <w:rPr>
+          <w:rFonts w:ascii="Times New Roman" w:eastAsia="標楷體" w:hAnsi="Times New Roman" w:hint="eastAsia"/>
+          <w:szCs w:val="24"/>
+        </w:rPr>
+        <w:t>等到</w:t>
+      </w:r>
+      <w:r>
+        <w:rPr>
+          <w:rFonts w:ascii="Times New Roman" w:eastAsia="標楷體" w:hAnsi="Times New Roman" w:hint="eastAsia"/>
+          <w:szCs w:val="24"/>
+        </w:rPr>
+        <w:t>福報享盡後，仍然需要回到</w:t>
+      </w:r>
+      <w:r>
+        <w:rPr>
+          <w:rFonts w:ascii="Times New Roman" w:eastAsia="標楷體" w:hAnsi="Times New Roman" w:hint="eastAsia"/>
+          <w:szCs w:val="24"/>
+        </w:rPr>
+        <w:t>人間繼續輪迴。</w:t>
+      </w:r>
+    </w:p>
+    <w:p>
+      <w:pPr>
+        <w:widowControl/>
+        <w:ind w:firstLine="480"/>
+        <w:rPr>
+          <w:rFonts w:ascii="Times New Roman" w:eastAsia="標楷體" w:hAnsi="Times New Roman"/>
+          <w:szCs w:val="24"/>
+        </w:rPr>
+      </w:pPr>
+      <w:r>
+        <w:rPr>
+          <w:rFonts w:ascii="Times New Roman" w:eastAsia="標楷體" w:hAnsi="Times New Roman" w:hint="eastAsia"/>
+          <w:szCs w:val="24"/>
+        </w:rPr>
+        <w:lastRenderedPageBreak/>
+        <w:t>Ｏ代表皇極象天──象天就是我們所處的人間，無論是人、動植物、高山河流、日月星辰、大地海洋，一切有形有象的事物都屬於這裡。但這裡的東西無時無刻都在改變，總有一天都會毀壞。而我們今天求了道，明師一指超生了死，</w:t>
+      </w:r>
+      <w:r>
+        <w:rPr>
+          <w:rFonts w:ascii="Times New Roman" w:eastAsia="標楷體" w:hAnsi="Times New Roman" w:hint="eastAsia"/>
+          <w:szCs w:val="24"/>
+        </w:rPr>
+        <w:t>就能夠</w:t>
+      </w:r>
+      <w:r>
+        <w:rPr>
+          <w:rFonts w:ascii="Times New Roman" w:eastAsia="標楷體" w:hAnsi="Times New Roman" w:hint="eastAsia"/>
+          <w:szCs w:val="24"/>
+        </w:rPr>
+        <w:t>超氣入理，脫離六道輪迴</w:t>
+      </w:r>
+      <w:r>
+        <w:rPr>
+          <w:rFonts w:ascii="Times New Roman" w:eastAsia="標楷體" w:hAnsi="Times New Roman" w:hint="eastAsia"/>
+          <w:szCs w:val="24"/>
+        </w:rPr>
+        <w:t>。</w:t>
+      </w:r>
+    </w:p>
+    <w:p>
+      <w:pPr>
+        <w:widowControl/>
+        <w:ind w:firstLine="480"/>
+        <w:rPr>
+          <w:rFonts w:ascii="Times New Roman" w:eastAsia="標楷體" w:hAnsi="Times New Roman"/>
+          <w:szCs w:val="24"/>
+        </w:rPr>
+      </w:pPr>
+      <w:r>
+        <w:rPr>
+          <w:rFonts w:ascii="Times New Roman" w:eastAsia="標楷體" w:hAnsi="Times New Roman" w:hint="eastAsia"/>
+          <w:szCs w:val="24"/>
+        </w:rPr>
+        <w:t>ＯＯ就是彌勒老祖師的聖號。如今上天大開普渡，由彌勒老祖師掌天盤。彌勒是古代的印度語，意思是慈悲的慈字。我們要學習彌勒老祖師的笑口常開，歡喜包容天下事，並時時刻刻反省自己的言行舉動，學習慈悲為懷，救渡眾生。</w:t>
+      </w:r>
+    </w:p>
+    <w:p>
+      <w:pPr>
+        <w:widowControl/>
+        <w:ind w:firstLine="480"/>
+        <w:rPr>
+          <w:rFonts w:ascii="Times New Roman" w:eastAsia="標楷體" w:hAnsi="Times New Roman"/>
+          <w:szCs w:val="24"/>
+        </w:rPr>
+      </w:pPr>
+      <w:r>
+        <w:rPr>
+          <w:rFonts w:ascii="Times New Roman" w:eastAsia="標楷體" w:hAnsi="Times New Roman" w:hint="eastAsia"/>
+          <w:szCs w:val="24"/>
+        </w:rPr>
+        <w:t>接著是第三寶──合仝。大家還記得怎麼抱嗎？（示範給求道人看）我們看算命先生都會掐指一算，他是怎麼算的呢？其實我們的手對應著十二地支，從無名指的指節開始</w:t>
+      </w:r>
+      <w:r>
+        <w:rPr>
+          <w:rFonts w:ascii="Times New Roman" w:eastAsia="標楷體" w:hAnsi="Times New Roman" w:hint="eastAsia"/>
+          <w:szCs w:val="24"/>
+        </w:rPr>
+        <w:t>往右</w:t>
+      </w:r>
+      <w:r>
+        <w:rPr>
+          <w:rFonts w:ascii="Times New Roman" w:eastAsia="標楷體" w:hAnsi="Times New Roman" w:hint="eastAsia"/>
+          <w:szCs w:val="24"/>
+        </w:rPr>
+        <w:t>是子</w:t>
+      </w:r>
+      <w:r>
+        <w:rPr>
+          <w:rFonts w:ascii="Times New Roman" w:eastAsia="標楷體" w:hAnsi="Times New Roman" w:hint="eastAsia"/>
+          <w:szCs w:val="24"/>
+        </w:rPr>
+        <w:t>、丑、</w:t>
+      </w:r>
+      <w:r>
+        <w:rPr>
+          <w:rFonts w:ascii="Times New Roman" w:eastAsia="標楷體" w:hAnsi="Times New Roman"/>
+          <w:szCs w:val="24"/>
+        </w:rPr>
+        <w:t>…</w:t>
+      </w:r>
+      <w:r>
+        <w:rPr>
+          <w:rFonts w:ascii="Times New Roman" w:eastAsia="標楷體" w:hAnsi="Times New Roman" w:hint="eastAsia"/>
+          <w:szCs w:val="24"/>
+        </w:rPr>
+        <w:t>。</w:t>
+      </w:r>
+      <w:r>
+        <w:rPr>
+          <w:rFonts w:ascii="Times New Roman" w:eastAsia="標楷體" w:hAnsi="Times New Roman" w:hint="eastAsia"/>
+          <w:szCs w:val="24"/>
+        </w:rPr>
+        <w:t>把右手大拇指放在子的位置，再來把左手的大拇指放在亥的位置</w:t>
+      </w:r>
+      <w:r>
+        <w:rPr>
+          <w:rFonts w:ascii="Times New Roman" w:eastAsia="標楷體" w:hAnsi="Times New Roman" w:hint="eastAsia"/>
+          <w:szCs w:val="24"/>
+        </w:rPr>
+        <w:t>，再將左手抱住右手，這就是合仝的抱法。這個是通天佛印，又稱作「子亥印」，日後我們回到佛堂，要叩首的時候，手就要像這樣子抱起來叩頭。那為什麼合仝又稱作「子亥印」？各位前賢看，子跟亥合起來，剛好是一個孩字。孟子說：「大人者，不失其赤子之心。」</w:t>
+      </w:r>
+      <w:r>
+        <w:rPr>
+          <w:rFonts w:ascii="Times New Roman" w:eastAsia="標楷體" w:hAnsi="Times New Roman" w:hint="eastAsia"/>
+          <w:szCs w:val="24"/>
+        </w:rPr>
+        <w:t>在聖經馬太福音第</w:t>
+      </w:r>
+      <w:r>
+        <w:rPr>
+          <w:rFonts w:ascii="Times New Roman" w:eastAsia="標楷體" w:hAnsi="Times New Roman" w:hint="eastAsia"/>
+          <w:szCs w:val="24"/>
+        </w:rPr>
+        <w:t>18</w:t>
+      </w:r>
+      <w:r>
+        <w:rPr>
+          <w:rFonts w:ascii="Times New Roman" w:eastAsia="標楷體" w:hAnsi="Times New Roman" w:hint="eastAsia"/>
+          <w:szCs w:val="24"/>
+        </w:rPr>
+        <w:t>章第</w:t>
+      </w:r>
+      <w:r>
+        <w:rPr>
+          <w:rFonts w:ascii="Times New Roman" w:eastAsia="標楷體" w:hAnsi="Times New Roman" w:hint="eastAsia"/>
+          <w:szCs w:val="24"/>
+        </w:rPr>
+        <w:t>3</w:t>
+      </w:r>
+      <w:r>
+        <w:rPr>
+          <w:rFonts w:ascii="Times New Roman" w:eastAsia="標楷體" w:hAnsi="Times New Roman" w:hint="eastAsia"/>
+          <w:szCs w:val="24"/>
+        </w:rPr>
+        <w:t>節裡</w:t>
+      </w:r>
+      <w:r>
+        <w:rPr>
+          <w:rFonts w:ascii="Times New Roman" w:eastAsia="標楷體" w:hAnsi="Times New Roman" w:hint="eastAsia"/>
+          <w:szCs w:val="24"/>
+        </w:rPr>
+        <w:t>也提到：「我實在告訴你們，你們若不回轉，變成小孩子的樣式，斷不得進天國。」</w:t>
+      </w:r>
+      <w:r>
+        <w:rPr>
+          <w:rFonts w:ascii="Times New Roman" w:eastAsia="標楷體" w:hAnsi="Times New Roman" w:hint="eastAsia"/>
+          <w:szCs w:val="24"/>
+        </w:rPr>
+        <w:t>（</w:t>
+      </w:r>
+      <w:r>
+        <w:rPr>
+          <w:rFonts w:ascii="Times New Roman" w:eastAsia="標楷體" w:hAnsi="Times New Roman"/>
+          <w:szCs w:val="24"/>
+        </w:rPr>
+        <w:t>Truly I tell you, unless you change and become like little children, you will never enter the kingdom of heaven.</w:t>
+      </w:r>
+      <w:r>
+        <w:rPr>
+          <w:rFonts w:ascii="Times New Roman" w:eastAsia="標楷體" w:hAnsi="Times New Roman" w:hint="eastAsia"/>
+          <w:szCs w:val="24"/>
+        </w:rPr>
+        <w:t>）所謂赤子，指的是一個剛出生的嬰兒，他的天性是非常天真純潔而且無邪的。</w:t>
+      </w:r>
+      <w:r>
+        <w:rPr>
+          <w:rFonts w:ascii="Times New Roman" w:eastAsia="標楷體" w:hAnsi="Times New Roman" w:hint="eastAsia"/>
+          <w:szCs w:val="24"/>
+        </w:rPr>
+        <w:t>所以，</w:t>
+      </w:r>
+      <w:r>
+        <w:rPr>
+          <w:rFonts w:ascii="Times New Roman" w:eastAsia="標楷體" w:hAnsi="Times New Roman" w:hint="eastAsia"/>
+          <w:szCs w:val="24"/>
+        </w:rPr>
+        <w:t>什麼是變成小孩</w:t>
+      </w:r>
+      <w:r>
+        <w:rPr>
+          <w:rFonts w:ascii="Times New Roman" w:eastAsia="標楷體" w:hAnsi="Times New Roman" w:hint="eastAsia"/>
+          <w:szCs w:val="24"/>
+        </w:rPr>
+        <w:t>子</w:t>
+      </w:r>
+      <w:r>
+        <w:rPr>
+          <w:rFonts w:ascii="Times New Roman" w:eastAsia="標楷體" w:hAnsi="Times New Roman" w:hint="eastAsia"/>
+          <w:szCs w:val="24"/>
+        </w:rPr>
+        <w:t>的樣式？就是不論你多有才華、知識、地位、權勢，你是否願意</w:t>
+      </w:r>
+      <w:r>
+        <w:rPr>
+          <w:rFonts w:ascii="Times New Roman" w:eastAsia="標楷體" w:hAnsi="Times New Roman" w:hint="eastAsia"/>
+          <w:szCs w:val="24"/>
+        </w:rPr>
+        <w:t>在擁有這些的條件下，仍然能夠</w:t>
+      </w:r>
+      <w:r>
+        <w:rPr>
+          <w:rFonts w:ascii="Times New Roman" w:eastAsia="標楷體" w:hAnsi="Times New Roman" w:hint="eastAsia"/>
+          <w:szCs w:val="24"/>
+        </w:rPr>
+        <w:t>不忘原本純潔的本性，</w:t>
+      </w:r>
+      <w:r>
+        <w:rPr>
+          <w:rFonts w:ascii="Times New Roman" w:eastAsia="標楷體" w:hAnsi="Times New Roman" w:hint="eastAsia"/>
+          <w:szCs w:val="24"/>
+        </w:rPr>
+        <w:t>維持</w:t>
+      </w:r>
+      <w:r>
+        <w:rPr>
+          <w:rFonts w:ascii="Times New Roman" w:eastAsia="標楷體" w:hAnsi="Times New Roman" w:hint="eastAsia"/>
+          <w:szCs w:val="24"/>
+        </w:rPr>
+        <w:t>謙卑</w:t>
+      </w:r>
+      <w:r>
+        <w:rPr>
+          <w:rFonts w:ascii="Times New Roman" w:eastAsia="標楷體" w:hAnsi="Times New Roman" w:hint="eastAsia"/>
+          <w:szCs w:val="24"/>
+        </w:rPr>
+        <w:t>，</w:t>
+      </w:r>
+      <w:r>
+        <w:rPr>
+          <w:rFonts w:ascii="Times New Roman" w:eastAsia="標楷體" w:hAnsi="Times New Roman" w:hint="eastAsia"/>
+          <w:szCs w:val="24"/>
+        </w:rPr>
+        <w:t>虛懷若谷，</w:t>
+      </w:r>
+      <w:r>
+        <w:rPr>
+          <w:rFonts w:ascii="Times New Roman" w:eastAsia="標楷體" w:hAnsi="Times New Roman" w:hint="eastAsia"/>
+          <w:szCs w:val="24"/>
+        </w:rPr>
+        <w:t>放下</w:t>
+      </w:r>
+      <w:r>
+        <w:rPr>
+          <w:rFonts w:ascii="Times New Roman" w:eastAsia="標楷體" w:hAnsi="Times New Roman" w:hint="eastAsia"/>
+          <w:szCs w:val="24"/>
+        </w:rPr>
+        <w:t>心中的</w:t>
+      </w:r>
+      <w:r>
+        <w:rPr>
+          <w:rFonts w:ascii="Times New Roman" w:eastAsia="標楷體" w:hAnsi="Times New Roman" w:hint="eastAsia"/>
+          <w:szCs w:val="24"/>
+        </w:rPr>
+        <w:t>分別</w:t>
+      </w:r>
+      <w:r>
+        <w:rPr>
+          <w:rFonts w:ascii="Times New Roman" w:eastAsia="標楷體" w:hAnsi="Times New Roman" w:hint="eastAsia"/>
+          <w:szCs w:val="24"/>
+        </w:rPr>
+        <w:t>和</w:t>
+      </w:r>
+      <w:r>
+        <w:rPr>
+          <w:rFonts w:ascii="Times New Roman" w:eastAsia="標楷體" w:hAnsi="Times New Roman" w:hint="eastAsia"/>
+          <w:szCs w:val="24"/>
+        </w:rPr>
+        <w:t>計較</w:t>
+      </w:r>
+      <w:r>
+        <w:rPr>
+          <w:rFonts w:ascii="Times New Roman" w:eastAsia="標楷體" w:hAnsi="Times New Roman" w:hint="eastAsia"/>
+          <w:szCs w:val="24"/>
+        </w:rPr>
+        <w:t>。</w:t>
+      </w:r>
+    </w:p>
+    <w:p>
+      <w:pPr>
+        <w:widowControl/>
+        <w:ind w:firstLine="480"/>
+        <w:rPr>
+          <w:rFonts w:ascii="Times New Roman" w:eastAsia="標楷體" w:hAnsi="Times New Roman"/>
+          <w:szCs w:val="24"/>
+        </w:rPr>
+      </w:pPr>
     </w:p>
     <w:sectPr>
       <w:pgSz w:w="11906" w:h="16838"/>
@@ -762,6 +3485,44 @@
     </w:sectPr>
   </w:body>
 </w:document>
+</file>
+
+<file path=word/endnotes.xml><?xml version="1.0" encoding="utf-8"?>
+<w:endnotes xmlns:wpc="http://schemas.microsoft.com/office/word/2010/wordprocessingCanvas" xmlns:cx="http://schemas.microsoft.com/office/drawing/2014/chartex" xmlns:cx1="http://schemas.microsoft.com/office/drawing/2015/9/8/chartex" xmlns:cx2="http://schemas.microsoft.com/office/drawing/2015/10/21/chartex" xmlns:cx3="http://schemas.microsoft.com/office/drawing/2016/5/9/chartex" xmlns:cx4="http://schemas.microsoft.com/office/drawing/2016/5/10/chartex" xmlns:cx5="http://schemas.microsoft.com/office/drawing/2016/5/11/chartex" xmlns:cx6="http://schemas.microsoft.com/office/drawing/2016/5/12/chartex" xmlns:cx7="http://schemas.microsoft.com/office/drawing/2016/5/13/chartex" xmlns:cx8="http://schemas.microsoft.com/office/drawing/2016/5/14/chartex" xmlns:mc="http://schemas.openxmlformats.org/markup-compatibility/2006" xmlns:aink="http://schemas.microsoft.com/office/drawing/2016/ink" xmlns:am3d="http://schemas.microsoft.com/office/drawing/2017/model3d" xmlns:o="urn:schemas-microsoft-com:office:office" xmlns:oel="http://schemas.microsoft.com/office/2019/extlst" xmlns:r="http://schemas.openxmlformats.org/officeDocument/2006/relationships" xmlns:m="http://schemas.openxmlformats.org/officeDocument/2006/math" xmlns:v="urn:schemas-microsoft-com:vml" xmlns:wp14="http://schemas.microsoft.com/office/word/2010/wordprocessingDrawing" xmlns:wp="http://schemas.openxmlformats.org/drawingml/2006/wordprocessingDrawing" xmlns:w10="urn:schemas-microsoft-com:office:word" xmlns:w="http://schemas.openxmlformats.org/wordprocessingml/2006/main" xmlns:w14="http://schemas.microsoft.com/office/word/2010/wordml" xmlns:w15="http://schemas.microsoft.com/office/word/2012/wordml" xmlns:w16cex="http://schemas.microsoft.com/office/word/2018/wordml/cex" xmlns:w16cid="http://schemas.microsoft.com/office/word/2016/wordml/cid" xmlns:w16="http://schemas.microsoft.com/office/word/2018/wordml" xmlns:w16du="http://schemas.microsoft.com/office/word/2023/wordml/word16du" xmlns:w16sdtdh="http://schemas.microsoft.com/office/word/2020/wordml/sdtdatahash" xmlns:w16se="http://schemas.microsoft.com/office/word/2015/wordml/symex" xmlns:wpg="http://schemas.microsoft.com/office/word/2010/wordprocessingGroup" xmlns:wpi="http://schemas.microsoft.com/office/word/2010/wordprocessingInk" xmlns:wne="http://schemas.microsoft.com/office/word/2006/wordml" xmlns:wps="http://schemas.microsoft.com/office/word/2010/wordprocessingShape" mc:Ignorable="w14 w15 w16se w16cid w16 w16cex w16sdtdh w16du wp14">
+  <w:endnote w:type="separator" w:id="-1">
+    <w:p>
+      <w:r>
+        <w:separator/>
+      </w:r>
+    </w:p>
+  </w:endnote>
+  <w:endnote w:type="continuationSeparator" w:id="0">
+    <w:p>
+      <w:r>
+        <w:continuationSeparator/>
+      </w:r>
+    </w:p>
+  </w:endnote>
+</w:endnotes>
+</file>
+
+<file path=word/footnotes.xml><?xml version="1.0" encoding="utf-8"?>
+<w:footnotes xmlns:wpc="http://schemas.microsoft.com/office/word/2010/wordprocessingCanvas" xmlns:cx="http://schemas.microsoft.com/office/drawing/2014/chartex" xmlns:cx1="http://schemas.microsoft.com/office/drawing/2015/9/8/chartex" xmlns:cx2="http://schemas.microsoft.com/office/drawing/2015/10/21/chartex" xmlns:cx3="http://schemas.microsoft.com/office/drawing/2016/5/9/chartex" xmlns:cx4="http://schemas.microsoft.com/office/drawing/2016/5/10/chartex" xmlns:cx5="http://schemas.microsoft.com/office/drawing/2016/5/11/chartex" xmlns:cx6="http://schemas.microsoft.com/office/drawing/2016/5/12/chartex" xmlns:cx7="http://schemas.microsoft.com/office/drawing/2016/5/13/chartex" xmlns:cx8="http://schemas.microsoft.com/office/drawing/2016/5/14/chartex" xmlns:mc="http://schemas.openxmlformats.org/markup-compatibility/2006" xmlns:aink="http://schemas.microsoft.com/office/drawing/2016/ink" xmlns:am3d="http://schemas.microsoft.com/office/drawing/2017/model3d" xmlns:o="urn:schemas-microsoft-com:office:office" xmlns:oel="http://schemas.microsoft.com/office/2019/extlst" xmlns:r="http://schemas.openxmlformats.org/officeDocument/2006/relationships" xmlns:m="http://schemas.openxmlformats.org/officeDocument/2006/math" xmlns:v="urn:schemas-microsoft-com:vml" xmlns:wp14="http://schemas.microsoft.com/office/word/2010/wordprocessingDrawing" xmlns:wp="http://schemas.openxmlformats.org/drawingml/2006/wordprocessingDrawing" xmlns:w10="urn:schemas-microsoft-com:office:word" xmlns:w="http://schemas.openxmlformats.org/wordprocessingml/2006/main" xmlns:w14="http://schemas.microsoft.com/office/word/2010/wordml" xmlns:w15="http://schemas.microsoft.com/office/word/2012/wordml" xmlns:w16cex="http://schemas.microsoft.com/office/word/2018/wordml/cex" xmlns:w16cid="http://schemas.microsoft.com/office/word/2016/wordml/cid" xmlns:w16="http://schemas.microsoft.com/office/word/2018/wordml" xmlns:w16du="http://schemas.microsoft.com/office/word/2023/wordml/word16du" xmlns:w16sdtdh="http://schemas.microsoft.com/office/word/2020/wordml/sdtdatahash" xmlns:w16se="http://schemas.microsoft.com/office/word/2015/wordml/symex" xmlns:wpg="http://schemas.microsoft.com/office/word/2010/wordprocessingGroup" xmlns:wpi="http://schemas.microsoft.com/office/word/2010/wordprocessingInk" xmlns:wne="http://schemas.microsoft.com/office/word/2006/wordml" xmlns:wps="http://schemas.microsoft.com/office/word/2010/wordprocessingShape" mc:Ignorable="w14 w15 w16se w16cid w16 w16cex w16sdtdh w16du wp14">
+  <w:footnote w:type="separator" w:id="-1">
+    <w:p>
+      <w:r>
+        <w:separator/>
+      </w:r>
+    </w:p>
+  </w:footnote>
+  <w:footnote w:type="continuationSeparator" w:id="0">
+    <w:p>
+      <w:r>
+        <w:continuationSeparator/>
+      </w:r>
+    </w:p>
+  </w:footnote>
+</w:footnotes>
 </file>
 
 <file path=word/styles.xml><?xml version="1.0" encoding="utf-8"?>
@@ -1190,6 +3951,66 @@
     <w:semiHidden/>
     <w:unhideWhenUsed/>
   </w:style>
+  <w:style w:type="paragraph" w:styleId="a3">
+    <w:name w:val="header"/>
+    <w:basedOn w:val="a"/>
+    <w:link w:val="a4"/>
+    <w:uiPriority w:val="99"/>
+    <w:unhideWhenUsed/>
+    <w:rsid w:val="005651F6"/>
+    <w:pPr>
+      <w:tabs>
+        <w:tab w:val="center" w:pos="4153"/>
+        <w:tab w:val="right" w:pos="8306"/>
+      </w:tabs>
+      <w:snapToGrid w:val="0"/>
+    </w:pPr>
+    <w:rPr>
+      <w:sz w:val="20"/>
+      <w:szCs w:val="20"/>
+    </w:rPr>
+  </w:style>
+  <w:style w:type="character" w:customStyle="1" w:styleId="a4">
+    <w:name w:val="頁首 字元"/>
+    <w:basedOn w:val="a0"/>
+    <w:link w:val="a3"/>
+    <w:uiPriority w:val="99"/>
+    <w:rsid w:val="005651F6"/>
+    <w:rPr>
+      <w:sz w:val="20"/>
+      <w:szCs w:val="20"/>
+    </w:rPr>
+  </w:style>
+  <w:style w:type="paragraph" w:styleId="a5">
+    <w:name w:val="footer"/>
+    <w:basedOn w:val="a"/>
+    <w:link w:val="a6"/>
+    <w:uiPriority w:val="99"/>
+    <w:unhideWhenUsed/>
+    <w:rsid w:val="005651F6"/>
+    <w:pPr>
+      <w:tabs>
+        <w:tab w:val="center" w:pos="4153"/>
+        <w:tab w:val="right" w:pos="8306"/>
+      </w:tabs>
+      <w:snapToGrid w:val="0"/>
+    </w:pPr>
+    <w:rPr>
+      <w:sz w:val="20"/>
+      <w:szCs w:val="20"/>
+    </w:rPr>
+  </w:style>
+  <w:style w:type="character" w:customStyle="1" w:styleId="a6">
+    <w:name w:val="頁尾 字元"/>
+    <w:basedOn w:val="a0"/>
+    <w:link w:val="a5"/>
+    <w:uiPriority w:val="99"/>
+    <w:rsid w:val="005651F6"/>
+    <w:rPr>
+      <w:sz w:val="20"/>
+      <w:szCs w:val="20"/>
+    </w:rPr>
+  </w:style>
 </w:styles>
 </file>
 

--- a/道場/三寶解說-李宗祐.docx
+++ b/道場/三寶解說-李宗祐.docx
@@ -93,7 +93,7 @@
           <w:bCs/>
           <w:szCs w:val="24"/>
         </w:rPr>
-        <w:t>888</w:t>
+        <w:t>107</w:t>
       </w:r>
       <w:r>
         <w:rPr>
@@ -102,6 +102,15 @@
           <w:bCs/>
           <w:szCs w:val="24"/>
         </w:rPr>
+        <w:t>8</w:t>
+      </w:r>
+      <w:r>
+        <w:rPr>
+          <w:rFonts w:ascii="Times New Roman" w:eastAsia="標楷體" w:hAnsi="Times New Roman" w:hint="eastAsia"/>
+          <w:b/>
+          <w:bCs/>
+          <w:szCs w:val="24"/>
+        </w:rPr>
         <w:t>字）</w:t>
       </w:r>
     </w:p>
@@ -286,7 +295,21 @@
           <w:rFonts w:ascii="Times New Roman" w:eastAsia="標楷體" w:hAnsi="Times New Roman" w:hint="eastAsia"/>
           <w:szCs w:val="24"/>
         </w:rPr>
-        <w:t>是單傳獨授，一位祖師傳給一位弟子而已。但是，由於</w:t>
+        <w:t>是單傳獨授，一位祖師</w:t>
+      </w:r>
+      <w:r>
+        <w:rPr>
+          <w:rFonts w:ascii="Times New Roman" w:eastAsia="標楷體" w:hAnsi="Times New Roman" w:hint="eastAsia"/>
+          <w:szCs w:val="24"/>
+        </w:rPr>
+        <w:t>只能</w:t>
+      </w:r>
+      <w:r>
+        <w:rPr>
+          <w:rFonts w:ascii="Times New Roman" w:eastAsia="標楷體" w:hAnsi="Times New Roman" w:hint="eastAsia"/>
+          <w:szCs w:val="24"/>
+        </w:rPr>
+        <w:t>傳給一位弟子而已。但是，由於</w:t>
       </w:r>
       <w:r>
         <w:rPr>
@@ -533,56 +556,21 @@
           <w:rFonts w:ascii="Times New Roman" w:eastAsia="標楷體" w:hAnsi="Times New Roman" w:hint="eastAsia"/>
           <w:szCs w:val="24"/>
         </w:rPr>
-        <w:t>舉個例子，</w:t>
-      </w:r>
-      <w:r>
-        <w:rPr>
-          <w:rFonts w:ascii="Times New Roman" w:eastAsia="標楷體" w:hAnsi="Times New Roman" w:hint="eastAsia"/>
-          <w:szCs w:val="24"/>
-        </w:rPr>
-        <w:t>在</w:t>
-      </w:r>
-      <w:r>
-        <w:rPr>
-          <w:rFonts w:ascii="Times New Roman" w:eastAsia="標楷體" w:hAnsi="Times New Roman" w:hint="eastAsia"/>
-          <w:szCs w:val="24"/>
-        </w:rPr>
-        <w:t>每年的</w:t>
-      </w:r>
-      <w:r>
-        <w:rPr>
-          <w:rFonts w:ascii="Times New Roman" w:eastAsia="標楷體" w:hAnsi="Times New Roman" w:hint="eastAsia"/>
-          <w:szCs w:val="24"/>
-        </w:rPr>
-        <w:t>會考、學測前，都</w:t>
-      </w:r>
-      <w:r>
-        <w:rPr>
-          <w:rFonts w:ascii="Times New Roman" w:eastAsia="標楷體" w:hAnsi="Times New Roman" w:hint="eastAsia"/>
-          <w:szCs w:val="24"/>
-        </w:rPr>
-        <w:t>可以</w:t>
-      </w:r>
-      <w:r>
-        <w:rPr>
-          <w:rFonts w:ascii="Times New Roman" w:eastAsia="標楷體" w:hAnsi="Times New Roman" w:hint="eastAsia"/>
-          <w:szCs w:val="24"/>
-        </w:rPr>
-        <w:t>看到很多</w:t>
-      </w:r>
-      <w:r>
-        <w:rPr>
-          <w:rFonts w:ascii="Times New Roman" w:eastAsia="標楷體" w:hAnsi="Times New Roman" w:hint="eastAsia"/>
-          <w:szCs w:val="24"/>
-        </w:rPr>
-        <w:t>人將</w:t>
-      </w:r>
-      <w:r>
-        <w:rPr>
-          <w:rFonts w:ascii="Times New Roman" w:eastAsia="標楷體" w:hAnsi="Times New Roman" w:hint="eastAsia"/>
-          <w:szCs w:val="24"/>
-        </w:rPr>
-        <w:t>考試的報名表</w:t>
+        <w:t>那求道不一樣在哪裡呢？</w:t>
+      </w:r>
+      <w:r>
+        <w:rPr>
+          <w:rFonts w:ascii="Times New Roman" w:eastAsia="標楷體" w:hAnsi="Times New Roman" w:hint="eastAsia"/>
+          <w:szCs w:val="24"/>
+        </w:rPr>
+        <w:t>我們今天來求道，並不是來信教，也不是為了求福求壽，而是來探索人生真實的意義。每個人都希望自己的人生幸福美滿，所以每天</w:t>
+      </w:r>
+      <w:r>
+        <w:rPr>
+          <w:rFonts w:ascii="Times New Roman" w:eastAsia="標楷體" w:hAnsi="Times New Roman" w:hint="eastAsia"/>
+          <w:szCs w:val="24"/>
+        </w:rPr>
+        <w:t>認真努力的讀書、工作。很多人認為錢就是快樂的源頭</w:t>
       </w:r>
       <w:r>
         <w:rPr>
@@ -596,7 +584,14 @@
           <w:rFonts w:ascii="Times New Roman" w:eastAsia="標楷體" w:hAnsi="Times New Roman" w:hint="eastAsia"/>
           <w:szCs w:val="24"/>
         </w:rPr>
-        <w:t>放在寺廟的文昌帝君殿裡面</w:t>
+        <w:t>是生命最大的意義，</w:t>
+      </w:r>
+      <w:r>
+        <w:rPr>
+          <w:rFonts w:ascii="Times New Roman" w:eastAsia="標楷體" w:hAnsi="Times New Roman" w:hint="eastAsia"/>
+          <w:szCs w:val="24"/>
+        </w:rPr>
+        <w:t>很多人願意為了賺錢，待在自己不喜歡的職場環境</w:t>
       </w:r>
       <w:r>
         <w:rPr>
@@ -610,14 +605,14 @@
           <w:rFonts w:ascii="Times New Roman" w:eastAsia="標楷體" w:hAnsi="Times New Roman" w:hint="eastAsia"/>
           <w:szCs w:val="24"/>
         </w:rPr>
-        <w:t>希望用這樣的行為，能夠</w:t>
-      </w:r>
-      <w:r>
-        <w:rPr>
-          <w:rFonts w:ascii="Times New Roman" w:eastAsia="標楷體" w:hAnsi="Times New Roman" w:hint="eastAsia"/>
-          <w:szCs w:val="24"/>
-        </w:rPr>
-        <w:t>保佑考試順利通過</w:t>
+        <w:t>也有的人願意為了賺錢，瘋狂加班</w:t>
+      </w:r>
+      <w:r>
+        <w:rPr>
+          <w:rFonts w:ascii="Times New Roman" w:eastAsia="標楷體" w:hAnsi="Times New Roman" w:hint="eastAsia"/>
+          <w:szCs w:val="24"/>
+        </w:rPr>
+        <w:t>，犧牲了身體的健康</w:t>
       </w:r>
       <w:r>
         <w:rPr>
@@ -631,35 +626,107 @@
           <w:rFonts w:ascii="Times New Roman" w:eastAsia="標楷體" w:hAnsi="Times New Roman" w:hint="eastAsia"/>
           <w:szCs w:val="24"/>
         </w:rPr>
-        <w:t>那求道不一樣在哪裡呢？</w:t>
-      </w:r>
-      <w:r>
-        <w:rPr>
-          <w:rFonts w:ascii="Times New Roman" w:eastAsia="標楷體" w:hAnsi="Times New Roman" w:hint="eastAsia"/>
-          <w:szCs w:val="24"/>
-        </w:rPr>
-        <w:t>我們一開始講到</w:t>
-      </w:r>
-      <w:r>
-        <w:rPr>
-          <w:rFonts w:ascii="Times New Roman" w:eastAsia="標楷體" w:hAnsi="Times New Roman" w:hint="eastAsia"/>
-          <w:szCs w:val="24"/>
-        </w:rPr>
-        <w:t>，釋迦牟尼佛</w:t>
-      </w:r>
-      <w:r>
-        <w:rPr>
-          <w:rFonts w:ascii="Times New Roman" w:eastAsia="標楷體" w:hAnsi="Times New Roman" w:hint="eastAsia"/>
-          <w:szCs w:val="24"/>
-        </w:rPr>
-        <w:t>也有求道，</w:t>
-      </w:r>
-      <w:r>
-        <w:rPr>
-          <w:rFonts w:ascii="Times New Roman" w:eastAsia="標楷體" w:hAnsi="Times New Roman" w:hint="eastAsia"/>
-          <w:szCs w:val="24"/>
-        </w:rPr>
-        <w:t>但他在世的時候，是</w:t>
+        <w:t>雖然沒有金錢的確無法生活，但我們要仔細思考</w:t>
+      </w:r>
+      <w:r>
+        <w:rPr>
+          <w:rFonts w:ascii="Times New Roman" w:eastAsia="標楷體" w:hAnsi="Times New Roman" w:hint="eastAsia"/>
+          <w:szCs w:val="24"/>
+        </w:rPr>
+        <w:t>，</w:t>
+      </w:r>
+      <w:r>
+        <w:rPr>
+          <w:rFonts w:ascii="Times New Roman" w:eastAsia="標楷體" w:hAnsi="Times New Roman" w:hint="eastAsia"/>
+          <w:szCs w:val="24"/>
+        </w:rPr>
+        <w:t>有了更多錢真的會更快樂嗎？請各位仔細想想</w:t>
+      </w:r>
+      <w:r>
+        <w:rPr>
+          <w:rFonts w:ascii="Times New Roman" w:eastAsia="標楷體" w:hAnsi="Times New Roman" w:hint="eastAsia"/>
+          <w:szCs w:val="24"/>
+        </w:rPr>
+        <w:t>，在現在，罹患憂鬱症的人越來越多，不乏一些網紅、明星。他們擁有的金錢，肯定比你我都還要多，但是他們的心裡快樂嗎？並沒有，反而因為自己的名聲，在外的一舉一動都會被放大檢視，想做任何事都要在意旁人的目光，心裡的苦反而是增加的。這就說明，外在物質的豐富，並</w:t>
+      </w:r>
+      <w:r>
+        <w:rPr>
+          <w:rFonts w:ascii="Times New Roman" w:eastAsia="標楷體" w:hAnsi="Times New Roman" w:hint="eastAsia"/>
+          <w:szCs w:val="24"/>
+        </w:rPr>
+        <w:t>不是</w:t>
+      </w:r>
+      <w:r>
+        <w:rPr>
+          <w:rFonts w:ascii="Times New Roman" w:eastAsia="標楷體" w:hAnsi="Times New Roman" w:hint="eastAsia"/>
+          <w:szCs w:val="24"/>
+        </w:rPr>
+        <w:t>解決心裡</w:t>
+      </w:r>
+      <w:r>
+        <w:rPr>
+          <w:rFonts w:ascii="Times New Roman" w:eastAsia="標楷體" w:hAnsi="Times New Roman" w:hint="eastAsia"/>
+          <w:szCs w:val="24"/>
+        </w:rPr>
+        <w:t>問題</w:t>
+      </w:r>
+      <w:r>
+        <w:rPr>
+          <w:rFonts w:ascii="Times New Roman" w:eastAsia="標楷體" w:hAnsi="Times New Roman" w:hint="eastAsia"/>
+          <w:szCs w:val="24"/>
+        </w:rPr>
+        <w:t>的</w:t>
+      </w:r>
+      <w:r>
+        <w:rPr>
+          <w:rFonts w:ascii="Times New Roman" w:eastAsia="標楷體" w:hAnsi="Times New Roman" w:hint="eastAsia"/>
+          <w:szCs w:val="24"/>
+        </w:rPr>
+        <w:t>方法</w:t>
+      </w:r>
+      <w:r>
+        <w:rPr>
+          <w:rFonts w:ascii="Times New Roman" w:eastAsia="標楷體" w:hAnsi="Times New Roman" w:hint="eastAsia"/>
+          <w:szCs w:val="24"/>
+        </w:rPr>
+        <w:t>。</w:t>
+      </w:r>
+    </w:p>
+    <w:p>
+      <w:pPr>
+        <w:ind w:firstLine="480"/>
+        <w:rPr>
+          <w:rFonts w:ascii="Times New Roman" w:eastAsia="標楷體" w:hAnsi="Times New Roman"/>
+          <w:szCs w:val="24"/>
+        </w:rPr>
+      </w:pPr>
+      <w:r>
+        <w:rPr>
+          <w:rFonts w:ascii="Times New Roman" w:eastAsia="標楷體" w:hAnsi="Times New Roman" w:hint="eastAsia"/>
+          <w:szCs w:val="24"/>
+        </w:rPr>
+        <w:t>後學舉一位聖賢仙佛的例子，就是</w:t>
+      </w:r>
+      <w:r>
+        <w:rPr>
+          <w:rFonts w:ascii="Times New Roman" w:eastAsia="標楷體" w:hAnsi="Times New Roman" w:hint="eastAsia"/>
+          <w:szCs w:val="24"/>
+        </w:rPr>
+        <w:t>釋迦牟尼佛</w:t>
+      </w:r>
+      <w:r>
+        <w:rPr>
+          <w:rFonts w:ascii="Times New Roman" w:eastAsia="標楷體" w:hAnsi="Times New Roman" w:hint="eastAsia"/>
+          <w:szCs w:val="24"/>
+        </w:rPr>
+        <w:t>。釋迦牟尼佛</w:t>
+      </w:r>
+      <w:r>
+        <w:rPr>
+          <w:rFonts w:ascii="Times New Roman" w:eastAsia="標楷體" w:hAnsi="Times New Roman" w:hint="eastAsia"/>
+          <w:szCs w:val="24"/>
+        </w:rPr>
+        <w:t>在世的時候，是</w:t>
       </w:r>
       <w:r>
         <w:rPr>
@@ -785,21 +852,77 @@
           <w:rFonts w:ascii="Times New Roman" w:eastAsia="標楷體" w:hAnsi="Times New Roman" w:hint="eastAsia"/>
           <w:szCs w:val="24"/>
         </w:rPr>
-        <w:t>擁有許多財富、名聲，但</w:t>
-      </w:r>
-      <w:r>
-        <w:rPr>
-          <w:rFonts w:ascii="Times New Roman" w:eastAsia="標楷體" w:hAnsi="Times New Roman" w:hint="eastAsia"/>
-          <w:szCs w:val="24"/>
-        </w:rPr>
-        <w:t>那些</w:t>
-      </w:r>
-      <w:r>
-        <w:rPr>
-          <w:rFonts w:ascii="Times New Roman" w:eastAsia="標楷體" w:hAnsi="Times New Roman" w:hint="eastAsia"/>
-          <w:szCs w:val="24"/>
-        </w:rPr>
-        <w:t>終究不是長久的，也許我們能享受個幾十年，但到最後還是要兩手空空的離開</w:t>
+        <w:t>擁有許多財富、名聲，終究</w:t>
+      </w:r>
+      <w:r>
+        <w:rPr>
+          <w:rFonts w:ascii="Times New Roman" w:eastAsia="標楷體" w:hAnsi="Times New Roman" w:hint="eastAsia"/>
+          <w:szCs w:val="24"/>
+        </w:rPr>
+        <w:t>只是暫時</w:t>
+      </w:r>
+      <w:r>
+        <w:rPr>
+          <w:rFonts w:ascii="Times New Roman" w:eastAsia="標楷體" w:hAnsi="Times New Roman" w:hint="eastAsia"/>
+          <w:szCs w:val="24"/>
+        </w:rPr>
+        <w:t>的，</w:t>
+      </w:r>
+      <w:r>
+        <w:rPr>
+          <w:rFonts w:ascii="Times New Roman" w:eastAsia="標楷體" w:hAnsi="Times New Roman" w:hint="eastAsia"/>
+          <w:szCs w:val="24"/>
+        </w:rPr>
+        <w:t>當有天意外先到時，縱使有再多的金山銀山，也是一毛都帶不走。</w:t>
+      </w:r>
+      <w:r>
+        <w:rPr>
+          <w:rFonts w:ascii="Times New Roman" w:eastAsia="標楷體" w:hAnsi="Times New Roman" w:hint="eastAsia"/>
+          <w:szCs w:val="24"/>
+        </w:rPr>
+        <w:t>所以</w:t>
+      </w:r>
+      <w:r>
+        <w:rPr>
+          <w:rFonts w:ascii="Times New Roman" w:eastAsia="標楷體" w:hAnsi="Times New Roman" w:hint="eastAsia"/>
+          <w:szCs w:val="24"/>
+        </w:rPr>
+        <w:t>釋迦牟尼佛</w:t>
+      </w:r>
+      <w:r>
+        <w:rPr>
+          <w:rFonts w:ascii="Times New Roman" w:eastAsia="標楷體" w:hAnsi="Times New Roman" w:hint="eastAsia"/>
+          <w:szCs w:val="24"/>
+        </w:rPr>
+        <w:t>悟道</w:t>
+      </w:r>
+      <w:r>
+        <w:rPr>
+          <w:rFonts w:ascii="Times New Roman" w:eastAsia="標楷體" w:hAnsi="Times New Roman" w:hint="eastAsia"/>
+          <w:szCs w:val="24"/>
+        </w:rPr>
+        <w:t>，</w:t>
+      </w:r>
+      <w:r>
+        <w:rPr>
+          <w:rFonts w:ascii="Times New Roman" w:eastAsia="標楷體" w:hAnsi="Times New Roman" w:hint="eastAsia"/>
+          <w:szCs w:val="24"/>
+        </w:rPr>
+        <w:t>人</w:t>
+      </w:r>
+      <w:r>
+        <w:rPr>
+          <w:rFonts w:ascii="Times New Roman" w:eastAsia="標楷體" w:hAnsi="Times New Roman" w:hint="eastAsia"/>
+          <w:szCs w:val="24"/>
+        </w:rPr>
+        <w:t>真正該追求的，</w:t>
+      </w:r>
+      <w:r>
+        <w:rPr>
+          <w:rFonts w:ascii="Times New Roman" w:eastAsia="標楷體" w:hAnsi="Times New Roman" w:hint="eastAsia"/>
+          <w:szCs w:val="24"/>
+        </w:rPr>
+        <w:t>不在於身外之物，而在於怎麼樣能夠真正的離苦得樂</w:t>
       </w:r>
       <w:r>
         <w:rPr>
@@ -813,70 +936,63 @@
           <w:rFonts w:ascii="Times New Roman" w:eastAsia="標楷體" w:hAnsi="Times New Roman" w:hint="eastAsia"/>
           <w:szCs w:val="24"/>
         </w:rPr>
-        <w:t>我們人生</w:t>
-      </w:r>
-      <w:r>
-        <w:rPr>
-          <w:rFonts w:ascii="Times New Roman" w:eastAsia="標楷體" w:hAnsi="Times New Roman" w:hint="eastAsia"/>
-          <w:szCs w:val="24"/>
-        </w:rPr>
-        <w:t>在世</w:t>
-      </w:r>
-      <w:r>
-        <w:rPr>
-          <w:rFonts w:ascii="Times New Roman" w:eastAsia="標楷體" w:hAnsi="Times New Roman" w:hint="eastAsia"/>
-          <w:szCs w:val="24"/>
-        </w:rPr>
-        <w:t>都會經歷生老病死</w:t>
-      </w:r>
-      <w:r>
-        <w:rPr>
-          <w:rFonts w:ascii="Times New Roman" w:eastAsia="標楷體" w:hAnsi="Times New Roman" w:hint="eastAsia"/>
-          <w:szCs w:val="24"/>
-        </w:rPr>
-        <w:t>、</w:t>
-      </w:r>
-      <w:r>
-        <w:rPr>
-          <w:rFonts w:ascii="Times New Roman" w:eastAsia="標楷體" w:hAnsi="Times New Roman" w:hint="eastAsia"/>
-          <w:szCs w:val="24"/>
-        </w:rPr>
-        <w:t>憂</w:t>
-      </w:r>
-      <w:r>
-        <w:rPr>
-          <w:rFonts w:ascii="Times New Roman" w:eastAsia="標楷體" w:hAnsi="Times New Roman" w:hint="eastAsia"/>
-          <w:szCs w:val="24"/>
-        </w:rPr>
-        <w:t>愁、</w:t>
-      </w:r>
-      <w:r>
-        <w:rPr>
-          <w:rFonts w:ascii="Times New Roman" w:eastAsia="標楷體" w:hAnsi="Times New Roman" w:hint="eastAsia"/>
-          <w:szCs w:val="24"/>
-        </w:rPr>
-        <w:t>悲</w:t>
-      </w:r>
-      <w:r>
-        <w:rPr>
-          <w:rFonts w:ascii="Times New Roman" w:eastAsia="標楷體" w:hAnsi="Times New Roman" w:hint="eastAsia"/>
-          <w:szCs w:val="24"/>
-        </w:rPr>
-        <w:t>傷、痛</w:t>
-      </w:r>
-      <w:r>
-        <w:rPr>
-          <w:rFonts w:ascii="Times New Roman" w:eastAsia="標楷體" w:hAnsi="Times New Roman" w:hint="eastAsia"/>
-          <w:szCs w:val="24"/>
-        </w:rPr>
-        <w:t>苦</w:t>
-      </w:r>
-      <w:r>
-        <w:rPr>
-          <w:rFonts w:ascii="Times New Roman" w:eastAsia="標楷體" w:hAnsi="Times New Roman" w:hint="eastAsia"/>
-          <w:szCs w:val="24"/>
-        </w:rPr>
-        <w:t>、煩惱</w:t>
+        <w:t>人生真正的苦</w:t>
+      </w:r>
+      <w:r>
+        <w:rPr>
+          <w:rFonts w:ascii="Times New Roman" w:eastAsia="標楷體" w:hAnsi="Times New Roman" w:hint="eastAsia"/>
+          <w:szCs w:val="24"/>
+        </w:rPr>
+        <w:t>其實</w:t>
+      </w:r>
+      <w:r>
+        <w:rPr>
+          <w:rFonts w:ascii="Times New Roman" w:eastAsia="標楷體" w:hAnsi="Times New Roman" w:hint="eastAsia"/>
+          <w:szCs w:val="24"/>
+        </w:rPr>
+        <w:t>在於</w:t>
+      </w:r>
+      <w:r>
+        <w:rPr>
+          <w:rFonts w:ascii="Times New Roman" w:eastAsia="標楷體" w:hAnsi="Times New Roman" w:hint="eastAsia"/>
+          <w:szCs w:val="24"/>
+        </w:rPr>
+        <w:t>累生累世的</w:t>
+      </w:r>
+      <w:r>
+        <w:rPr>
+          <w:rFonts w:ascii="Times New Roman" w:eastAsia="標楷體" w:hAnsi="Times New Roman" w:hint="eastAsia"/>
+          <w:szCs w:val="24"/>
+        </w:rPr>
+        <w:t>輪迴，每輪迴</w:t>
+      </w:r>
+      <w:r>
+        <w:rPr>
+          <w:rFonts w:ascii="Times New Roman" w:eastAsia="標楷體" w:hAnsi="Times New Roman" w:hint="eastAsia"/>
+          <w:szCs w:val="24"/>
+        </w:rPr>
+        <w:t>一次</w:t>
+      </w:r>
+      <w:r>
+        <w:rPr>
+          <w:rFonts w:ascii="Times New Roman" w:eastAsia="標楷體" w:hAnsi="Times New Roman" w:hint="eastAsia"/>
+          <w:szCs w:val="24"/>
+        </w:rPr>
+        <w:t>就</w:t>
+      </w:r>
+      <w:r>
+        <w:rPr>
+          <w:rFonts w:ascii="Times New Roman" w:eastAsia="標楷體" w:hAnsi="Times New Roman" w:hint="eastAsia"/>
+          <w:szCs w:val="24"/>
+        </w:rPr>
+        <w:t>要再經歷一次</w:t>
+      </w:r>
+      <w:r>
+        <w:rPr>
+          <w:rFonts w:ascii="Times New Roman" w:eastAsia="標楷體" w:hAnsi="Times New Roman" w:hint="eastAsia"/>
+          <w:szCs w:val="24"/>
+        </w:rPr>
+        <w:t>生老病死</w:t>
       </w:r>
       <w:r>
         <w:rPr>
@@ -884,188 +1000,6 @@
           <w:szCs w:val="24"/>
         </w:rPr>
         <w:t>，所以</w:t>
-      </w:r>
-      <w:r>
-        <w:rPr>
-          <w:rFonts w:ascii="Times New Roman" w:eastAsia="標楷體" w:hAnsi="Times New Roman" w:hint="eastAsia"/>
-          <w:szCs w:val="24"/>
-        </w:rPr>
-        <w:t>釋迦牟尼佛</w:t>
-      </w:r>
-      <w:r>
-        <w:rPr>
-          <w:rFonts w:ascii="Times New Roman" w:eastAsia="標楷體" w:hAnsi="Times New Roman" w:hint="eastAsia"/>
-          <w:szCs w:val="24"/>
-        </w:rPr>
-        <w:t>在</w:t>
-      </w:r>
-      <w:r>
-        <w:rPr>
-          <w:rFonts w:ascii="Times New Roman" w:eastAsia="標楷體" w:hAnsi="Times New Roman" w:hint="eastAsia"/>
-          <w:szCs w:val="24"/>
-        </w:rPr>
-        <w:t>菩提</w:t>
-      </w:r>
-      <w:r>
-        <w:rPr>
-          <w:rFonts w:ascii="Times New Roman" w:eastAsia="標楷體" w:hAnsi="Times New Roman" w:hint="eastAsia"/>
-          <w:szCs w:val="24"/>
-        </w:rPr>
-        <w:t>樹下悟道</w:t>
-      </w:r>
-      <w:r>
-        <w:rPr>
-          <w:rFonts w:ascii="Times New Roman" w:eastAsia="標楷體" w:hAnsi="Times New Roman" w:hint="eastAsia"/>
-          <w:szCs w:val="24"/>
-        </w:rPr>
-        <w:t>，</w:t>
-      </w:r>
-      <w:r>
-        <w:rPr>
-          <w:rFonts w:ascii="Times New Roman" w:eastAsia="標楷體" w:hAnsi="Times New Roman" w:hint="eastAsia"/>
-          <w:szCs w:val="24"/>
-        </w:rPr>
-        <w:t>人生的問題不在於身外之物，而在於怎麼樣能夠真正的離苦得樂</w:t>
-      </w:r>
-      <w:r>
-        <w:rPr>
-          <w:rFonts w:ascii="Times New Roman" w:eastAsia="標楷體" w:hAnsi="Times New Roman" w:hint="eastAsia"/>
-          <w:szCs w:val="24"/>
-        </w:rPr>
-        <w:t>。他悟到</w:t>
-      </w:r>
-      <w:r>
-        <w:rPr>
-          <w:rFonts w:ascii="Times New Roman" w:eastAsia="標楷體" w:hAnsi="Times New Roman" w:hint="eastAsia"/>
-          <w:szCs w:val="24"/>
-        </w:rPr>
-        <w:t>人生真正的痛苦</w:t>
-      </w:r>
-      <w:r>
-        <w:rPr>
-          <w:rFonts w:ascii="Times New Roman" w:eastAsia="標楷體" w:hAnsi="Times New Roman" w:hint="eastAsia"/>
-          <w:szCs w:val="24"/>
-        </w:rPr>
-        <w:t>其實</w:t>
-      </w:r>
-      <w:r>
-        <w:rPr>
-          <w:rFonts w:ascii="Times New Roman" w:eastAsia="標楷體" w:hAnsi="Times New Roman" w:hint="eastAsia"/>
-          <w:szCs w:val="24"/>
-        </w:rPr>
-        <w:t>在於</w:t>
-      </w:r>
-      <w:r>
-        <w:rPr>
-          <w:rFonts w:ascii="Times New Roman" w:eastAsia="標楷體" w:hAnsi="Times New Roman" w:hint="eastAsia"/>
-          <w:szCs w:val="24"/>
-        </w:rPr>
-        <w:t>累生累世的</w:t>
-      </w:r>
-      <w:r>
-        <w:rPr>
-          <w:rFonts w:ascii="Times New Roman" w:eastAsia="標楷體" w:hAnsi="Times New Roman" w:hint="eastAsia"/>
-          <w:szCs w:val="24"/>
-        </w:rPr>
-        <w:t>輪迴，每輪迴</w:t>
-      </w:r>
-      <w:r>
-        <w:rPr>
-          <w:rFonts w:ascii="Times New Roman" w:eastAsia="標楷體" w:hAnsi="Times New Roman" w:hint="eastAsia"/>
-          <w:szCs w:val="24"/>
-        </w:rPr>
-        <w:t>一次</w:t>
-      </w:r>
-      <w:r>
-        <w:rPr>
-          <w:rFonts w:ascii="Times New Roman" w:eastAsia="標楷體" w:hAnsi="Times New Roman" w:hint="eastAsia"/>
-          <w:szCs w:val="24"/>
-        </w:rPr>
-        <w:t>就</w:t>
-      </w:r>
-      <w:r>
-        <w:rPr>
-          <w:rFonts w:ascii="Times New Roman" w:eastAsia="標楷體" w:hAnsi="Times New Roman" w:hint="eastAsia"/>
-          <w:szCs w:val="24"/>
-        </w:rPr>
-        <w:t>要再經歷一次</w:t>
-      </w:r>
-      <w:r>
-        <w:rPr>
-          <w:rFonts w:ascii="Times New Roman" w:eastAsia="標楷體" w:hAnsi="Times New Roman" w:hint="eastAsia"/>
-          <w:szCs w:val="24"/>
-        </w:rPr>
-        <w:t>人生的苦</w:t>
-      </w:r>
-      <w:r>
-        <w:rPr>
-          <w:rFonts w:ascii="Times New Roman" w:eastAsia="標楷體" w:hAnsi="Times New Roman" w:hint="eastAsia"/>
-          <w:szCs w:val="24"/>
-        </w:rPr>
-        <w:t>，如果</w:t>
-      </w:r>
-      <w:r>
-        <w:rPr>
-          <w:rFonts w:ascii="Times New Roman" w:eastAsia="標楷體" w:hAnsi="Times New Roman" w:hint="eastAsia"/>
-          <w:szCs w:val="24"/>
-        </w:rPr>
-        <w:t>不能</w:t>
-      </w:r>
-      <w:r>
-        <w:rPr>
-          <w:rFonts w:ascii="Times New Roman" w:eastAsia="標楷體" w:hAnsi="Times New Roman" w:hint="eastAsia"/>
-          <w:szCs w:val="24"/>
-        </w:rPr>
-        <w:t>跳出輪迴</w:t>
-      </w:r>
-      <w:r>
-        <w:rPr>
-          <w:rFonts w:ascii="Times New Roman" w:eastAsia="標楷體" w:hAnsi="Times New Roman" w:hint="eastAsia"/>
-          <w:szCs w:val="24"/>
-        </w:rPr>
-        <w:t>，了脫生死</w:t>
-      </w:r>
-      <w:r>
-        <w:rPr>
-          <w:rFonts w:ascii="Times New Roman" w:eastAsia="標楷體" w:hAnsi="Times New Roman" w:hint="eastAsia"/>
-          <w:szCs w:val="24"/>
-        </w:rPr>
-        <w:t>，</w:t>
-      </w:r>
-      <w:r>
-        <w:rPr>
-          <w:rFonts w:ascii="Times New Roman" w:eastAsia="標楷體" w:hAnsi="Times New Roman" w:hint="eastAsia"/>
-          <w:szCs w:val="24"/>
-        </w:rPr>
-        <w:t>那麼累生累世被困在輪迴當中，</w:t>
-      </w:r>
-      <w:r>
-        <w:rPr>
-          <w:rFonts w:ascii="Times New Roman" w:eastAsia="標楷體" w:hAnsi="Times New Roman" w:hint="eastAsia"/>
-          <w:szCs w:val="24"/>
-        </w:rPr>
-        <w:t>這才是</w:t>
-      </w:r>
-      <w:r>
-        <w:rPr>
-          <w:rFonts w:ascii="Times New Roman" w:eastAsia="標楷體" w:hAnsi="Times New Roman" w:hint="eastAsia"/>
-          <w:szCs w:val="24"/>
-        </w:rPr>
-        <w:t>人生</w:t>
-      </w:r>
-      <w:r>
-        <w:rPr>
-          <w:rFonts w:ascii="Times New Roman" w:eastAsia="標楷體" w:hAnsi="Times New Roman" w:hint="eastAsia"/>
-          <w:szCs w:val="24"/>
-        </w:rPr>
-        <w:t>真正的苦</w:t>
-      </w:r>
-      <w:r>
-        <w:rPr>
-          <w:rFonts w:ascii="Times New Roman" w:eastAsia="標楷體" w:hAnsi="Times New Roman" w:hint="eastAsia"/>
-          <w:szCs w:val="24"/>
-        </w:rPr>
-        <w:t>。所以</w:t>
       </w:r>
       <w:r>
         <w:rPr>
@@ -1205,7 +1139,7 @@
           <w:bCs/>
           <w:szCs w:val="24"/>
         </w:rPr>
-        <w:t>1</w:t>
+        <w:t>2070</w:t>
       </w:r>
       <w:r>
         <w:rPr>
@@ -1214,15 +1148,6 @@
           <w:bCs/>
           <w:szCs w:val="24"/>
         </w:rPr>
-        <w:t>941</w:t>
-      </w:r>
-      <w:r>
-        <w:rPr>
-          <w:rFonts w:ascii="Times New Roman" w:eastAsia="標楷體" w:hAnsi="Times New Roman" w:hint="eastAsia"/>
-          <w:b/>
-          <w:bCs/>
-          <w:szCs w:val="24"/>
-        </w:rPr>
         <w:t>字）</w:t>
       </w:r>
     </w:p>
@@ -1240,13 +1165,6 @@
           <w:rFonts w:ascii="Times New Roman" w:eastAsia="標楷體" w:hAnsi="Times New Roman" w:hint="eastAsia"/>
           <w:szCs w:val="24"/>
         </w:rPr>
-        <w:t>（畫房子、畫臉）</w:t>
-      </w:r>
-      <w:r>
-        <w:rPr>
-          <w:rFonts w:ascii="Times New Roman" w:eastAsia="標楷體" w:hAnsi="Times New Roman" w:hint="eastAsia"/>
-          <w:szCs w:val="24"/>
-        </w:rPr>
         <w:t>在</w:t>
       </w:r>
       <w:r>
@@ -1317,28 +1235,28 @@
           <w:rFonts w:ascii="Times New Roman" w:eastAsia="標楷體" w:hAnsi="Times New Roman" w:hint="eastAsia"/>
           <w:szCs w:val="24"/>
         </w:rPr>
-        <w:t>這雙</w:t>
-      </w:r>
-      <w:r>
-        <w:rPr>
-          <w:rFonts w:ascii="Times New Roman" w:eastAsia="標楷體" w:hAnsi="Times New Roman" w:hint="eastAsia"/>
-          <w:szCs w:val="24"/>
-        </w:rPr>
-        <w:t>眼睛的ＯＯＯ。玄關，</w:t>
-      </w:r>
-      <w:r>
-        <w:rPr>
-          <w:rFonts w:ascii="Times New Roman" w:eastAsia="標楷體" w:hAnsi="Times New Roman" w:hint="eastAsia"/>
-          <w:szCs w:val="24"/>
-        </w:rPr>
-        <w:t>指的是一個房子的</w:t>
-      </w:r>
-      <w:r>
-        <w:rPr>
-          <w:rFonts w:ascii="Times New Roman" w:eastAsia="標楷體" w:hAnsi="Times New Roman" w:hint="eastAsia"/>
-          <w:szCs w:val="24"/>
-        </w:rPr>
-        <w:t>正門；而玄關竅，就是我們靈性出入的門戶。我們每個人身上，都有一個真我和一個假我，真我，就是我們的靈性</w:t>
+        <w:t>兩</w:t>
+      </w:r>
+      <w:r>
+        <w:rPr>
+          <w:rFonts w:ascii="Times New Roman" w:eastAsia="標楷體" w:hAnsi="Times New Roman" w:hint="eastAsia"/>
+          <w:szCs w:val="24"/>
+        </w:rPr>
+        <w:t>眼的ＯＯＯ。我們每個人身上，都有一個真我和一個假我</w:t>
+      </w:r>
+      <w:r>
+        <w:rPr>
+          <w:rFonts w:ascii="Times New Roman" w:eastAsia="標楷體" w:hAnsi="Times New Roman" w:hint="eastAsia"/>
+          <w:szCs w:val="24"/>
+        </w:rPr>
+        <w:t>。</w:t>
+      </w:r>
+      <w:r>
+        <w:rPr>
+          <w:rFonts w:ascii="Times New Roman" w:eastAsia="標楷體" w:hAnsi="Times New Roman" w:hint="eastAsia"/>
+          <w:szCs w:val="24"/>
+        </w:rPr>
+        <w:t>真我，就是我們的靈性</w:t>
       </w:r>
       <w:r>
         <w:rPr>
@@ -1422,7 +1340,21 @@
           <w:rFonts w:ascii="Times New Roman" w:eastAsia="標楷體" w:hAnsi="Times New Roman" w:hint="eastAsia"/>
           <w:szCs w:val="24"/>
         </w:rPr>
-        <w:t>各位前賢或許會覺得奇怪，我們這個肉體會覺得冷、覺得熱，肚子餓了知道要吃飯，口渴了知道要喝水，用手大力捏下去會痛，明明這些感受都非常的真實，為什麼說這個肉體是假的呢？</w:t>
+        <w:t>各位前賢或許</w:t>
+      </w:r>
+      <w:r>
+        <w:rPr>
+          <w:rFonts w:ascii="Times New Roman" w:eastAsia="標楷體" w:hAnsi="Times New Roman" w:hint="eastAsia"/>
+          <w:szCs w:val="24"/>
+        </w:rPr>
+        <w:t>有疑問</w:t>
+      </w:r>
+      <w:r>
+        <w:rPr>
+          <w:rFonts w:ascii="Times New Roman" w:eastAsia="標楷體" w:hAnsi="Times New Roman" w:hint="eastAsia"/>
+          <w:szCs w:val="24"/>
+        </w:rPr>
+        <w:t>，我們這個肉體會覺得冷、覺得熱，肚子餓了知道要吃飯，口渴了知道要喝水，用手大力捏下去會痛，明明這些感受都非常的真實，為什麼說這個肉體是假的呢？</w:t>
       </w:r>
       <w:r>
         <w:rPr>
@@ -1698,6 +1630,7 @@
           <w:rFonts w:ascii="Times New Roman" w:eastAsia="標楷體" w:hAnsi="Times New Roman" w:hint="eastAsia"/>
           <w:szCs w:val="24"/>
         </w:rPr>
+        <w:lastRenderedPageBreak/>
         <w:t>接著，</w:t>
       </w:r>
       <w:r>
@@ -1775,7 +1708,21 @@
           <w:rFonts w:ascii="Times New Roman" w:eastAsia="標楷體" w:hAnsi="Times New Roman" w:hint="eastAsia"/>
           <w:szCs w:val="24"/>
         </w:rPr>
-        <w:t>房子是這樣蓋的，眼睛就像是兩扇窗戶，而</w:t>
+        <w:t>房子是這樣蓋的</w:t>
+      </w:r>
+      <w:r>
+        <w:rPr>
+          <w:rFonts w:ascii="Times New Roman" w:eastAsia="標楷體" w:hAnsi="Times New Roman" w:hint="eastAsia"/>
+          <w:szCs w:val="24"/>
+        </w:rPr>
+        <w:t>（畫房子）。</w:t>
+      </w:r>
+      <w:r>
+        <w:rPr>
+          <w:rFonts w:ascii="Times New Roman" w:eastAsia="標楷體" w:hAnsi="Times New Roman" w:hint="eastAsia"/>
+          <w:szCs w:val="24"/>
+        </w:rPr>
+        <w:t>兩扇窗戶，而</w:t>
       </w:r>
       <w:r>
         <w:rPr>
@@ -1789,21 +1736,7 @@
           <w:rFonts w:ascii="Times New Roman" w:eastAsia="標楷體" w:hAnsi="Times New Roman" w:hint="eastAsia"/>
           <w:szCs w:val="24"/>
         </w:rPr>
-        <w:t>門，</w:t>
-      </w:r>
-      <w:r>
-        <w:rPr>
-          <w:rFonts w:ascii="Times New Roman" w:eastAsia="標楷體" w:hAnsi="Times New Roman" w:hint="eastAsia"/>
-          <w:szCs w:val="24"/>
-        </w:rPr>
-        <w:t>就</w:t>
-      </w:r>
-      <w:r>
-        <w:rPr>
-          <w:rFonts w:ascii="Times New Roman" w:eastAsia="標楷體" w:hAnsi="Times New Roman" w:hint="eastAsia"/>
-          <w:szCs w:val="24"/>
-        </w:rPr>
-        <w:t>在</w:t>
+        <w:t>門在</w:t>
       </w:r>
       <w:r>
         <w:rPr>
@@ -1824,6 +1757,20 @@
           <w:rFonts w:ascii="Times New Roman" w:eastAsia="標楷體" w:hAnsi="Times New Roman" w:hint="eastAsia"/>
           <w:szCs w:val="24"/>
         </w:rPr>
+        <w:t>對應到我們的肉體，兩隻眼睛是靈魂之窗，而玄關竅就是我們的靈魂之門，</w:t>
+      </w:r>
+      <w:r>
+        <w:rPr>
+          <w:rFonts w:ascii="Times New Roman" w:eastAsia="標楷體" w:hAnsi="Times New Roman" w:hint="eastAsia"/>
+          <w:szCs w:val="24"/>
+        </w:rPr>
+        <w:t>是我們靈性出入的門戶。</w:t>
+      </w:r>
+      <w:r>
+        <w:rPr>
+          <w:rFonts w:ascii="Times New Roman" w:eastAsia="標楷體" w:hAnsi="Times New Roman" w:hint="eastAsia"/>
+          <w:szCs w:val="24"/>
+        </w:rPr>
         <w:t>孔老夫子說過</w:t>
       </w:r>
       <w:r>
@@ -1908,15 +1855,7 @@
           <w:rFonts w:ascii="Times New Roman" w:eastAsia="標楷體" w:hAnsi="Times New Roman" w:hint="eastAsia"/>
           <w:szCs w:val="24"/>
         </w:rPr>
-        <w:t>必</w:t>
-      </w:r>
-      <w:r>
-        <w:rPr>
-          <w:rFonts w:ascii="Times New Roman" w:eastAsia="標楷體" w:hAnsi="Times New Roman" w:hint="eastAsia"/>
-          <w:szCs w:val="24"/>
-        </w:rPr>
-        <w:lastRenderedPageBreak/>
-        <w:t>須</w:t>
+        <w:t>必須</w:t>
       </w:r>
       <w:r>
         <w:rPr>
@@ -2091,7 +2030,21 @@
           <w:rFonts w:ascii="Times New Roman" w:eastAsia="標楷體" w:hAnsi="Times New Roman" w:hint="eastAsia"/>
           <w:szCs w:val="24"/>
         </w:rPr>
-        <w:t>如果是沒有求過道的人，就不知道靈性出入的門戶在哪，只能從其他旁門出去，從旁門出去就只能在四生六道裡繼續輪迴了。</w:t>
+        <w:t>如果是沒有求過道的人，</w:t>
+      </w:r>
+      <w:r>
+        <w:rPr>
+          <w:rFonts w:ascii="Times New Roman" w:eastAsia="標楷體" w:hAnsi="Times New Roman" w:hint="eastAsia"/>
+          <w:szCs w:val="24"/>
+        </w:rPr>
+        <w:t>這扇門就是關閉的，他們</w:t>
+      </w:r>
+      <w:r>
+        <w:rPr>
+          <w:rFonts w:ascii="Times New Roman" w:eastAsia="標楷體" w:hAnsi="Times New Roman" w:hint="eastAsia"/>
+          <w:szCs w:val="24"/>
+        </w:rPr>
+        <w:t>就不知道靈性出入的門戶在哪，只能從其他旁門出去，從旁門出去就只能在四生六道裡繼續輪迴了。</w:t>
       </w:r>
     </w:p>
     <w:p>
@@ -2265,140 +2218,7 @@
           <w:rFonts w:ascii="Times New Roman" w:eastAsia="標楷體" w:hAnsi="Times New Roman" w:hint="eastAsia"/>
           <w:szCs w:val="24"/>
         </w:rPr>
-        <w:t>剛才向各位說過，三寶是天機，就算是成道的仙佛也不敢任意洩漏，不過仙佛都會留下一些經典給眾生暗示。接下來後學就來舉幾個例子。有句成語叫做「拈花微笑」，</w:t>
-      </w:r>
-      <w:r>
-        <w:rPr>
-          <w:rFonts w:ascii="Times New Roman" w:eastAsia="標楷體" w:hAnsi="Times New Roman" w:hint="eastAsia"/>
-          <w:szCs w:val="24"/>
-        </w:rPr>
-        <w:t>這句成語來自於</w:t>
-      </w:r>
-      <w:r>
-        <w:rPr>
-          <w:rFonts w:ascii="Times New Roman" w:eastAsia="標楷體" w:hAnsi="Times New Roman" w:hint="eastAsia"/>
-          <w:szCs w:val="24"/>
-        </w:rPr>
-        <w:t>佛經</w:t>
-      </w:r>
-      <w:r>
-        <w:rPr>
-          <w:rFonts w:ascii="Times New Roman" w:eastAsia="標楷體" w:hAnsi="Times New Roman" w:hint="eastAsia"/>
-          <w:szCs w:val="24"/>
-        </w:rPr>
-        <w:t>，佛經</w:t>
-      </w:r>
-      <w:r>
-        <w:rPr>
-          <w:rFonts w:ascii="Times New Roman" w:eastAsia="標楷體" w:hAnsi="Times New Roman" w:hint="eastAsia"/>
-          <w:szCs w:val="24"/>
-        </w:rPr>
-        <w:t>上有記載，釋迦牟尼佛</w:t>
-      </w:r>
-      <w:r>
-        <w:rPr>
-          <w:rFonts w:ascii="Times New Roman" w:eastAsia="標楷體" w:hAnsi="Times New Roman" w:hint="eastAsia"/>
-          <w:szCs w:val="24"/>
-        </w:rPr>
-        <w:t>一生</w:t>
-      </w:r>
-      <w:r>
-        <w:rPr>
-          <w:rFonts w:ascii="Times New Roman" w:eastAsia="標楷體" w:hAnsi="Times New Roman" w:hint="eastAsia"/>
-          <w:szCs w:val="24"/>
-        </w:rPr>
-        <w:t>講經說法</w:t>
-      </w:r>
-      <w:r>
-        <w:rPr>
-          <w:rFonts w:ascii="Times New Roman" w:eastAsia="標楷體" w:hAnsi="Times New Roman" w:hint="eastAsia"/>
-          <w:szCs w:val="24"/>
-        </w:rPr>
-        <w:t>49</w:t>
-      </w:r>
-      <w:r>
-        <w:rPr>
-          <w:rFonts w:ascii="Times New Roman" w:eastAsia="標楷體" w:hAnsi="Times New Roman" w:hint="eastAsia"/>
-          <w:szCs w:val="24"/>
-        </w:rPr>
-        <w:t>年，有一次在靈山會上</w:t>
-      </w:r>
-      <w:r>
-        <w:rPr>
-          <w:rFonts w:ascii="Times New Roman" w:eastAsia="標楷體" w:hAnsi="Times New Roman" w:hint="eastAsia"/>
-          <w:szCs w:val="24"/>
-        </w:rPr>
-        <w:t>說法</w:t>
-      </w:r>
-      <w:r>
-        <w:rPr>
-          <w:rFonts w:ascii="Times New Roman" w:eastAsia="標楷體" w:hAnsi="Times New Roman" w:hint="eastAsia"/>
-          <w:szCs w:val="24"/>
-        </w:rPr>
-        <w:t>，</w:t>
-      </w:r>
-      <w:r>
-        <w:rPr>
-          <w:rFonts w:ascii="Times New Roman" w:eastAsia="標楷體" w:hAnsi="Times New Roman" w:hint="eastAsia"/>
-          <w:szCs w:val="24"/>
-        </w:rPr>
-        <w:t>只見</w:t>
-      </w:r>
-      <w:r>
-        <w:rPr>
-          <w:rFonts w:ascii="Times New Roman" w:eastAsia="標楷體" w:hAnsi="Times New Roman" w:hint="eastAsia"/>
-          <w:szCs w:val="24"/>
-        </w:rPr>
-        <w:t>佛陀手上拿著一朵金色的波羅蜜花，在眼前拈來拈去不發一語，當時眾人都不懂佛陀的用意是什麼，只有迦葉尊者當下破顏微笑。</w:t>
-      </w:r>
-      <w:r>
-        <w:rPr>
-          <w:rFonts w:ascii="Times New Roman" w:eastAsia="標楷體" w:hAnsi="Times New Roman" w:hint="eastAsia"/>
-          <w:szCs w:val="24"/>
-        </w:rPr>
-        <w:t>此時佛陀便知道，迦葉尊者已經領悟了心法，</w:t>
-      </w:r>
-      <w:r>
-        <w:rPr>
-          <w:rFonts w:ascii="Times New Roman" w:eastAsia="標楷體" w:hAnsi="Times New Roman" w:hint="eastAsia"/>
-          <w:szCs w:val="24"/>
-        </w:rPr>
-        <w:t>於是佛陀</w:t>
-      </w:r>
-      <w:r>
-        <w:rPr>
-          <w:rFonts w:ascii="Times New Roman" w:eastAsia="標楷體" w:hAnsi="Times New Roman" w:hint="eastAsia"/>
-          <w:szCs w:val="24"/>
-        </w:rPr>
-        <w:t>就將迦葉尊者叫到台前，並用袈裟遮圍，為迦葉尊者點道，並</w:t>
-      </w:r>
-      <w:r>
-        <w:rPr>
-          <w:rFonts w:ascii="Times New Roman" w:eastAsia="標楷體" w:hAnsi="Times New Roman" w:hint="eastAsia"/>
-          <w:szCs w:val="24"/>
-        </w:rPr>
-        <w:t>將心法傳授給摩訶迦葉，</w:t>
-      </w:r>
-      <w:r>
-        <w:rPr>
-          <w:rFonts w:ascii="Times New Roman" w:eastAsia="標楷體" w:hAnsi="Times New Roman" w:hint="eastAsia"/>
-          <w:szCs w:val="24"/>
-        </w:rPr>
-        <w:t>佛陀</w:t>
-      </w:r>
-      <w:r>
-        <w:rPr>
-          <w:rFonts w:ascii="Times New Roman" w:eastAsia="標楷體" w:hAnsi="Times New Roman" w:hint="eastAsia"/>
-          <w:szCs w:val="24"/>
-        </w:rPr>
-        <w:t>向他說道：「吾有正法眼藏，涅槃妙心，實相無相，微妙法門，不立文字，教外別傳，付囑摩訶迦葉。」</w:t>
-      </w:r>
-      <w:r>
-        <w:rPr>
-          <w:rFonts w:ascii="Times New Roman" w:eastAsia="標楷體" w:hAnsi="Times New Roman" w:hint="eastAsia"/>
-          <w:szCs w:val="24"/>
-        </w:rPr>
-        <w:t>這段話的意思是：「有一個能夠了脫生死的方法，它就藏在眼睛之中，它是無形無相，無法用言語形容的法門。今日將它傳授給迦葉尊者，並囑咐要將這心法代代相傳下去。」釋迦牟尼佛所說的「正法眼藏」，指的就是玄關竅這個地方。</w:t>
+        <w:t>論語裡，有句話說：「朝聞道，夕死可矣。」為什麼早上聽了道，晚上人走了都沒關係呢？因為大道至尊至貴，自古以來道是單傳獨授，法不傳六耳，因此能夠聞道的人，如同鳳毛麟角一樣稀少。況且，明師一指超生了死，所以即使晚上死了，也不感到可惜，畢竟靈性了脫生死輪迴才是究竟。</w:t>
       </w:r>
     </w:p>
     <w:p>
@@ -2406,7 +2226,174 @@
         <w:overflowPunct w:val="0"/>
         <w:ind w:firstLine="480"/>
         <w:rPr>
-          <w:rFonts w:ascii="Times New Roman" w:eastAsia="標楷體" w:hAnsi="Times New Roman" w:hint="eastAsia"/>
+          <w:rFonts w:ascii="Times New Roman" w:eastAsia="標楷體" w:hAnsi="Times New Roman"/>
+          <w:szCs w:val="24"/>
+        </w:rPr>
+      </w:pPr>
+      <w:r>
+        <w:rPr>
+          <w:rFonts w:ascii="Times New Roman" w:eastAsia="標楷體" w:hAnsi="Times New Roman" w:hint="eastAsia"/>
+          <w:szCs w:val="24"/>
+        </w:rPr>
+        <w:t>剛才向各位說過，三寶是天機，就算是成道的仙佛也不敢任意洩漏，不過仙佛都會留下一些經典給眾生暗示。</w:t>
+      </w:r>
+    </w:p>
+    <w:p>
+      <w:pPr>
+        <w:overflowPunct w:val="0"/>
+        <w:ind w:firstLine="480"/>
+        <w:rPr>
+          <w:rFonts w:ascii="Times New Roman" w:eastAsia="標楷體" w:hAnsi="Times New Roman"/>
+          <w:szCs w:val="24"/>
+        </w:rPr>
+      </w:pPr>
+      <w:r>
+        <w:rPr>
+          <w:rFonts w:ascii="Times New Roman" w:eastAsia="標楷體" w:hAnsi="Times New Roman" w:hint="eastAsia"/>
+          <w:szCs w:val="24"/>
+        </w:rPr>
+        <w:t>有句成語叫做「拈花微笑」，</w:t>
+      </w:r>
+      <w:r>
+        <w:rPr>
+          <w:rFonts w:ascii="Times New Roman" w:eastAsia="標楷體" w:hAnsi="Times New Roman" w:hint="eastAsia"/>
+          <w:szCs w:val="24"/>
+        </w:rPr>
+        <w:t>這句成語來自於</w:t>
+      </w:r>
+      <w:r>
+        <w:rPr>
+          <w:rFonts w:ascii="Times New Roman" w:eastAsia="標楷體" w:hAnsi="Times New Roman" w:hint="eastAsia"/>
+          <w:szCs w:val="24"/>
+        </w:rPr>
+        <w:t>佛經</w:t>
+      </w:r>
+      <w:r>
+        <w:rPr>
+          <w:rFonts w:ascii="Times New Roman" w:eastAsia="標楷體" w:hAnsi="Times New Roman" w:hint="eastAsia"/>
+          <w:szCs w:val="24"/>
+        </w:rPr>
+        <w:t>，佛經</w:t>
+      </w:r>
+      <w:r>
+        <w:rPr>
+          <w:rFonts w:ascii="Times New Roman" w:eastAsia="標楷體" w:hAnsi="Times New Roman" w:hint="eastAsia"/>
+          <w:szCs w:val="24"/>
+        </w:rPr>
+        <w:t>上有記載，釋迦牟尼佛</w:t>
+      </w:r>
+      <w:r>
+        <w:rPr>
+          <w:rFonts w:ascii="Times New Roman" w:eastAsia="標楷體" w:hAnsi="Times New Roman" w:hint="eastAsia"/>
+          <w:szCs w:val="24"/>
+        </w:rPr>
+        <w:t>一生</w:t>
+      </w:r>
+      <w:r>
+        <w:rPr>
+          <w:rFonts w:ascii="Times New Roman" w:eastAsia="標楷體" w:hAnsi="Times New Roman" w:hint="eastAsia"/>
+          <w:szCs w:val="24"/>
+        </w:rPr>
+        <w:t>講經說法</w:t>
+      </w:r>
+      <w:r>
+        <w:rPr>
+          <w:rFonts w:ascii="Times New Roman" w:eastAsia="標楷體" w:hAnsi="Times New Roman" w:hint="eastAsia"/>
+          <w:szCs w:val="24"/>
+        </w:rPr>
+        <w:t>49</w:t>
+      </w:r>
+      <w:r>
+        <w:rPr>
+          <w:rFonts w:ascii="Times New Roman" w:eastAsia="標楷體" w:hAnsi="Times New Roman" w:hint="eastAsia"/>
+          <w:szCs w:val="24"/>
+        </w:rPr>
+        <w:t>年，有一次在靈山會上</w:t>
+      </w:r>
+      <w:r>
+        <w:rPr>
+          <w:rFonts w:ascii="Times New Roman" w:eastAsia="標楷體" w:hAnsi="Times New Roman" w:hint="eastAsia"/>
+          <w:szCs w:val="24"/>
+        </w:rPr>
+        <w:t>說法</w:t>
+      </w:r>
+      <w:r>
+        <w:rPr>
+          <w:rFonts w:ascii="Times New Roman" w:eastAsia="標楷體" w:hAnsi="Times New Roman" w:hint="eastAsia"/>
+          <w:szCs w:val="24"/>
+        </w:rPr>
+        <w:t>，</w:t>
+      </w:r>
+      <w:r>
+        <w:rPr>
+          <w:rFonts w:ascii="Times New Roman" w:eastAsia="標楷體" w:hAnsi="Times New Roman" w:hint="eastAsia"/>
+          <w:szCs w:val="24"/>
+        </w:rPr>
+        <w:t>只見</w:t>
+      </w:r>
+      <w:r>
+        <w:rPr>
+          <w:rFonts w:ascii="Times New Roman" w:eastAsia="標楷體" w:hAnsi="Times New Roman" w:hint="eastAsia"/>
+          <w:szCs w:val="24"/>
+        </w:rPr>
+        <w:t>佛陀手上拿著一朵金色的波羅蜜花，在眼前拈來拈去不發一語，當時眾人都不懂佛陀的用意是什麼，只有迦葉尊者當下破顏微笑。</w:t>
+      </w:r>
+      <w:r>
+        <w:rPr>
+          <w:rFonts w:ascii="Times New Roman" w:eastAsia="標楷體" w:hAnsi="Times New Roman" w:hint="eastAsia"/>
+          <w:szCs w:val="24"/>
+        </w:rPr>
+        <w:t>此時佛陀便知道，迦葉尊者已經領悟了心法，</w:t>
+      </w:r>
+      <w:r>
+        <w:rPr>
+          <w:rFonts w:ascii="Times New Roman" w:eastAsia="標楷體" w:hAnsi="Times New Roman" w:hint="eastAsia"/>
+          <w:szCs w:val="24"/>
+        </w:rPr>
+        <w:t>於是佛陀</w:t>
+      </w:r>
+      <w:r>
+        <w:rPr>
+          <w:rFonts w:ascii="Times New Roman" w:eastAsia="標楷體" w:hAnsi="Times New Roman" w:hint="eastAsia"/>
+          <w:szCs w:val="24"/>
+        </w:rPr>
+        <w:t>就將迦葉尊者叫到台前，並用袈裟遮圍，為迦葉尊者點道，並</w:t>
+      </w:r>
+      <w:r>
+        <w:rPr>
+          <w:rFonts w:ascii="Times New Roman" w:eastAsia="標楷體" w:hAnsi="Times New Roman" w:hint="eastAsia"/>
+          <w:szCs w:val="24"/>
+        </w:rPr>
+        <w:t>將心法傳授給摩訶迦葉，</w:t>
+      </w:r>
+      <w:r>
+        <w:rPr>
+          <w:rFonts w:ascii="Times New Roman" w:eastAsia="標楷體" w:hAnsi="Times New Roman" w:hint="eastAsia"/>
+          <w:szCs w:val="24"/>
+        </w:rPr>
+        <w:t>佛陀</w:t>
+      </w:r>
+      <w:r>
+        <w:rPr>
+          <w:rFonts w:ascii="Times New Roman" w:eastAsia="標楷體" w:hAnsi="Times New Roman" w:hint="eastAsia"/>
+          <w:szCs w:val="24"/>
+        </w:rPr>
+        <w:t>向他說道：「吾有正法眼藏，涅槃妙心，實相無相，微妙法門，不立文字，教外別傳，付囑摩訶迦葉。」</w:t>
+      </w:r>
+      <w:r>
+        <w:rPr>
+          <w:rFonts w:ascii="Times New Roman" w:eastAsia="標楷體" w:hAnsi="Times New Roman" w:hint="eastAsia"/>
+          <w:szCs w:val="24"/>
+        </w:rPr>
+        <w:t>這段話的意思是：「有一個能夠了脫生死的方法，它就藏在眼睛之中，它是無形無相，無法用言語形容的法門。今日將它傳授給迦葉尊者，並囑咐要將這心法代代相傳下去。」釋迦牟尼佛所說的「正法眼藏」，指的就是玄關竅這個地方。</w:t>
+      </w:r>
+    </w:p>
+    <w:p>
+      <w:pPr>
+        <w:overflowPunct w:val="0"/>
+        <w:ind w:firstLine="480"/>
+        <w:rPr>
+          <w:rFonts w:ascii="Times New Roman" w:eastAsia="標楷體" w:hAnsi="Times New Roman"/>
           <w:szCs w:val="24"/>
         </w:rPr>
       </w:pPr>
@@ -2958,6 +2945,7 @@
           <w:rFonts w:ascii="Times New Roman" w:eastAsia="標楷體" w:hAnsi="Times New Roman" w:hint="eastAsia"/>
           <w:szCs w:val="24"/>
         </w:rPr>
+        <w:lastRenderedPageBreak/>
         <w:t>接著我們來講第二寶</w:t>
       </w:r>
       <w:r>
@@ -3184,7 +3172,6 @@
           <w:rFonts w:ascii="Times New Roman" w:eastAsia="標楷體" w:hAnsi="Times New Roman" w:hint="eastAsia"/>
           <w:szCs w:val="24"/>
         </w:rPr>
-        <w:lastRenderedPageBreak/>
         <w:t>Ｏ代表皇極象天──象天就是我們所處的人間，無論是人、動植物、高山河流、日月星辰、大地海洋，一切有形有象的事物都屬於這裡。但這裡的東西無時無刻都在改變，總有一天都會毀壞。而我們今天求了道，明師一指超生了死，</w:t>
       </w:r>
       <w:r>
@@ -3240,7 +3227,21 @@
           <w:rFonts w:ascii="Times New Roman" w:eastAsia="標楷體" w:hAnsi="Times New Roman" w:hint="eastAsia"/>
           <w:szCs w:val="24"/>
         </w:rPr>
-        <w:t>接著是第三寶──合仝。大家還記得怎麼抱嗎？（示範給求道人看）我們看算命先生都會掐指一算，他是怎麼算的呢？其實我們的手對應著十二地支，從無名指的指節開始</w:t>
+        <w:t>接著是第三寶──合仝。大家還記得怎麼抱嗎？（示範給求道人看）其實我們的手對應著十二地支，</w:t>
+      </w:r>
+      <w:r>
+        <w:rPr>
+          <w:rFonts w:ascii="Times New Roman" w:eastAsia="標楷體" w:hAnsi="Times New Roman" w:hint="eastAsia"/>
+          <w:szCs w:val="24"/>
+        </w:rPr>
+        <w:t>我們看算命先生都會掐指一算，他是怎麼算的呢？</w:t>
+      </w:r>
+      <w:r>
+        <w:rPr>
+          <w:rFonts w:ascii="Times New Roman" w:eastAsia="標楷體" w:hAnsi="Times New Roman" w:hint="eastAsia"/>
+          <w:szCs w:val="24"/>
+        </w:rPr>
+        <w:t>從無名指的指節開始</w:t>
       </w:r>
       <w:r>
         <w:rPr>
@@ -3289,14 +3290,70 @@
           <w:rFonts w:ascii="Times New Roman" w:eastAsia="標楷體" w:hAnsi="Times New Roman" w:hint="eastAsia"/>
           <w:szCs w:val="24"/>
         </w:rPr>
-        <w:t>，再將左手抱住右手，這就是合仝的抱法。這個是通天佛印，又稱作「子亥印」，日後我們回到佛堂，要叩首的時候，手就要像這樣子抱起來叩頭。那為什麼合仝又稱作「子亥印」？各位前賢看，子跟亥合起來，剛好是一個孩字。孟子說：「大人者，不失其赤子之心。」</w:t>
-      </w:r>
-      <w:r>
-        <w:rPr>
-          <w:rFonts w:ascii="Times New Roman" w:eastAsia="標楷體" w:hAnsi="Times New Roman" w:hint="eastAsia"/>
-          <w:szCs w:val="24"/>
-        </w:rPr>
-        <w:t>在聖經馬太福音第</w:t>
+        <w:t>，再將左手抱住右手，</w:t>
+      </w:r>
+      <w:r>
+        <w:rPr>
+          <w:rFonts w:ascii="Times New Roman" w:eastAsia="標楷體" w:hAnsi="Times New Roman" w:hint="eastAsia"/>
+          <w:szCs w:val="24"/>
+        </w:rPr>
+        <w:t>「掐子抱亥」，</w:t>
+      </w:r>
+      <w:r>
+        <w:rPr>
+          <w:rFonts w:ascii="Times New Roman" w:eastAsia="標楷體" w:hAnsi="Times New Roman" w:hint="eastAsia"/>
+          <w:szCs w:val="24"/>
+        </w:rPr>
+        <w:t>這就是合仝的抱法</w:t>
+      </w:r>
+      <w:r>
+        <w:rPr>
+          <w:rFonts w:ascii="Times New Roman" w:eastAsia="標楷體" w:hAnsi="Times New Roman" w:hint="eastAsia"/>
+          <w:szCs w:val="24"/>
+        </w:rPr>
+        <w:t>，又稱作</w:t>
+      </w:r>
+      <w:r>
+        <w:rPr>
+          <w:rFonts w:ascii="Times New Roman" w:eastAsia="標楷體" w:hAnsi="Times New Roman" w:hint="eastAsia"/>
+          <w:szCs w:val="24"/>
+        </w:rPr>
+        <w:t>「子亥印」</w:t>
+      </w:r>
+      <w:r>
+        <w:rPr>
+          <w:rFonts w:ascii="Times New Roman" w:eastAsia="標楷體" w:hAnsi="Times New Roman" w:hint="eastAsia"/>
+          <w:szCs w:val="24"/>
+        </w:rPr>
+        <w:t>。這個是通天佛印，日後我們回到佛堂，要叩首的時候，手就要像這樣子抱起來叩頭。各位前賢看，子跟亥合起來，剛好是一個孩字。孟子說：「大人者，不失其赤子之心。」</w:t>
+      </w:r>
+      <w:r>
+        <w:rPr>
+          <w:rFonts w:ascii="Times New Roman" w:eastAsia="標楷體" w:hAnsi="Times New Roman" w:hint="eastAsia"/>
+          <w:szCs w:val="24"/>
+        </w:rPr>
+        <w:t>所謂赤子，指的是一個剛出生的嬰兒，他的天性是非常天真純潔而且無邪的。</w:t>
+      </w:r>
+      <w:r>
+        <w:rPr>
+          <w:rFonts w:ascii="Times New Roman" w:eastAsia="標楷體" w:hAnsi="Times New Roman" w:hint="eastAsia"/>
+          <w:szCs w:val="24"/>
+        </w:rPr>
+        <w:t>在聖經馬太福音</w:t>
+      </w:r>
+      <w:r>
+        <w:rPr>
+          <w:rFonts w:ascii="Times New Roman" w:eastAsia="標楷體" w:hAnsi="Times New Roman" w:hint="eastAsia"/>
+          <w:szCs w:val="24"/>
+        </w:rPr>
+        <w:t>（</w:t>
+      </w:r>
+      <w:r>
+        <w:rPr>
+          <w:rFonts w:ascii="Times New Roman" w:eastAsia="標楷體" w:hAnsi="Times New Roman" w:hint="eastAsia"/>
+          <w:szCs w:val="24"/>
+        </w:rPr>
+        <w:t>第</w:t>
       </w:r>
       <w:r>
         <w:rPr>
@@ -3324,21 +3381,21 @@
           <w:rFonts w:ascii="Times New Roman" w:eastAsia="標楷體" w:hAnsi="Times New Roman" w:hint="eastAsia"/>
           <w:szCs w:val="24"/>
         </w:rPr>
-        <w:t>節裡</w:t>
-      </w:r>
-      <w:r>
-        <w:rPr>
-          <w:rFonts w:ascii="Times New Roman" w:eastAsia="標楷體" w:hAnsi="Times New Roman" w:hint="eastAsia"/>
-          <w:szCs w:val="24"/>
-        </w:rPr>
-        <w:t>也提到：「我實在告訴你們，你們若不回轉，變成小孩子的樣式，斷不得進天國。」</w:t>
-      </w:r>
-      <w:r>
-        <w:rPr>
-          <w:rFonts w:ascii="Times New Roman" w:eastAsia="標楷體" w:hAnsi="Times New Roman" w:hint="eastAsia"/>
-          <w:szCs w:val="24"/>
-        </w:rPr>
-        <w:t>（</w:t>
+        <w:t>節</w:t>
+      </w:r>
+      <w:r>
+        <w:rPr>
+          <w:rFonts w:ascii="Times New Roman" w:eastAsia="標楷體" w:hAnsi="Times New Roman" w:hint="eastAsia"/>
+          <w:szCs w:val="24"/>
+        </w:rPr>
+        <w:t>）</w:t>
+      </w:r>
+      <w:r>
+        <w:rPr>
+          <w:rFonts w:ascii="Times New Roman" w:eastAsia="標楷體" w:hAnsi="Times New Roman" w:hint="eastAsia"/>
+          <w:szCs w:val="24"/>
+        </w:rPr>
+        <w:t>裡也提到：「我實在告訴你們，你們若不回轉，變成小孩子的樣式，斷不得進天國。」（</w:t>
       </w:r>
       <w:r>
         <w:rPr>
@@ -3352,7 +3409,7 @@
           <w:rFonts w:ascii="Times New Roman" w:eastAsia="標楷體" w:hAnsi="Times New Roman" w:hint="eastAsia"/>
           <w:szCs w:val="24"/>
         </w:rPr>
-        <w:t>）所謂赤子，指的是一個剛出生的嬰兒，他的天性是非常天真純潔而且無邪的。</w:t>
+        <w:t>）</w:t>
       </w:r>
       <w:r>
         <w:rPr>
@@ -3476,6 +3533,519 @@
           <w:szCs w:val="24"/>
         </w:rPr>
       </w:pPr>
+      <w:r>
+        <w:rPr>
+          <w:rFonts w:ascii="Times New Roman" w:eastAsia="標楷體" w:hAnsi="Times New Roman" w:hint="eastAsia"/>
+          <w:szCs w:val="24"/>
+        </w:rPr>
+        <w:t>以上就是三寶，讓我們再複習一遍。第一寶是玄關竅，在我們兩眼的ＯＯＯ；第二寶是口訣，一共有</w:t>
+      </w:r>
+      <w:r>
+        <w:rPr>
+          <w:rFonts w:ascii="Times New Roman" w:eastAsia="標楷體" w:hAnsi="Times New Roman" w:hint="eastAsia"/>
+          <w:szCs w:val="24"/>
+        </w:rPr>
+        <w:t>5</w:t>
+      </w:r>
+      <w:r>
+        <w:rPr>
+          <w:rFonts w:ascii="Times New Roman" w:eastAsia="標楷體" w:hAnsi="Times New Roman" w:hint="eastAsia"/>
+          <w:szCs w:val="24"/>
+        </w:rPr>
+        <w:t>個字：ＯＯＯＯＯ；第三寶則是合仝，</w:t>
+      </w:r>
+      <w:r>
+        <w:rPr>
+          <w:rFonts w:ascii="Times New Roman" w:eastAsia="標楷體" w:hAnsi="Times New Roman" w:hint="eastAsia"/>
+          <w:szCs w:val="24"/>
+        </w:rPr>
+        <w:t>右手大拇指放在</w:t>
+      </w:r>
+      <w:r>
+        <w:rPr>
+          <w:rFonts w:ascii="Times New Roman" w:eastAsia="標楷體" w:hAnsi="Times New Roman" w:hint="eastAsia"/>
+          <w:szCs w:val="24"/>
+        </w:rPr>
+        <w:t>子</w:t>
+      </w:r>
+      <w:r>
+        <w:rPr>
+          <w:rFonts w:ascii="Times New Roman" w:eastAsia="標楷體" w:hAnsi="Times New Roman" w:hint="eastAsia"/>
+          <w:szCs w:val="24"/>
+        </w:rPr>
+        <w:t>的位置，把左手的大拇指放在亥的位置，再將左手抱住右手，這就是合仝的抱法。</w:t>
+      </w:r>
+    </w:p>
+    <w:p>
+      <w:pPr>
+        <w:widowControl/>
+        <w:rPr>
+          <w:rFonts w:ascii="Times New Roman" w:eastAsia="標楷體" w:hAnsi="Times New Roman"/>
+          <w:szCs w:val="24"/>
+        </w:rPr>
+      </w:pPr>
+    </w:p>
+    <w:p>
+      <w:pPr>
+        <w:widowControl/>
+        <w:outlineLvl w:val="0"/>
+        <w:rPr>
+          <w:rFonts w:ascii="Times New Roman" w:eastAsia="標楷體" w:hAnsi="Times New Roman" w:hint="eastAsia"/>
+          <w:b/>
+          <w:bCs/>
+          <w:szCs w:val="24"/>
+        </w:rPr>
+      </w:pPr>
+      <w:r>
+        <w:rPr>
+          <w:rFonts w:ascii="Times New Roman" w:eastAsia="標楷體" w:hAnsi="Times New Roman" w:hint="eastAsia"/>
+          <w:b/>
+          <w:bCs/>
+          <w:szCs w:val="24"/>
+        </w:rPr>
+        <w:t>用法及交代事項（</w:t>
+      </w:r>
+      <w:r>
+        <w:rPr>
+          <w:rFonts w:ascii="Times New Roman" w:eastAsia="標楷體" w:hAnsi="Times New Roman" w:hint="eastAsia"/>
+          <w:b/>
+          <w:bCs/>
+          <w:szCs w:val="24"/>
+        </w:rPr>
+        <w:t>11~14</w:t>
+      </w:r>
+      <w:r>
+        <w:rPr>
+          <w:rFonts w:ascii="Times New Roman" w:eastAsia="標楷體" w:hAnsi="Times New Roman" w:hint="eastAsia"/>
+          <w:b/>
+          <w:bCs/>
+          <w:szCs w:val="24"/>
+        </w:rPr>
+        <w:t>分鐘）（</w:t>
+      </w:r>
+      <w:r>
+        <w:rPr>
+          <w:rFonts w:ascii="Times New Roman" w:eastAsia="標楷體" w:hAnsi="Times New Roman" w:hint="eastAsia"/>
+          <w:b/>
+          <w:bCs/>
+          <w:szCs w:val="24"/>
+        </w:rPr>
+        <w:t>11*200</w:t>
+      </w:r>
+      <w:r>
+        <w:rPr>
+          <w:rFonts w:ascii="Times New Roman" w:eastAsia="標楷體" w:hAnsi="Times New Roman" w:hint="eastAsia"/>
+          <w:b/>
+          <w:bCs/>
+          <w:szCs w:val="24"/>
+        </w:rPr>
+        <w:t>＝</w:t>
+      </w:r>
+      <w:r>
+        <w:rPr>
+          <w:rFonts w:ascii="Times New Roman" w:eastAsia="標楷體" w:hAnsi="Times New Roman" w:hint="eastAsia"/>
+          <w:b/>
+          <w:bCs/>
+          <w:szCs w:val="24"/>
+        </w:rPr>
+        <w:t>2200</w:t>
+      </w:r>
+      <w:r>
+        <w:rPr>
+          <w:rFonts w:ascii="Times New Roman" w:eastAsia="標楷體" w:hAnsi="Times New Roman" w:hint="eastAsia"/>
+          <w:b/>
+          <w:bCs/>
+          <w:szCs w:val="24"/>
+        </w:rPr>
+        <w:t>字）</w:t>
+      </w:r>
+      <w:r>
+        <w:rPr>
+          <w:rFonts w:ascii="Times New Roman" w:eastAsia="標楷體" w:hAnsi="Times New Roman" w:hint="eastAsia"/>
+          <w:b/>
+          <w:bCs/>
+          <w:szCs w:val="24"/>
+        </w:rPr>
+        <w:t>（目前字）</w:t>
+      </w:r>
+    </w:p>
+    <w:p>
+      <w:pPr>
+        <w:widowControl/>
+        <w:ind w:firstLine="480"/>
+        <w:rPr>
+          <w:rFonts w:ascii="Times New Roman" w:eastAsia="標楷體" w:hAnsi="Times New Roman"/>
+          <w:szCs w:val="24"/>
+        </w:rPr>
+      </w:pPr>
+      <w:r>
+        <w:rPr>
+          <w:rFonts w:ascii="Times New Roman" w:eastAsia="標楷體" w:hAnsi="Times New Roman" w:hint="eastAsia"/>
+          <w:szCs w:val="24"/>
+        </w:rPr>
+        <w:t>既然我們今天求得了三寶，就要了解三寶怎麼用。三寶可以降伏我們的心，當我們覺得心煩意亂的時候，試著把我們的注意力集中在第一寶玄關這個地方，可以幫助我們收束身心，恢復平靜。如果還是感到煩躁的話，還可以在心中默念五字箴言，這樣我們的心就會慢慢地平靜下來。</w:t>
+      </w:r>
+    </w:p>
+    <w:p>
+      <w:pPr>
+        <w:widowControl/>
+        <w:ind w:firstLine="480"/>
+        <w:rPr>
+          <w:rFonts w:ascii="Times New Roman" w:eastAsia="標楷體" w:hAnsi="Times New Roman"/>
+          <w:szCs w:val="24"/>
+        </w:rPr>
+      </w:pPr>
+      <w:r>
+        <w:rPr>
+          <w:rFonts w:ascii="Times New Roman" w:eastAsia="標楷體" w:hAnsi="Times New Roman" w:hint="eastAsia"/>
+          <w:szCs w:val="24"/>
+        </w:rPr>
+        <w:t>再來，三寶可以逢凶化吉，躲劫避難。</w:t>
+      </w:r>
+      <w:r>
+        <w:rPr>
+          <w:rFonts w:ascii="Times New Roman" w:eastAsia="標楷體" w:hAnsi="Times New Roman" w:hint="eastAsia"/>
+          <w:szCs w:val="24"/>
+        </w:rPr>
+        <w:t>當我們遇到人力無法挽救的災難時，就可以使用三寶，兩眼守玄，意念集中在玄關這個地方，手抱合仝，在心中默念五字箴言，誠心地祈求上天助化撥轉，心誠就會有所感應。</w:t>
+      </w:r>
+    </w:p>
+    <w:p>
+      <w:pPr>
+        <w:widowControl/>
+        <w:ind w:firstLine="480"/>
+        <w:rPr>
+          <w:rFonts w:ascii="Times New Roman" w:eastAsia="標楷體" w:hAnsi="Times New Roman"/>
+          <w:szCs w:val="24"/>
+        </w:rPr>
+      </w:pPr>
+      <w:r>
+        <w:rPr>
+          <w:rFonts w:ascii="Times New Roman" w:eastAsia="標楷體" w:hAnsi="Times New Roman" w:hint="eastAsia"/>
+          <w:szCs w:val="24"/>
+        </w:rPr>
+        <w:t>但是，並不是發生意外的時候我們都有時間用三寶，好比是我們在騎車時，一台車直直地向我們衝過來，總不可能等我們用完三寶才撞過來吧！所以當遇到這種措手不及的災難，來不及用三寶時，就要靠我們平常修辦道，行功立德，仙佛自然會暗中助化，就是所謂的「不求平安，平安自來」。</w:t>
+      </w:r>
+    </w:p>
+    <w:p>
+      <w:pPr>
+        <w:widowControl/>
+        <w:ind w:firstLine="480"/>
+        <w:rPr>
+          <w:rFonts w:ascii="Times New Roman" w:eastAsia="標楷體" w:hAnsi="Times New Roman"/>
+          <w:szCs w:val="24"/>
+        </w:rPr>
+      </w:pPr>
+      <w:r>
+        <w:rPr>
+          <w:rFonts w:ascii="Times New Roman" w:eastAsia="標楷體" w:hAnsi="Times New Roman" w:hint="eastAsia"/>
+          <w:szCs w:val="24"/>
+        </w:rPr>
+        <w:t>接下來還有幾件事情要跟各位說明：</w:t>
+      </w:r>
+    </w:p>
+    <w:p>
+      <w:pPr>
+        <w:pStyle w:val="a7"/>
+        <w:widowControl/>
+        <w:numPr>
+          <w:ilvl w:val="0"/>
+          <w:numId w:val="5"/>
+        </w:numPr>
+        <w:ind w:leftChars="0"/>
+        <w:rPr>
+          <w:rFonts w:ascii="Times New Roman" w:eastAsia="標楷體" w:hAnsi="Times New Roman"/>
+          <w:szCs w:val="24"/>
+        </w:rPr>
+      </w:pPr>
+      <w:r>
+        <w:rPr>
+          <w:rFonts w:ascii="Times New Roman" w:eastAsia="標楷體" w:hAnsi="Times New Roman" w:hint="eastAsia"/>
+          <w:szCs w:val="24"/>
+        </w:rPr>
+        <w:t>求道資格</w:t>
+      </w:r>
+    </w:p>
+    <w:p>
+      <w:pPr>
+        <w:widowControl/>
+        <w:ind w:firstLine="480"/>
+        <w:rPr>
+          <w:rFonts w:ascii="Times New Roman" w:eastAsia="標楷體" w:hAnsi="Times New Roman"/>
+          <w:szCs w:val="24"/>
+        </w:rPr>
+      </w:pPr>
+      <w:r>
+        <w:rPr>
+          <w:rFonts w:ascii="Times New Roman" w:eastAsia="標楷體" w:hAnsi="Times New Roman" w:hint="eastAsia"/>
+          <w:szCs w:val="24"/>
+        </w:rPr>
+        <w:t>首先，各位今天能夠求道，代表大家都是祖上有德，累世有修，佛緣根基深厚的人，所以我們今天求道的因緣是非常殊勝的。</w:t>
+      </w:r>
+    </w:p>
+    <w:p>
+      <w:pPr>
+        <w:pStyle w:val="a7"/>
+        <w:widowControl/>
+        <w:numPr>
+          <w:ilvl w:val="0"/>
+          <w:numId w:val="5"/>
+        </w:numPr>
+        <w:ind w:leftChars="0"/>
+        <w:rPr>
+          <w:rFonts w:ascii="Times New Roman" w:eastAsia="標楷體" w:hAnsi="Times New Roman"/>
+          <w:szCs w:val="24"/>
+        </w:rPr>
+      </w:pPr>
+      <w:r>
+        <w:rPr>
+          <w:rFonts w:ascii="Times New Roman" w:eastAsia="標楷體" w:hAnsi="Times New Roman" w:hint="eastAsia"/>
+          <w:szCs w:val="24"/>
+        </w:rPr>
+        <w:lastRenderedPageBreak/>
+        <w:t>立愿</w:t>
+      </w:r>
+    </w:p>
+    <w:p>
+      <w:pPr>
+        <w:pStyle w:val="a7"/>
+        <w:widowControl/>
+        <w:ind w:leftChars="0"/>
+        <w:rPr>
+          <w:rFonts w:ascii="Times New Roman" w:eastAsia="標楷體" w:hAnsi="Times New Roman"/>
+          <w:szCs w:val="24"/>
+        </w:rPr>
+      </w:pPr>
+      <w:r>
+        <w:rPr>
+          <w:rFonts w:ascii="Times New Roman" w:eastAsia="標楷體" w:hAnsi="Times New Roman" w:hint="eastAsia"/>
+          <w:szCs w:val="24"/>
+        </w:rPr>
+        <w:t>除此之外，</w:t>
+      </w:r>
+      <w:r>
+        <w:rPr>
+          <w:rFonts w:ascii="Times New Roman" w:eastAsia="標楷體" w:hAnsi="Times New Roman" w:hint="eastAsia"/>
+          <w:szCs w:val="24"/>
+        </w:rPr>
+        <w:t>我們剛剛在佛前也有立愿。立愿除了是表達我們對上天的誠心敬意，也是給我們往後修行的目標跟方向。</w:t>
+      </w:r>
+    </w:p>
+    <w:p>
+      <w:pPr>
+        <w:pStyle w:val="a7"/>
+        <w:widowControl/>
+        <w:numPr>
+          <w:ilvl w:val="0"/>
+          <w:numId w:val="5"/>
+        </w:numPr>
+        <w:ind w:leftChars="0"/>
+        <w:rPr>
+          <w:rFonts w:ascii="Times New Roman" w:eastAsia="標楷體" w:hAnsi="Times New Roman"/>
+          <w:szCs w:val="24"/>
+        </w:rPr>
+      </w:pPr>
+      <w:r>
+        <w:rPr>
+          <w:rFonts w:ascii="Times New Roman" w:eastAsia="標楷體" w:hAnsi="Times New Roman" w:hint="eastAsia"/>
+          <w:szCs w:val="24"/>
+        </w:rPr>
+        <w:t>三師</w:t>
+      </w:r>
+    </w:p>
+    <w:p>
+      <w:pPr>
+        <w:pStyle w:val="a7"/>
+        <w:widowControl/>
+        <w:ind w:leftChars="0"/>
+        <w:rPr>
+          <w:rFonts w:ascii="Times New Roman" w:eastAsia="標楷體" w:hAnsi="Times New Roman"/>
+          <w:szCs w:val="24"/>
+        </w:rPr>
+      </w:pPr>
+      <w:r>
+        <w:rPr>
+          <w:rFonts w:ascii="Times New Roman" w:eastAsia="標楷體" w:hAnsi="Times New Roman" w:hint="eastAsia"/>
+          <w:szCs w:val="24"/>
+        </w:rPr>
+        <w:t>再來是三師。古代求道都要有明師傳道，而我們今天求道是拜濟公活佛為師尊，月會菩薩為師母，兩位仙佛負責三曹大開普渡的責任。但因為師尊師母都已經功圓果滿成道回天了，所以就由點傳師代替師尊師母傳道給我們。點傳師都是本身修持相當好的人，而今天為我們點道的點傳師是Ｏ點傳師，我們要記得Ｏ點傳師對我們有傳道之恩。再來是引保師，各位在求道之前，引保濕需要先跪在佛前為我們擔保立愿，我們才能求道，今天帶各位來求道的親朋好友就是引保師，他們求了道之後，覺得道很好所以也請我們來求道，希望我們的靈性能脫離輪迴，所以我們要好好修道，才不會辜負了引保師的苦心成全。</w:t>
+      </w:r>
+    </w:p>
+    <w:p>
+      <w:pPr>
+        <w:pStyle w:val="a7"/>
+        <w:widowControl/>
+        <w:numPr>
+          <w:ilvl w:val="0"/>
+          <w:numId w:val="5"/>
+        </w:numPr>
+        <w:ind w:leftChars="0"/>
+        <w:rPr>
+          <w:rFonts w:ascii="Times New Roman" w:eastAsia="標楷體" w:hAnsi="Times New Roman"/>
+          <w:szCs w:val="24"/>
+        </w:rPr>
+      </w:pPr>
+      <w:r>
+        <w:rPr>
+          <w:rFonts w:ascii="Times New Roman" w:eastAsia="標楷體" w:hAnsi="Times New Roman" w:hint="eastAsia"/>
+          <w:szCs w:val="24"/>
+        </w:rPr>
+        <w:t>功德費</w:t>
+      </w:r>
+    </w:p>
+    <w:p>
+      <w:pPr>
+        <w:pStyle w:val="a7"/>
+        <w:widowControl/>
+        <w:ind w:leftChars="0"/>
+        <w:rPr>
+          <w:rFonts w:ascii="Times New Roman" w:eastAsia="標楷體" w:hAnsi="Times New Roman"/>
+          <w:szCs w:val="24"/>
+        </w:rPr>
+      </w:pPr>
+      <w:r>
+        <w:rPr>
+          <w:rFonts w:ascii="Times New Roman" w:eastAsia="標楷體" w:hAnsi="Times New Roman" w:hint="eastAsia"/>
+          <w:szCs w:val="24"/>
+        </w:rPr>
+        <w:t>剛剛大家都有繳交功德費，那為什麼要繳交功德費呢？因為古時候是先修後得，要先修到三千功圓，八百果滿，還要千里訪明師。而現在大開普渡，先得後修，所以繳交功德費替自己做一些功德。有句話說：「佛家一文錢，大似須彌山。」各位今天了愿的功德費</w:t>
+      </w:r>
+      <w:r>
+        <w:rPr>
+          <w:rFonts w:ascii="Times New Roman" w:eastAsia="標楷體" w:hAnsi="Times New Roman" w:hint="eastAsia"/>
+          <w:szCs w:val="24"/>
+        </w:rPr>
+        <w:t>是以各位的名義去印善書，所謂「勸人一世以口，勸人百世以書。」如果有人因為看了善書而感惡向善，那這個功德就是我們的。等一下我們也會拿到一些善書，這些善書就是之前求道人的功德費印的。</w:t>
+      </w:r>
+    </w:p>
+    <w:p>
+      <w:pPr>
+        <w:pStyle w:val="a7"/>
+        <w:widowControl/>
+        <w:numPr>
+          <w:ilvl w:val="0"/>
+          <w:numId w:val="5"/>
+        </w:numPr>
+        <w:ind w:leftChars="0"/>
+        <w:rPr>
+          <w:rFonts w:ascii="Times New Roman" w:eastAsia="標楷體" w:hAnsi="Times New Roman"/>
+          <w:szCs w:val="24"/>
+        </w:rPr>
+      </w:pPr>
+      <w:r>
+        <w:rPr>
+          <w:rFonts w:ascii="Times New Roman" w:eastAsia="標楷體" w:hAnsi="Times New Roman" w:hint="eastAsia"/>
+          <w:szCs w:val="24"/>
+        </w:rPr>
+        <w:t>吃素一天</w:t>
+      </w:r>
+    </w:p>
+    <w:p>
+      <w:pPr>
+        <w:pStyle w:val="a7"/>
+        <w:widowControl/>
+        <w:ind w:leftChars="0"/>
+        <w:rPr>
+          <w:rFonts w:ascii="Times New Roman" w:eastAsia="標楷體" w:hAnsi="Times New Roman"/>
+          <w:szCs w:val="24"/>
+        </w:rPr>
+      </w:pPr>
+      <w:r>
+        <w:rPr>
+          <w:rFonts w:ascii="Times New Roman" w:eastAsia="標楷體" w:hAnsi="Times New Roman" w:hint="eastAsia"/>
+          <w:szCs w:val="24"/>
+        </w:rPr>
+        <w:t>我們今天求道，必須吃素一天</w:t>
+      </w:r>
+      <w:r>
+        <w:rPr>
+          <w:rFonts w:ascii="Times New Roman" w:eastAsia="標楷體" w:hAnsi="Times New Roman" w:hint="eastAsia"/>
+          <w:szCs w:val="24"/>
+        </w:rPr>
+        <w:t>。古代皇帝要祭天前都會齋戒沐浴，民間廟宇舉辦建醮時，也都會全村吃素三天、五天、七天不等。而我們今天來到清靜莊嚴的佛堂求道，吃一天素，</w:t>
+      </w:r>
+      <w:r>
+        <w:rPr>
+          <w:rFonts w:ascii="Times New Roman" w:eastAsia="標楷體" w:hAnsi="Times New Roman" w:hint="eastAsia"/>
+          <w:szCs w:val="24"/>
+        </w:rPr>
+        <w:t>代表我們對仙佛的誠心敬意</w:t>
+      </w:r>
+      <w:r>
+        <w:rPr>
+          <w:rFonts w:ascii="Times New Roman" w:eastAsia="標楷體" w:hAnsi="Times New Roman" w:hint="eastAsia"/>
+          <w:szCs w:val="24"/>
+        </w:rPr>
+        <w:t>。</w:t>
+      </w:r>
+    </w:p>
+    <w:p>
+      <w:pPr>
+        <w:pStyle w:val="a7"/>
+        <w:widowControl/>
+        <w:numPr>
+          <w:ilvl w:val="0"/>
+          <w:numId w:val="5"/>
+        </w:numPr>
+        <w:ind w:leftChars="0"/>
+        <w:rPr>
+          <w:rFonts w:ascii="Times New Roman" w:eastAsia="標楷體" w:hAnsi="Times New Roman"/>
+          <w:szCs w:val="24"/>
+        </w:rPr>
+      </w:pPr>
+      <w:r>
+        <w:rPr>
+          <w:rFonts w:ascii="Times New Roman" w:eastAsia="標楷體" w:hAnsi="Times New Roman" w:hint="eastAsia"/>
+          <w:szCs w:val="24"/>
+        </w:rPr>
+        <w:t>求道日</w:t>
+      </w:r>
+    </w:p>
+    <w:p>
+      <w:pPr>
+        <w:pStyle w:val="a7"/>
+        <w:widowControl/>
+        <w:ind w:leftChars="0"/>
+        <w:rPr>
+          <w:rFonts w:ascii="Times New Roman" w:eastAsia="標楷體" w:hAnsi="Times New Roman" w:hint="eastAsia"/>
+          <w:szCs w:val="24"/>
+        </w:rPr>
+      </w:pPr>
+      <w:r>
+        <w:rPr>
+          <w:rFonts w:ascii="Times New Roman" w:eastAsia="標楷體" w:hAnsi="Times New Roman" w:hint="eastAsia"/>
+          <w:szCs w:val="24"/>
+        </w:rPr>
+        <w:t>我們今天的求道日期是農曆Ｏ月Ｏ日，這對各位來說是值得紀念的日子。觀世音菩薩有三個紀念日，農曆</w:t>
+      </w:r>
+      <w:r>
+        <w:rPr>
+          <w:rFonts w:ascii="Times New Roman" w:eastAsia="標楷體" w:hAnsi="Times New Roman" w:hint="eastAsia"/>
+          <w:szCs w:val="24"/>
+        </w:rPr>
+        <w:t>2</w:t>
+      </w:r>
+      <w:r>
+        <w:rPr>
+          <w:rFonts w:ascii="Times New Roman" w:eastAsia="標楷體" w:hAnsi="Times New Roman" w:hint="eastAsia"/>
+          <w:szCs w:val="24"/>
+        </w:rPr>
+        <w:t>月</w:t>
+      </w:r>
+      <w:r>
+        <w:rPr>
+          <w:rFonts w:ascii="Times New Roman" w:eastAsia="標楷體" w:hAnsi="Times New Roman" w:hint="eastAsia"/>
+          <w:szCs w:val="24"/>
+        </w:rPr>
+        <w:t>19</w:t>
+      </w:r>
+      <w:r>
+        <w:rPr>
+          <w:rFonts w:ascii="Times New Roman" w:eastAsia="標楷體" w:hAnsi="Times New Roman" w:hint="eastAsia"/>
+          <w:szCs w:val="24"/>
+        </w:rPr>
+        <w:t>日是生日，</w:t>
+      </w:r>
     </w:p>
     <w:sectPr>
       <w:pgSz w:w="11906" w:h="16838"/>
@@ -3523,6 +4093,591 @@
     </w:p>
   </w:footnote>
 </w:footnotes>
+</file>
+
+<file path=word/numbering.xml><?xml version="1.0" encoding="utf-8"?>
+<w:numbering xmlns:wpc="http://schemas.microsoft.com/office/word/2010/wordprocessingCanvas" xmlns:cx="http://schemas.microsoft.com/office/drawing/2014/chartex" xmlns:cx1="http://schemas.microsoft.com/office/drawing/2015/9/8/chartex" xmlns:cx2="http://schemas.microsoft.com/office/drawing/2015/10/21/chartex" xmlns:cx3="http://schemas.microsoft.com/office/drawing/2016/5/9/chartex" xmlns:cx4="http://schemas.microsoft.com/office/drawing/2016/5/10/chartex" xmlns:cx5="http://schemas.microsoft.com/office/drawing/2016/5/11/chartex" xmlns:cx6="http://schemas.microsoft.com/office/drawing/2016/5/12/chartex" xmlns:cx7="http://schemas.microsoft.com/office/drawing/2016/5/13/chartex" xmlns:cx8="http://schemas.microsoft.com/office/drawing/2016/5/14/chartex" xmlns:mc="http://schemas.openxmlformats.org/markup-compatibility/2006" xmlns:aink="http://schemas.microsoft.com/office/drawing/2016/ink" xmlns:am3d="http://schemas.microsoft.com/office/drawing/2017/model3d" xmlns:o="urn:schemas-microsoft-com:office:office" xmlns:oel="http://schemas.microsoft.com/office/2019/extlst" xmlns:r="http://schemas.openxmlformats.org/officeDocument/2006/relationships" xmlns:m="http://schemas.openxmlformats.org/officeDocument/2006/math" xmlns:v="urn:schemas-microsoft-com:vml" xmlns:wp14="http://schemas.microsoft.com/office/word/2010/wordprocessingDrawing" xmlns:wp="http://schemas.openxmlformats.org/drawingml/2006/wordprocessingDrawing" xmlns:w10="urn:schemas-microsoft-com:office:word" xmlns:w="http://schemas.openxmlformats.org/wordprocessingml/2006/main" xmlns:w14="http://schemas.microsoft.com/office/word/2010/wordml" xmlns:w15="http://schemas.microsoft.com/office/word/2012/wordml" xmlns:w16cex="http://schemas.microsoft.com/office/word/2018/wordml/cex" xmlns:w16cid="http://schemas.microsoft.com/office/word/2016/wordml/cid" xmlns:w16="http://schemas.microsoft.com/office/word/2018/wordml" xmlns:w16du="http://schemas.microsoft.com/office/word/2023/wordml/word16du" xmlns:w16sdtdh="http://schemas.microsoft.com/office/word/2020/wordml/sdtdatahash" xmlns:w16se="http://schemas.microsoft.com/office/word/2015/wordml/symex" xmlns:wpg="http://schemas.microsoft.com/office/word/2010/wordprocessingGroup" xmlns:wpi="http://schemas.microsoft.com/office/word/2010/wordprocessingInk" xmlns:wne="http://schemas.microsoft.com/office/word/2006/wordml" xmlns:wps="http://schemas.microsoft.com/office/word/2010/wordprocessingShape" mc:Ignorable="w14 w15 w16se w16cid w16 w16cex w16sdtdh w16du wp14">
+  <w:abstractNum w:abstractNumId="0" w15:restartNumberingAfterBreak="0">
+    <w:nsid w:val="27A350C1"/>
+    <w:multiLevelType w:val="hybridMultilevel"/>
+    <w:tmpl w:val="84461BD0"/>
+    <w:lvl w:ilvl="0" w:tplc="F9282AAE">
+      <w:start w:val="1"/>
+      <w:numFmt w:val="bullet"/>
+      <w:lvlText w:val="※"/>
+      <w:lvlJc w:val="left"/>
+      <w:pPr>
+        <w:ind w:left="480" w:hanging="480"/>
+      </w:pPr>
+      <w:rPr>
+        <w:rFonts w:ascii="Work Sans Black" w:hAnsi="Work Sans Black" w:hint="default"/>
+      </w:rPr>
+    </w:lvl>
+    <w:lvl w:ilvl="1" w:tplc="04090003" w:tentative="1">
+      <w:start w:val="1"/>
+      <w:numFmt w:val="bullet"/>
+      <w:lvlText w:val=""/>
+      <w:lvlJc w:val="left"/>
+      <w:pPr>
+        <w:ind w:left="960" w:hanging="480"/>
+      </w:pPr>
+      <w:rPr>
+        <w:rFonts w:ascii="Wingdings" w:hAnsi="Wingdings" w:hint="default"/>
+      </w:rPr>
+    </w:lvl>
+    <w:lvl w:ilvl="2" w:tplc="04090005" w:tentative="1">
+      <w:start w:val="1"/>
+      <w:numFmt w:val="bullet"/>
+      <w:lvlText w:val=""/>
+      <w:lvlJc w:val="left"/>
+      <w:pPr>
+        <w:ind w:left="1440" w:hanging="480"/>
+      </w:pPr>
+      <w:rPr>
+        <w:rFonts w:ascii="Wingdings" w:hAnsi="Wingdings" w:hint="default"/>
+      </w:rPr>
+    </w:lvl>
+    <w:lvl w:ilvl="3" w:tplc="04090001" w:tentative="1">
+      <w:start w:val="1"/>
+      <w:numFmt w:val="bullet"/>
+      <w:lvlText w:val=""/>
+      <w:lvlJc w:val="left"/>
+      <w:pPr>
+        <w:ind w:left="1920" w:hanging="480"/>
+      </w:pPr>
+      <w:rPr>
+        <w:rFonts w:ascii="Wingdings" w:hAnsi="Wingdings" w:hint="default"/>
+      </w:rPr>
+    </w:lvl>
+    <w:lvl w:ilvl="4" w:tplc="04090003" w:tentative="1">
+      <w:start w:val="1"/>
+      <w:numFmt w:val="bullet"/>
+      <w:lvlText w:val=""/>
+      <w:lvlJc w:val="left"/>
+      <w:pPr>
+        <w:ind w:left="2400" w:hanging="480"/>
+      </w:pPr>
+      <w:rPr>
+        <w:rFonts w:ascii="Wingdings" w:hAnsi="Wingdings" w:hint="default"/>
+      </w:rPr>
+    </w:lvl>
+    <w:lvl w:ilvl="5" w:tplc="04090005" w:tentative="1">
+      <w:start w:val="1"/>
+      <w:numFmt w:val="bullet"/>
+      <w:lvlText w:val=""/>
+      <w:lvlJc w:val="left"/>
+      <w:pPr>
+        <w:ind w:left="2880" w:hanging="480"/>
+      </w:pPr>
+      <w:rPr>
+        <w:rFonts w:ascii="Wingdings" w:hAnsi="Wingdings" w:hint="default"/>
+      </w:rPr>
+    </w:lvl>
+    <w:lvl w:ilvl="6" w:tplc="04090001" w:tentative="1">
+      <w:start w:val="1"/>
+      <w:numFmt w:val="bullet"/>
+      <w:lvlText w:val=""/>
+      <w:lvlJc w:val="left"/>
+      <w:pPr>
+        <w:ind w:left="3360" w:hanging="480"/>
+      </w:pPr>
+      <w:rPr>
+        <w:rFonts w:ascii="Wingdings" w:hAnsi="Wingdings" w:hint="default"/>
+      </w:rPr>
+    </w:lvl>
+    <w:lvl w:ilvl="7" w:tplc="04090003" w:tentative="1">
+      <w:start w:val="1"/>
+      <w:numFmt w:val="bullet"/>
+      <w:lvlText w:val=""/>
+      <w:lvlJc w:val="left"/>
+      <w:pPr>
+        <w:ind w:left="3840" w:hanging="480"/>
+      </w:pPr>
+      <w:rPr>
+        <w:rFonts w:ascii="Wingdings" w:hAnsi="Wingdings" w:hint="default"/>
+      </w:rPr>
+    </w:lvl>
+    <w:lvl w:ilvl="8" w:tplc="04090005" w:tentative="1">
+      <w:start w:val="1"/>
+      <w:numFmt w:val="bullet"/>
+      <w:lvlText w:val=""/>
+      <w:lvlJc w:val="left"/>
+      <w:pPr>
+        <w:ind w:left="4320" w:hanging="480"/>
+      </w:pPr>
+      <w:rPr>
+        <w:rFonts w:ascii="Wingdings" w:hAnsi="Wingdings" w:hint="default"/>
+      </w:rPr>
+    </w:lvl>
+  </w:abstractNum>
+  <w:abstractNum w:abstractNumId="1" w15:restartNumberingAfterBreak="0">
+    <w:nsid w:val="414F3562"/>
+    <w:multiLevelType w:val="hybridMultilevel"/>
+    <w:tmpl w:val="3BEC272E"/>
+    <w:lvl w:ilvl="0" w:tplc="C1B264F2">
+      <w:start w:val="1"/>
+      <w:numFmt w:val="bullet"/>
+      <w:lvlText w:val="※"/>
+      <w:lvlJc w:val="left"/>
+      <w:pPr>
+        <w:ind w:left="480" w:hanging="480"/>
+      </w:pPr>
+      <w:rPr>
+        <w:rFonts w:ascii="Work Sans" w:hAnsi="Work Sans" w:hint="default"/>
+      </w:rPr>
+    </w:lvl>
+    <w:lvl w:ilvl="1" w:tplc="04090003" w:tentative="1">
+      <w:start w:val="1"/>
+      <w:numFmt w:val="bullet"/>
+      <w:lvlText w:val=""/>
+      <w:lvlJc w:val="left"/>
+      <w:pPr>
+        <w:ind w:left="960" w:hanging="480"/>
+      </w:pPr>
+      <w:rPr>
+        <w:rFonts w:ascii="Wingdings" w:hAnsi="Wingdings" w:hint="default"/>
+      </w:rPr>
+    </w:lvl>
+    <w:lvl w:ilvl="2" w:tplc="04090005" w:tentative="1">
+      <w:start w:val="1"/>
+      <w:numFmt w:val="bullet"/>
+      <w:lvlText w:val=""/>
+      <w:lvlJc w:val="left"/>
+      <w:pPr>
+        <w:ind w:left="1440" w:hanging="480"/>
+      </w:pPr>
+      <w:rPr>
+        <w:rFonts w:ascii="Wingdings" w:hAnsi="Wingdings" w:hint="default"/>
+      </w:rPr>
+    </w:lvl>
+    <w:lvl w:ilvl="3" w:tplc="04090001" w:tentative="1">
+      <w:start w:val="1"/>
+      <w:numFmt w:val="bullet"/>
+      <w:lvlText w:val=""/>
+      <w:lvlJc w:val="left"/>
+      <w:pPr>
+        <w:ind w:left="1920" w:hanging="480"/>
+      </w:pPr>
+      <w:rPr>
+        <w:rFonts w:ascii="Wingdings" w:hAnsi="Wingdings" w:hint="default"/>
+      </w:rPr>
+    </w:lvl>
+    <w:lvl w:ilvl="4" w:tplc="04090003" w:tentative="1">
+      <w:start w:val="1"/>
+      <w:numFmt w:val="bullet"/>
+      <w:lvlText w:val=""/>
+      <w:lvlJc w:val="left"/>
+      <w:pPr>
+        <w:ind w:left="2400" w:hanging="480"/>
+      </w:pPr>
+      <w:rPr>
+        <w:rFonts w:ascii="Wingdings" w:hAnsi="Wingdings" w:hint="default"/>
+      </w:rPr>
+    </w:lvl>
+    <w:lvl w:ilvl="5" w:tplc="04090005" w:tentative="1">
+      <w:start w:val="1"/>
+      <w:numFmt w:val="bullet"/>
+      <w:lvlText w:val=""/>
+      <w:lvlJc w:val="left"/>
+      <w:pPr>
+        <w:ind w:left="2880" w:hanging="480"/>
+      </w:pPr>
+      <w:rPr>
+        <w:rFonts w:ascii="Wingdings" w:hAnsi="Wingdings" w:hint="default"/>
+      </w:rPr>
+    </w:lvl>
+    <w:lvl w:ilvl="6" w:tplc="04090001" w:tentative="1">
+      <w:start w:val="1"/>
+      <w:numFmt w:val="bullet"/>
+      <w:lvlText w:val=""/>
+      <w:lvlJc w:val="left"/>
+      <w:pPr>
+        <w:ind w:left="3360" w:hanging="480"/>
+      </w:pPr>
+      <w:rPr>
+        <w:rFonts w:ascii="Wingdings" w:hAnsi="Wingdings" w:hint="default"/>
+      </w:rPr>
+    </w:lvl>
+    <w:lvl w:ilvl="7" w:tplc="04090003" w:tentative="1">
+      <w:start w:val="1"/>
+      <w:numFmt w:val="bullet"/>
+      <w:lvlText w:val=""/>
+      <w:lvlJc w:val="left"/>
+      <w:pPr>
+        <w:ind w:left="3840" w:hanging="480"/>
+      </w:pPr>
+      <w:rPr>
+        <w:rFonts w:ascii="Wingdings" w:hAnsi="Wingdings" w:hint="default"/>
+      </w:rPr>
+    </w:lvl>
+    <w:lvl w:ilvl="8" w:tplc="04090005" w:tentative="1">
+      <w:start w:val="1"/>
+      <w:numFmt w:val="bullet"/>
+      <w:lvlText w:val=""/>
+      <w:lvlJc w:val="left"/>
+      <w:pPr>
+        <w:ind w:left="4320" w:hanging="480"/>
+      </w:pPr>
+      <w:rPr>
+        <w:rFonts w:ascii="Wingdings" w:hAnsi="Wingdings" w:hint="default"/>
+      </w:rPr>
+    </w:lvl>
+  </w:abstractNum>
+  <w:abstractNum w:abstractNumId="2" w15:restartNumberingAfterBreak="0">
+    <w:nsid w:val="445B29DC"/>
+    <w:multiLevelType w:val="hybridMultilevel"/>
+    <w:tmpl w:val="1706CA04"/>
+    <w:lvl w:ilvl="0" w:tplc="F9282AAE">
+      <w:start w:val="1"/>
+      <w:numFmt w:val="bullet"/>
+      <w:lvlText w:val="※"/>
+      <w:lvlJc w:val="left"/>
+      <w:pPr>
+        <w:ind w:left="480" w:hanging="480"/>
+      </w:pPr>
+      <w:rPr>
+        <w:rFonts w:ascii="Work Sans Black" w:hAnsi="Work Sans Black" w:hint="default"/>
+      </w:rPr>
+    </w:lvl>
+    <w:lvl w:ilvl="1" w:tplc="04090003" w:tentative="1">
+      <w:start w:val="1"/>
+      <w:numFmt w:val="bullet"/>
+      <w:lvlText w:val=""/>
+      <w:lvlJc w:val="left"/>
+      <w:pPr>
+        <w:ind w:left="960" w:hanging="480"/>
+      </w:pPr>
+      <w:rPr>
+        <w:rFonts w:ascii="Wingdings" w:hAnsi="Wingdings" w:hint="default"/>
+      </w:rPr>
+    </w:lvl>
+    <w:lvl w:ilvl="2" w:tplc="04090005" w:tentative="1">
+      <w:start w:val="1"/>
+      <w:numFmt w:val="bullet"/>
+      <w:lvlText w:val=""/>
+      <w:lvlJc w:val="left"/>
+      <w:pPr>
+        <w:ind w:left="1440" w:hanging="480"/>
+      </w:pPr>
+      <w:rPr>
+        <w:rFonts w:ascii="Wingdings" w:hAnsi="Wingdings" w:hint="default"/>
+      </w:rPr>
+    </w:lvl>
+    <w:lvl w:ilvl="3" w:tplc="04090001" w:tentative="1">
+      <w:start w:val="1"/>
+      <w:numFmt w:val="bullet"/>
+      <w:lvlText w:val=""/>
+      <w:lvlJc w:val="left"/>
+      <w:pPr>
+        <w:ind w:left="1920" w:hanging="480"/>
+      </w:pPr>
+      <w:rPr>
+        <w:rFonts w:ascii="Wingdings" w:hAnsi="Wingdings" w:hint="default"/>
+      </w:rPr>
+    </w:lvl>
+    <w:lvl w:ilvl="4" w:tplc="04090003" w:tentative="1">
+      <w:start w:val="1"/>
+      <w:numFmt w:val="bullet"/>
+      <w:lvlText w:val=""/>
+      <w:lvlJc w:val="left"/>
+      <w:pPr>
+        <w:ind w:left="2400" w:hanging="480"/>
+      </w:pPr>
+      <w:rPr>
+        <w:rFonts w:ascii="Wingdings" w:hAnsi="Wingdings" w:hint="default"/>
+      </w:rPr>
+    </w:lvl>
+    <w:lvl w:ilvl="5" w:tplc="04090005" w:tentative="1">
+      <w:start w:val="1"/>
+      <w:numFmt w:val="bullet"/>
+      <w:lvlText w:val=""/>
+      <w:lvlJc w:val="left"/>
+      <w:pPr>
+        <w:ind w:left="2880" w:hanging="480"/>
+      </w:pPr>
+      <w:rPr>
+        <w:rFonts w:ascii="Wingdings" w:hAnsi="Wingdings" w:hint="default"/>
+      </w:rPr>
+    </w:lvl>
+    <w:lvl w:ilvl="6" w:tplc="04090001" w:tentative="1">
+      <w:start w:val="1"/>
+      <w:numFmt w:val="bullet"/>
+      <w:lvlText w:val=""/>
+      <w:lvlJc w:val="left"/>
+      <w:pPr>
+        <w:ind w:left="3360" w:hanging="480"/>
+      </w:pPr>
+      <w:rPr>
+        <w:rFonts w:ascii="Wingdings" w:hAnsi="Wingdings" w:hint="default"/>
+      </w:rPr>
+    </w:lvl>
+    <w:lvl w:ilvl="7" w:tplc="04090003" w:tentative="1">
+      <w:start w:val="1"/>
+      <w:numFmt w:val="bullet"/>
+      <w:lvlText w:val=""/>
+      <w:lvlJc w:val="left"/>
+      <w:pPr>
+        <w:ind w:left="3840" w:hanging="480"/>
+      </w:pPr>
+      <w:rPr>
+        <w:rFonts w:ascii="Wingdings" w:hAnsi="Wingdings" w:hint="default"/>
+      </w:rPr>
+    </w:lvl>
+    <w:lvl w:ilvl="8" w:tplc="04090005" w:tentative="1">
+      <w:start w:val="1"/>
+      <w:numFmt w:val="bullet"/>
+      <w:lvlText w:val=""/>
+      <w:lvlJc w:val="left"/>
+      <w:pPr>
+        <w:ind w:left="4320" w:hanging="480"/>
+      </w:pPr>
+      <w:rPr>
+        <w:rFonts w:ascii="Wingdings" w:hAnsi="Wingdings" w:hint="default"/>
+      </w:rPr>
+    </w:lvl>
+  </w:abstractNum>
+  <w:abstractNum w:abstractNumId="3" w15:restartNumberingAfterBreak="0">
+    <w:nsid w:val="65C03570"/>
+    <w:multiLevelType w:val="hybridMultilevel"/>
+    <w:tmpl w:val="9BD8281E"/>
+    <w:lvl w:ilvl="0" w:tplc="0409000B">
+      <w:start w:val="1"/>
+      <w:numFmt w:val="bullet"/>
+      <w:lvlText w:val=""/>
+      <w:lvlJc w:val="left"/>
+      <w:pPr>
+        <w:ind w:left="480" w:hanging="480"/>
+      </w:pPr>
+      <w:rPr>
+        <w:rFonts w:ascii="Wingdings" w:hAnsi="Wingdings" w:hint="default"/>
+      </w:rPr>
+    </w:lvl>
+    <w:lvl w:ilvl="1" w:tplc="04090003" w:tentative="1">
+      <w:start w:val="1"/>
+      <w:numFmt w:val="bullet"/>
+      <w:lvlText w:val=""/>
+      <w:lvlJc w:val="left"/>
+      <w:pPr>
+        <w:ind w:left="960" w:hanging="480"/>
+      </w:pPr>
+      <w:rPr>
+        <w:rFonts w:ascii="Wingdings" w:hAnsi="Wingdings" w:hint="default"/>
+      </w:rPr>
+    </w:lvl>
+    <w:lvl w:ilvl="2" w:tplc="04090005" w:tentative="1">
+      <w:start w:val="1"/>
+      <w:numFmt w:val="bullet"/>
+      <w:lvlText w:val=""/>
+      <w:lvlJc w:val="left"/>
+      <w:pPr>
+        <w:ind w:left="1440" w:hanging="480"/>
+      </w:pPr>
+      <w:rPr>
+        <w:rFonts w:ascii="Wingdings" w:hAnsi="Wingdings" w:hint="default"/>
+      </w:rPr>
+    </w:lvl>
+    <w:lvl w:ilvl="3" w:tplc="04090001" w:tentative="1">
+      <w:start w:val="1"/>
+      <w:numFmt w:val="bullet"/>
+      <w:lvlText w:val=""/>
+      <w:lvlJc w:val="left"/>
+      <w:pPr>
+        <w:ind w:left="1920" w:hanging="480"/>
+      </w:pPr>
+      <w:rPr>
+        <w:rFonts w:ascii="Wingdings" w:hAnsi="Wingdings" w:hint="default"/>
+      </w:rPr>
+    </w:lvl>
+    <w:lvl w:ilvl="4" w:tplc="04090003" w:tentative="1">
+      <w:start w:val="1"/>
+      <w:numFmt w:val="bullet"/>
+      <w:lvlText w:val=""/>
+      <w:lvlJc w:val="left"/>
+      <w:pPr>
+        <w:ind w:left="2400" w:hanging="480"/>
+      </w:pPr>
+      <w:rPr>
+        <w:rFonts w:ascii="Wingdings" w:hAnsi="Wingdings" w:hint="default"/>
+      </w:rPr>
+    </w:lvl>
+    <w:lvl w:ilvl="5" w:tplc="04090005" w:tentative="1">
+      <w:start w:val="1"/>
+      <w:numFmt w:val="bullet"/>
+      <w:lvlText w:val=""/>
+      <w:lvlJc w:val="left"/>
+      <w:pPr>
+        <w:ind w:left="2880" w:hanging="480"/>
+      </w:pPr>
+      <w:rPr>
+        <w:rFonts w:ascii="Wingdings" w:hAnsi="Wingdings" w:hint="default"/>
+      </w:rPr>
+    </w:lvl>
+    <w:lvl w:ilvl="6" w:tplc="04090001" w:tentative="1">
+      <w:start w:val="1"/>
+      <w:numFmt w:val="bullet"/>
+      <w:lvlText w:val=""/>
+      <w:lvlJc w:val="left"/>
+      <w:pPr>
+        <w:ind w:left="3360" w:hanging="480"/>
+      </w:pPr>
+      <w:rPr>
+        <w:rFonts w:ascii="Wingdings" w:hAnsi="Wingdings" w:hint="default"/>
+      </w:rPr>
+    </w:lvl>
+    <w:lvl w:ilvl="7" w:tplc="04090003" w:tentative="1">
+      <w:start w:val="1"/>
+      <w:numFmt w:val="bullet"/>
+      <w:lvlText w:val=""/>
+      <w:lvlJc w:val="left"/>
+      <w:pPr>
+        <w:ind w:left="3840" w:hanging="480"/>
+      </w:pPr>
+      <w:rPr>
+        <w:rFonts w:ascii="Wingdings" w:hAnsi="Wingdings" w:hint="default"/>
+      </w:rPr>
+    </w:lvl>
+    <w:lvl w:ilvl="8" w:tplc="04090005" w:tentative="1">
+      <w:start w:val="1"/>
+      <w:numFmt w:val="bullet"/>
+      <w:lvlText w:val=""/>
+      <w:lvlJc w:val="left"/>
+      <w:pPr>
+        <w:ind w:left="4320" w:hanging="480"/>
+      </w:pPr>
+      <w:rPr>
+        <w:rFonts w:ascii="Wingdings" w:hAnsi="Wingdings" w:hint="default"/>
+      </w:rPr>
+    </w:lvl>
+  </w:abstractNum>
+  <w:abstractNum w:abstractNumId="4" w15:restartNumberingAfterBreak="0">
+    <w:nsid w:val="78121A33"/>
+    <w:multiLevelType w:val="hybridMultilevel"/>
+    <w:tmpl w:val="ABEAAAE6"/>
+    <w:lvl w:ilvl="0" w:tplc="C1B264F2">
+      <w:start w:val="1"/>
+      <w:numFmt w:val="bullet"/>
+      <w:lvlText w:val="※"/>
+      <w:lvlJc w:val="left"/>
+      <w:pPr>
+        <w:ind w:left="480" w:hanging="480"/>
+      </w:pPr>
+      <w:rPr>
+        <w:rFonts w:ascii="Work Sans" w:hAnsi="Work Sans" w:hint="default"/>
+      </w:rPr>
+    </w:lvl>
+    <w:lvl w:ilvl="1" w:tplc="04090003" w:tentative="1">
+      <w:start w:val="1"/>
+      <w:numFmt w:val="bullet"/>
+      <w:lvlText w:val=""/>
+      <w:lvlJc w:val="left"/>
+      <w:pPr>
+        <w:ind w:left="960" w:hanging="480"/>
+      </w:pPr>
+      <w:rPr>
+        <w:rFonts w:ascii="Wingdings" w:hAnsi="Wingdings" w:hint="default"/>
+      </w:rPr>
+    </w:lvl>
+    <w:lvl w:ilvl="2" w:tplc="04090005" w:tentative="1">
+      <w:start w:val="1"/>
+      <w:numFmt w:val="bullet"/>
+      <w:lvlText w:val=""/>
+      <w:lvlJc w:val="left"/>
+      <w:pPr>
+        <w:ind w:left="1440" w:hanging="480"/>
+      </w:pPr>
+      <w:rPr>
+        <w:rFonts w:ascii="Wingdings" w:hAnsi="Wingdings" w:hint="default"/>
+      </w:rPr>
+    </w:lvl>
+    <w:lvl w:ilvl="3" w:tplc="04090001" w:tentative="1">
+      <w:start w:val="1"/>
+      <w:numFmt w:val="bullet"/>
+      <w:lvlText w:val=""/>
+      <w:lvlJc w:val="left"/>
+      <w:pPr>
+        <w:ind w:left="1920" w:hanging="480"/>
+      </w:pPr>
+      <w:rPr>
+        <w:rFonts w:ascii="Wingdings" w:hAnsi="Wingdings" w:hint="default"/>
+      </w:rPr>
+    </w:lvl>
+    <w:lvl w:ilvl="4" w:tplc="04090003" w:tentative="1">
+      <w:start w:val="1"/>
+      <w:numFmt w:val="bullet"/>
+      <w:lvlText w:val=""/>
+      <w:lvlJc w:val="left"/>
+      <w:pPr>
+        <w:ind w:left="2400" w:hanging="480"/>
+      </w:pPr>
+      <w:rPr>
+        <w:rFonts w:ascii="Wingdings" w:hAnsi="Wingdings" w:hint="default"/>
+      </w:rPr>
+    </w:lvl>
+    <w:lvl w:ilvl="5" w:tplc="04090005" w:tentative="1">
+      <w:start w:val="1"/>
+      <w:numFmt w:val="bullet"/>
+      <w:lvlText w:val=""/>
+      <w:lvlJc w:val="left"/>
+      <w:pPr>
+        <w:ind w:left="2880" w:hanging="480"/>
+      </w:pPr>
+      <w:rPr>
+        <w:rFonts w:ascii="Wingdings" w:hAnsi="Wingdings" w:hint="default"/>
+      </w:rPr>
+    </w:lvl>
+    <w:lvl w:ilvl="6" w:tplc="04090001" w:tentative="1">
+      <w:start w:val="1"/>
+      <w:numFmt w:val="bullet"/>
+      <w:lvlText w:val=""/>
+      <w:lvlJc w:val="left"/>
+      <w:pPr>
+        <w:ind w:left="3360" w:hanging="480"/>
+      </w:pPr>
+      <w:rPr>
+        <w:rFonts w:ascii="Wingdings" w:hAnsi="Wingdings" w:hint="default"/>
+      </w:rPr>
+    </w:lvl>
+    <w:lvl w:ilvl="7" w:tplc="04090003" w:tentative="1">
+      <w:start w:val="1"/>
+      <w:numFmt w:val="bullet"/>
+      <w:lvlText w:val=""/>
+      <w:lvlJc w:val="left"/>
+      <w:pPr>
+        <w:ind w:left="3840" w:hanging="480"/>
+      </w:pPr>
+      <w:rPr>
+        <w:rFonts w:ascii="Wingdings" w:hAnsi="Wingdings" w:hint="default"/>
+      </w:rPr>
+    </w:lvl>
+    <w:lvl w:ilvl="8" w:tplc="04090005" w:tentative="1">
+      <w:start w:val="1"/>
+      <w:numFmt w:val="bullet"/>
+      <w:lvlText w:val=""/>
+      <w:lvlJc w:val="left"/>
+      <w:pPr>
+        <w:ind w:left="4320" w:hanging="480"/>
+      </w:pPr>
+      <w:rPr>
+        <w:rFonts w:ascii="Wingdings" w:hAnsi="Wingdings" w:hint="default"/>
+      </w:rPr>
+    </w:lvl>
+  </w:abstractNum>
+  <w:num w:numId="1" w16cid:durableId="128788260">
+    <w:abstractNumId w:val="1"/>
+  </w:num>
+  <w:num w:numId="2" w16cid:durableId="1924873522">
+    <w:abstractNumId w:val="4"/>
+  </w:num>
+  <w:num w:numId="3" w16cid:durableId="1662733010">
+    <w:abstractNumId w:val="0"/>
+  </w:num>
+  <w:num w:numId="4" w16cid:durableId="898325194">
+    <w:abstractNumId w:val="2"/>
+  </w:num>
+  <w:num w:numId="5" w16cid:durableId="238953906">
+    <w:abstractNumId w:val="3"/>
+  </w:num>
+</w:numbering>
 </file>
 
 <file path=word/styles.xml><?xml version="1.0" encoding="utf-8"?>
@@ -4011,6 +5166,16 @@
       <w:szCs w:val="20"/>
     </w:rPr>
   </w:style>
+  <w:style w:type="paragraph" w:styleId="a7">
+    <w:name w:val="List Paragraph"/>
+    <w:basedOn w:val="a"/>
+    <w:uiPriority w:val="34"/>
+    <w:qFormat/>
+    <w:rsid w:val="00B45868"/>
+    <w:pPr>
+      <w:ind w:leftChars="200" w:left="480"/>
+    </w:pPr>
+  </w:style>
 </w:styles>
 </file>
 
